--- a/klagomål/A 52457-2025 FSC-klagomål.docx
+++ b/klagomål/A 52457-2025 FSC-klagomål.docx
@@ -1127,7 +1127,7 @@
     <w:r>
       <w:tab/>
       <w:tab/>
-      <w:t>2025-10-25</w:t>
+      <w:t>2025-10-26</w:t>
       <w:br/>
       <w:br/>
     </w:r>

--- a/klagomål/A 52457-2025 FSC-klagomål.docx
+++ b/klagomål/A 52457-2025 FSC-klagomål.docx
@@ -1127,7 +1127,7 @@
     <w:r>
       <w:tab/>
       <w:tab/>
-      <w:t>2025-10-26</w:t>
+      <w:t>2025-10-27</w:t>
       <w:br/>
       <w:br/>
     </w:r>

--- a/klagomål/A 52457-2025 FSC-klagomål.docx
+++ b/klagomål/A 52457-2025 FSC-klagomål.docx
@@ -1127,7 +1127,7 @@
     <w:r>
       <w:tab/>
       <w:tab/>
-      <w:t>2025-10-27</w:t>
+      <w:t>2025-10-28</w:t>
       <w:br/>
       <w:br/>
     </w:r>

--- a/klagomål/A 52457-2025 FSC-klagomål.docx
+++ b/klagomål/A 52457-2025 FSC-klagomål.docx
@@ -1127,7 +1127,7 @@
     <w:r>
       <w:tab/>
       <w:tab/>
-      <w:t>2025-10-28</w:t>
+      <w:t>2025-10-29</w:t>
       <w:br/>
       <w:br/>
     </w:r>

--- a/klagomål/A 52457-2025 FSC-klagomål.docx
+++ b/klagomål/A 52457-2025 FSC-klagomål.docx
@@ -1127,7 +1127,7 @@
     <w:r>
       <w:tab/>
       <w:tab/>
-      <w:t>2025-10-29</w:t>
+      <w:t>2025-10-30</w:t>
       <w:br/>
       <w:br/>
     </w:r>

--- a/klagomål/A 52457-2025 FSC-klagomål.docx
+++ b/klagomål/A 52457-2025 FSC-klagomål.docx
@@ -1127,7 +1127,7 @@
     <w:r>
       <w:tab/>
       <w:tab/>
-      <w:t>2025-10-30</w:t>
+      <w:t>2025-10-31</w:t>
       <w:br/>
       <w:br/>
     </w:r>

--- a/klagomål/A 52457-2025 FSC-klagomål.docx
+++ b/klagomål/A 52457-2025 FSC-klagomål.docx
@@ -1127,7 +1127,7 @@
     <w:r>
       <w:tab/>
       <w:tab/>
-      <w:t>2025-10-31</w:t>
+      <w:t>2025-11-01</w:t>
       <w:br/>
       <w:br/>
     </w:r>

--- a/klagomål/A 52457-2025 FSC-klagomål.docx
+++ b/klagomål/A 52457-2025 FSC-klagomål.docx
@@ -191,7 +191,7 @@
     </w:p>
     <w:p>
       <w:r>
-        <w:t>I avverkningsanmälan har följande 5 naturvårdsarter hittats: knärot (VU, §8), garnlav (NT), lunglav (NT), mörk kolflarnlav (NT) och vedticka (S). Av dessa är 4 rödlistade. För rödlistade arter har rödlistekategorin angivits inom parentes. Arter som är signalarter enligt Skogsstyrelsen har markerats med (S). För fridlysta arter anges även paragrafen i Artskyddsförordningen som arten är fridlyst enligt.</w:t>
+        <w:t>I avverkningsanmälan har följande 6 naturvårdsarter hittats: knärot (VU, §8), garnlav (NT), lunglav (NT), mörk kolflarnlav (NT), luddlav (S) och vedticka (S). Av dessa är 4 rödlistade. För rödlistade arter har rödlistekategorin angivits inom parentes. Arter som är signalarter enligt Skogsstyrelsen har markerats med (S). För fridlysta arter anges även paragrafen i Artskyddsförordningen som arten är fridlyst enligt.</w:t>
       </w:r>
     </w:p>
     <w:p>
@@ -341,7 +341,7 @@
     </w:p>
     <w:p>
       <w:r>
-        <w:t>I det avverkningsanmälda området finns 3 fyndplatser för knärot registrerade på Artportalen. Figur 2 visar gränserna för buffertzoner på 50 m, som behöver lämnas kring fyndplatserna för att knärotslokalerna inte ska försvinna vid en avverkning. Av det avverkningsanmälda området överlappar 2.59 ha med buffertzonerna och får av detta skäl inte avverkas.</w:t>
+        <w:t>I det avverkningsanmälda området finns 5 fyndplatser för knärot registrerade på Artportalen. Figur 2 visar gränserna för buffertzoner på 50 m, som behöver lämnas kring fyndplatserna för att knärotslokalerna inte ska försvinna vid en avverkning. Av det avverkningsanmälda området överlappar 2.90 ha med buffertzonerna och får av detta skäl inte avverkas.</w:t>
       </w:r>
     </w:p>
     <w:p>
@@ -491,7 +491,7 @@
         <w:rPr>
           <w:i/>
         </w:rPr>
-        <w:t>I det avverkningsanmälda skogsområdet har 5 naturvårdsarter varav 4 rödlistade arter sina livsmiljöer och växtplatser.</w:t>
+        <w:t>I det avverkningsanmälda skogsområdet har 6 naturvårdsarter varav 4 rödlistade arter sina livsmiljöer och växtplatser.</w:t>
       </w:r>
     </w:p>
     <w:p>
@@ -1127,7 +1127,7 @@
     <w:r>
       <w:tab/>
       <w:tab/>
-      <w:t>2025-11-01</w:t>
+      <w:t>2025-11-02</w:t>
       <w:br/>
       <w:br/>
     </w:r>

--- a/klagomål/A 52457-2025 FSC-klagomål.docx
+++ b/klagomål/A 52457-2025 FSC-klagomål.docx
@@ -1127,7 +1127,7 @@
     <w:r>
       <w:tab/>
       <w:tab/>
-      <w:t>2025-11-02</w:t>
+      <w:t>2025-11-03</w:t>
       <w:br/>
       <w:br/>
     </w:r>

--- a/klagomål/A 52457-2025 FSC-klagomål.docx
+++ b/klagomål/A 52457-2025 FSC-klagomål.docx
@@ -191,7 +191,7 @@
     </w:p>
     <w:p>
       <w:r>
-        <w:t>I avverkningsanmälan har följande 6 naturvårdsarter hittats: knärot (VU, §8), garnlav (NT), lunglav (NT), mörk kolflarnlav (NT), luddlav (S) och vedticka (S). Av dessa är 4 rödlistade. För rödlistade arter har rödlistekategorin angivits inom parentes. Arter som är signalarter enligt Skogsstyrelsen har markerats med (S). För fridlysta arter anges även paragrafen i Artskyddsförordningen som arten är fridlyst enligt.</w:t>
+        <w:t>I avverkningsanmälan har följande 7 naturvårdsarter hittats: knärot (VU, §8), garnlav (NT), lunglav (NT), mörk kolflarnlav (NT), skrovellav (NT), luddlav (S) och vedticka (S). Av dessa är 5 rödlistade. För rödlistade arter har rödlistekategorin angivits inom parentes. Arter som är signalarter enligt Skogsstyrelsen har markerats med (S). För fridlysta arter anges även paragrafen i Artskyddsförordningen som arten är fridlyst enligt.</w:t>
       </w:r>
     </w:p>
     <w:p>
@@ -298,6 +298,26 @@
       </w:r>
     </w:p>
     <w:p>
+      <w:r>
+        <w:rPr>
+          <w:b/>
+        </w:rPr>
+        <w:t>Skrovellav (NT)</w:t>
+      </w:r>
+      <w:r>
+        <w:t xml:space="preserve"> växer på gamla lövträd och på klippor i gamla skogar med hög och jämn luftfuktighet. Slutavverkning av kontinuitetsskog utgör det största hotet och lavens fortsatta förekomst bör säkerställas genom att lokaler med äldre skog skyddas. I områden med mycket hög luftfuktighet kan man på bålen av skrovellav finna en sällsynt parasitsvamp med rödbruna apothecier, skrovellavsknapp </w:t>
+      </w:r>
+      <w:r>
+        <w:rPr>
+          <w:i/>
+        </w:rPr>
+        <w:t>Plectocarpon scrobiculatae</w:t>
+      </w:r>
+      <w:r>
+        <w:t xml:space="preserve"> (EN) (SLU Artdatabanken, 2024; Nitare &amp; Skogsstyrelsen, 2019).</w:t>
+      </w:r>
+    </w:p>
+    <w:p>
       <w:pPr>
         <w:pStyle w:val="Heading1"/>
       </w:pPr>
@@ -341,7 +361,7 @@
     </w:p>
     <w:p>
       <w:r>
-        <w:t>I det avverkningsanmälda området finns 5 fyndplatser för knärot registrerade på Artportalen. Figur 2 visar gränserna för buffertzoner på 50 m, som behöver lämnas kring fyndplatserna för att knärotslokalerna inte ska försvinna vid en avverkning. Av det avverkningsanmälda området överlappar 2.90 ha med buffertzonerna och får av detta skäl inte avverkas.</w:t>
+        <w:t>I det avverkningsanmälda området finns 6 fyndplatser för knärot registrerade på Artportalen. Figur 2 visar gränserna för buffertzoner på 50 m, som behöver lämnas kring fyndplatserna för att knärotslokalerna inte ska försvinna vid en avverkning. Av det avverkningsanmälda området överlappar 3.49 ha med buffertzonerna och får av detta skäl inte avverkas.</w:t>
       </w:r>
     </w:p>
     <w:p>
@@ -491,7 +511,7 @@
         <w:rPr>
           <w:i/>
         </w:rPr>
-        <w:t>I det avverkningsanmälda skogsområdet har 6 naturvårdsarter varav 4 rödlistade arter sina livsmiljöer och växtplatser.</w:t>
+        <w:t>I det avverkningsanmälda skogsområdet har 7 naturvårdsarter varav 5 rödlistade arter sina livsmiljöer och växtplatser.</w:t>
       </w:r>
     </w:p>
     <w:p>
@@ -1127,7 +1147,7 @@
     <w:r>
       <w:tab/>
       <w:tab/>
-      <w:t>2025-11-03</w:t>
+      <w:t>2025-11-04</w:t>
       <w:br/>
       <w:br/>
     </w:r>

--- a/klagomål/A 52457-2025 FSC-klagomål.docx
+++ b/klagomål/A 52457-2025 FSC-klagomål.docx
@@ -191,7 +191,7 @@
     </w:p>
     <w:p>
       <w:r>
-        <w:t>I avverkningsanmälan har följande 7 naturvårdsarter hittats: knärot (VU, §8), garnlav (NT), lunglav (NT), mörk kolflarnlav (NT), skrovellav (NT), luddlav (S) och vedticka (S). Av dessa är 5 rödlistade. För rödlistade arter har rödlistekategorin angivits inom parentes. Arter som är signalarter enligt Skogsstyrelsen har markerats med (S). För fridlysta arter anges även paragrafen i Artskyddsförordningen som arten är fridlyst enligt.</w:t>
+        <w:t>I avverkningsanmälan har följande 18 naturvårdsarter hittats: knärot (VU, §8), blågrå svartspik (NT), dvärgbägarlav (NT), garnlav (NT), kolflarnlav (NT), lunglav (NT), mörk kolflarnlav (NT), skrovellav (NT), tallticka (NT), talltita (NT, §4), vaddporing (NT), vedflamlav (NT), violettgrå tagellav (NT), dropptaggsvamp (S), luddlav (S), stuplav (S), vedticka (S) och kungsfågel (§4). Av dessa är 13 rödlistade. För rödlistade arter har rödlistekategorin angivits inom parentes. Arter som är signalarter enligt Skogsstyrelsen har markerats med (S). För fridlysta arter anges även paragrafen i Artskyddsförordningen som arten är fridlyst enligt.</w:t>
       </w:r>
     </w:p>
     <w:p>
@@ -206,7 +206,7 @@
       <w:r>
         <w:drawing>
           <wp:inline xmlns:a="http://schemas.openxmlformats.org/drawingml/2006/main" xmlns:pic="http://schemas.openxmlformats.org/drawingml/2006/picture">
-            <wp:extent cx="5486400" cy="6497213"/>
+            <wp:extent cx="5486400" cy="6379210"/>
             <wp:docPr id="1" name="Picture 1"/>
             <wp:cNvGraphicFramePr>
               <a:graphicFrameLocks noChangeAspect="1"/>
@@ -227,7 +227,7 @@
                   <pic:spPr>
                     <a:xfrm>
                       <a:off x="0" y="0"/>
-                      <a:ext cx="5486400" cy="6497213"/>
+                      <a:ext cx="5486400" cy="6379210"/>
                     </a:xfrm>
                     <a:prstGeom prst="rect"/>
                   </pic:spPr>
@@ -251,10 +251,43 @@
         <w:rPr>
           <w:b/>
         </w:rPr>
+        <w:t>Blågrå svartspik (NT)</w:t>
+      </w:r>
+      <w:r>
+        <w:t xml:space="preserve"> växer på torr, hård ved av gamla, solbelysta torrakor, högstubbar av tall och grova döda grenar på levande tallar i öppna bestånd av naturskogskaraktär. Nästan alltid rör det sig om tjärrika torrträd och högstubbar (töreved, keloträd) som kan vara en bra bit över hundra år, i vissa fall sannolikt hundratals år gamla. Skogsbruk är idag det allvarligaste hotet. Ett långsiktigt hot är att nybildningen av gamla torrakor och högstubbar är en långsam process vilken ofta är beroende av skogsbrand. Nytt substrat bildas numera sannolikt nästan inte alls då antalet naturliga skogsbränder har minskat drastiskt på grund av effektivare brandbekämpning. Döda träd som lämnas efter avverkning är inte lämpliga för arten, eftersom dessa träd inte varit utsatta för skogsbrand och bildat tjärrik ved. Skogsbruksåtgärder på eller i närheten av växtplatserna bör undvikas. Naturskogsartade skogar med förekomst av arten indikerar höga biologiska värden och bör bevaras. Blågrå svartspik har en mycket begränsad utbredning utanför de nordiska länderna varför dessa länder har ett speciellt ansvar för arten (SLU Artdatabanken, 2024).</w:t>
+      </w:r>
+    </w:p>
+    <w:p>
+      <w:r>
+        <w:rPr>
+          <w:b/>
+        </w:rPr>
+        <w:t>Dvärgbägarlav (NT)</w:t>
+      </w:r>
+      <w:r>
+        <w:t xml:space="preserve"> förekommer över hela Sverige på gammal hård ved, huvudsakligen på tall men i södra Sverige även på ek. Veden utgörs framförallt av grova stubbar, lågor och grenar. Substratet har blivit sällsyntare och nybildning av substrat sker bara i begränsad omfattning. Arten hotas av att grova lågor blir allt sällsyntare i dagens kulturskogar samt att nybildningen av lämpliga substrat går mycket långsamt. En riklig tillgång på gamla tall- eller eklågor måste säkerställas på artens lokaler (SLU Artdatabanken, 2024; Nitare &amp; Skogsstyrelsen, 2019).</w:t>
+      </w:r>
+    </w:p>
+    <w:p>
+      <w:r>
+        <w:rPr>
+          <w:b/>
+        </w:rPr>
         <w:t>Garnlav (NT)</w:t>
       </w:r>
       <w:r>
         <w:t xml:space="preserve"> är en utpräglad barrskogsart som ibland kan drapera träden i norrländska grannaturskogar med hög luftfuktighet. Den förekommer även i talldominerade bestånd där den, förutom i trädens grenverk, påträffas hängande över ojämnheter i tallbarken. Arten har minskat starkt i södra och mellersta Sverige och den minskar även i sitt nordliga utbredningsområde. Orsaken till tillbakagången beror främst på slutavverkningar av naturskogsartade skogar. Bestånd med riklig förekomst bör regelmässigt sparas. Garnlav är värdväxt för den mycket sällsynta och akut hotade fjärilen barrskogslavfly (CR) som hör hemma i boreala barrskogar med riklig förekomst av värdväxten. Tidigare kunde arten konstateras årligen på flera platser vid Dala-Floda i Dalarna innan lokalerna kalavverkades. Senaste fyndet i landet av barrskogslavfly är från år 2000 då den påträffades vid Högberget i Sollefteå kommun (SLU Artdatabanken, 2024).</w:t>
+      </w:r>
+    </w:p>
+    <w:p>
+      <w:r>
+        <w:rPr>
+          <w:b/>
+        </w:rPr>
+        <w:t>Kolflarnlav (NT)</w:t>
+      </w:r>
+      <w:r>
+        <w:t xml:space="preserve"> är brandberoende och växer nästan uteslutande på kolad hård kärnved av tall. Etableringen verkar ske först 100–300 år efter brand och nytt substrat nybildas i mycket begränsad omfattning. Avverkning av tallskog av naturskogskaraktär med spår av återkommande bränder är ett hot och mängden lämplig ved att växa på för arten minskar dels på grund av naturlig nedbrytning men framförallt på grund av att det förstörs i samband med slutavverkningar, gallringar och markberedning. Såväl kolflarnlav som mörk kolflarnlav har glänsande bålfjäll och förekommer främst i tall- och blandbarrskogar av naturskogskaraktär med spår av återkommande bränder. Skogar som dessa hyser höga biologiska värden och bör skyddas (SLU Artdatabanken, 2024).</w:t>
       </w:r>
     </w:p>
     <w:p>
@@ -315,6 +348,70 @@
       </w:r>
       <w:r>
         <w:t xml:space="preserve"> (EN) (SLU Artdatabanken, 2024; Nitare &amp; Skogsstyrelsen, 2019).</w:t>
+      </w:r>
+    </w:p>
+    <w:p>
+      <w:r>
+        <w:rPr>
+          <w:b/>
+        </w:rPr>
+        <w:t>Stuplav</w:t>
+      </w:r>
+      <w:r>
+        <w:t xml:space="preserve"> är en mycket bra signalart i hela sitt utbredningsområde och förekommer nästan enbart i skogsmiljöer med höga naturvärden. Den indikerar långvarig förekomst av gamla lövträd och miljöer med konstant hög luftfuktighet. I skogar med suboceaniskt klimat finns det en mycket sällsynt parasit, njurlavsknapp </w:t>
+      </w:r>
+      <w:r>
+        <w:rPr>
+          <w:i/>
+        </w:rPr>
+        <w:t>Pletocarpon nephromeum</w:t>
+      </w:r>
+      <w:r>
+        <w:t xml:space="preserve"> (EN), som växer på stuplav (SLU Artdatabanken, 2024; Nitare &amp; Skogsstyrelsen, 2019).</w:t>
+      </w:r>
+    </w:p>
+    <w:p>
+      <w:r>
+        <w:rPr>
+          <w:b/>
+        </w:rPr>
+        <w:t xml:space="preserve">Tallticka (NT) </w:t>
+      </w:r>
+      <w:r>
+        <w:t>uppträder först på tallar som är 100–150 år gamla men är vanligast på träd som är runt 150–200 år eller äldre. I skogslandskapet är den främst knuten till tallnaturskogar och restbiotoper med biologiskt gamla träd och signalerar vanligtvis skyddsvärda tallbestånd med höga naturvärden (SLU Artdatabanken, 2023; Nitare &amp; Skogsstyrelsen, 2019).</w:t>
+      </w:r>
+    </w:p>
+    <w:p>
+      <w:r>
+        <w:rPr>
+          <w:b/>
+        </w:rPr>
+        <w:t xml:space="preserve">Vaddporing (NT) </w:t>
+      </w:r>
+      <w:r>
+        <w:t>är en brunrötande vednedbrytare som hittas på undersidan av liggande murken tallved i olika former. Substratet utgörs framför allt av den typ av hård, kådimpregnerad och ofta kolad tallved som skapas i brandpräglad skog. Vedtypen nybildas i mycket liten omfattning och det är sannolikt att arten upplever en utdöendeskuld. För att garantera artens fortlevnad bör man både säkra att artens växtplatser hålls intakta samt att långsiktigt säkerställa att ny ved tillkommer, allra helst i omedelbar anslutning till artens växtplatser. Skoglig gallring och annat uttag av virke innebär ett hot mot arten (SLU Artdatabanken, 2024).</w:t>
+      </w:r>
+    </w:p>
+    <w:p>
+      <w:r>
+        <w:rPr>
+          <w:b/>
+        </w:rPr>
+        <w:t>Vedflamlav (NT)</w:t>
+      </w:r>
+      <w:r>
+        <w:t xml:space="preserve"> växer på gammal hård och torr, exponerad kärnved av tall, främst på högstubbar i ljusöppna lägen, t.ex. vid och på myrar, sjökanter, i glesa hällmarkskogar och i brandpräglade tallnaturskogar. Substratet nyskapas i begränsad omfattning och arten är en utmärkt indikator på höga naturvärden i denna skogstyp. Tall- och barrblandskogar med naturskogskaraktär och spår av bränder har ofta höga biologiska värden och bör skyddas (SLU Artdatabanken, 2024).</w:t>
+      </w:r>
+    </w:p>
+    <w:p>
+      <w:r>
+        <w:rPr>
+          <w:b/>
+        </w:rPr>
+        <w:t>Violettgrå tagellav (NT)</w:t>
+      </w:r>
+      <w:r>
+        <w:t xml:space="preserve"> växer nästan uteslutande i gamla olikåldriga barrnaturskogar med lång skoglig kontinuitet och är en utmärkt signal på skog med höga naturvärden. Slutavverkning av tidigare aldrig slutavverkad skog (kontinuitetsskog) är det största hotet. Biotopen nyskapas i begränsad omfattning och barrskog äldre än 160 år, där den violettgrå tagellaven huvudsakligen påträffas har minskat med 50% de senaste 50 åren. Lågproduktiv skogsmark där laven förekommer bör undantas från skogsbruk och rika förekomster i äldre granskog bör skyddas. Arten är känslig för uttorkning och det är väsentligt att tillräckligt stora bestånd avsätts (SLU Artdatabanken, 2024; Nitare &amp; Skogsstyrelsen, 2019).</w:t>
       </w:r>
     </w:p>
     <w:p>
@@ -327,7 +424,21 @@
     </w:p>
     <w:p>
       <w:r>
-        <w:t>Följande fridlysta arter har sina livsmiljöer och växtplatser i den avverkningsanmälda skogen: knärot (VU, §8).</w:t>
+        <w:t>Följande fridlysta arter har sina livsmiljöer och växtplatser i den avverkningsanmälda skogen: knärot (VU, §8), talltita (NT, §4) och kungsfågel (§4).</w:t>
+      </w:r>
+    </w:p>
+    <w:p>
+      <w:r>
+        <w:t xml:space="preserve">Observera att medlemsländerna är skyldiga att agera i enlighet med EU:s fågeldirektiv där det uttryckligen står att direktivet gäller för fåglar samt för deras ägg, bon och </w:t>
+      </w:r>
+      <w:r>
+        <w:rPr>
+          <w:b/>
+        </w:rPr>
+        <w:t xml:space="preserve">livsmiljöer </w:t>
+      </w:r>
+      <w:r>
+        <w:t>(artikel 1). Vidare att de åtgärder som vidtas inte får leda till en försämring av den nuvarande situationen beträffande bevarandet av de fågelarter som avses i artikel 1 (artikel 13). Fågeldirektivet är styrande för tillsynsansvariga myndigheters ärendehantering, ställningstaganden och beslutsfattande.</w:t>
       </w:r>
     </w:p>
     <w:p>
@@ -361,7 +472,7 @@
     </w:p>
     <w:p>
       <w:r>
-        <w:t>I det avverkningsanmälda området finns 6 fyndplatser för knärot registrerade på Artportalen. Figur 2 visar gränserna för buffertzoner på 50 m, som behöver lämnas kring fyndplatserna för att knärotslokalerna inte ska försvinna vid en avverkning. Av det avverkningsanmälda området överlappar 3.49 ha med buffertzonerna och får av detta skäl inte avverkas.</w:t>
+        <w:t>I det avverkningsanmälda området finns 15 fyndplatser för knärot registrerade på Artportalen. Figur 2 visar gränserna för buffertzoner på 50 m, som behöver lämnas kring fyndplatserna för att knärotslokalerna inte ska försvinna vid en avverkning. Av det avverkningsanmälda området överlappar 8.73 ha med buffertzonerna och får av detta skäl inte avverkas.</w:t>
       </w:r>
     </w:p>
     <w:p>
@@ -418,6 +529,17 @@
     </w:p>
     <w:p>
       <w:r>
+        <w:rPr>
+          <w:b/>
+        </w:rPr>
+        <w:t>Talltita (NT, §4)</w:t>
+      </w:r>
+      <w:r>
+        <w:t>, rödlistad som nära hotad och prioriterad art i Skogsvårdslagen har häckningsrevir i anmälan. Arten har minskat kraftigt de senaste 30 åren och minskningstakten innevarande 10-årsperiod beräknas till 20 (10–30) %. Talltitan är synnerligen trogen sitt cirka 15 hektar stora revir och är beroende av flerskiktade olikåldriga skogar för att kunna föda upp sina ungar. Talltitan försvinner om dess livsmiljö kalavverkas (Eggers &amp; Low (2014); Ekman (1979); Griesser et al (2007); Klein (2020); Siffczyk et al (2003); SLU Artdatabanken (2021).</w:t>
+      </w:r>
+    </w:p>
+    <w:p>
+      <w:r>
         <w:t>I BILAGA 1 finns mer detaljerad information om ekologi samt krav på livsmiljö hos fridlysta arter.</w:t>
       </w:r>
     </w:p>
@@ -473,6 +595,22 @@
       <w:r>
         <w:t>I den avverkningsanmälda skogen har fridlysta arter sina livsmiljöer och växtplatser. Att skada de fridlysta arternas livsmiljöer, växtplatser eller ekologiska funktion är inte tillåtet enligt artskyddsförordningen.</w:t>
       </w:r>
+      <w:r>
+        <w:rPr>
+          <w:i/>
+        </w:rPr>
+        <w:t xml:space="preserve"> EU:s medlemsländer och skogsbolag är skyldiga att agera i enlighet med EU:s fågeldirektiv där det uttryckligen står att direktivet gäller för fåglar samt för deras ägg, bon och </w:t>
+      </w:r>
+      <w:r>
+        <w:rPr>
+          <w:b/>
+          <w:i/>
+        </w:rPr>
+        <w:t xml:space="preserve">livsmiljöer </w:t>
+      </w:r>
+      <w:r>
+        <w:t>(artikel 1). Vidare att de åtgärder som vidtas inte får leda till en försämring av den nuvarande situationen beträffande bevarandet av de fågelarter som avses i artikel 1 (artikel 13).</w:t>
+      </w:r>
     </w:p>
     <w:p>
       <w:r>
@@ -511,7 +649,7 @@
         <w:rPr>
           <w:i/>
         </w:rPr>
-        <w:t>I det avverkningsanmälda skogsområdet har 7 naturvårdsarter varav 5 rödlistade arter sina livsmiljöer och växtplatser.</w:t>
+        <w:t>I det avverkningsanmälda skogsområdet har 18 naturvårdsarter varav 13 rödlistade arter sina livsmiljöer och växtplatser.</w:t>
       </w:r>
     </w:p>
     <w:p>
@@ -1017,6 +1155,126 @@
       </w:r>
       <w:r>
         <w:t>https://www.slu.se/artdatabanken/arter-och-natur/artiklar/over-20-nya-lavparasiter-for-sverige/</w:t>
+      </w:r>
+    </w:p>
+    <w:p>
+      <w:pPr>
+        <w:pStyle w:val="Heading1"/>
+      </w:pPr>
+      <w:r>
+        <w:t>Talltita – ekologi samt krav på livsmiljön</w:t>
+      </w:r>
+    </w:p>
+    <w:p>
+      <w:r>
+        <w:t>Talltita är rödlistad som NT, fridlyst och prioriterad art i Skogsvårdslagen. Den omfattas av EU:s fågeldirektiv. Arten har minskat kraftigt de senaste 30 åren och minskningstakten innevarande 10-årsperiod beräknas till 20 (10–30) % (SLU Artdatabanken, 2022).</w:t>
+      </w:r>
+    </w:p>
+    <w:p>
+      <w:r>
+        <w:t>Talltita föredrar större sammanhängande barrskogar, och finns såväl i tallskog som granskog och i lövblandad barrskog. Skogens struktur är viktig och ska helst vara flerskiktad med riklig underväxt av mindre granar, björk och andra lövträd och buskar. Tillgång på murknande högstubbar är särskilt viktig, eftersom talltitan helst själv hackar ut sitt bohål (SLU Artdatabanken, 2022).</w:t>
+      </w:r>
+    </w:p>
+    <w:p>
+      <w:r>
+        <w:t>Det finns flera studier som visar att talltita är känslig för gallring och inte överlever när dess livsmiljö kalavverkas (Eggers and Low, 2014; Griesser et al., 2007; Klein, 2020). Talltitans revir är förhållandevis stora, 10–20 hektar och arten missgynnas när skogen fragmenteras. Kalavverkning av större delar av reviret innebär att det överges (Artdatabanken, 2021).</w:t>
+      </w:r>
+    </w:p>
+    <w:p>
+      <w:r>
+        <w:t>Talltitan är synnerligen trogen sitt revir så länge paret lever och biotopen förblir intakt. Paret stannar i sitt revir året om. En förlust av ett revir har därför en stor inverkan på den lokala populationen och trakthyggesbruket anses vara orsak till den svenska populationens kraftiga minskning. Talltiteparets revirtrohet innebär att närhelst under året man observerar en adult talltita så ingår denna plats i reviret (Siffczyk et al., 2003; Ekman, 1979).</w:t>
+      </w:r>
+    </w:p>
+    <w:p>
+      <w:pPr>
+        <w:pStyle w:val="Heading2"/>
+      </w:pPr>
+      <w:r>
+        <w:t>Referenser – talltita</w:t>
+      </w:r>
+    </w:p>
+    <w:p>
+      <w:r>
+        <w:t xml:space="preserve">Eggers, S., Low, M., 2014. </w:t>
+      </w:r>
+      <w:r>
+        <w:rPr>
+          <w:i/>
+        </w:rPr>
+        <w:t xml:space="preserve">Differential demographic responses of sympatric Parids to vegetation management in boreal forest. </w:t>
+      </w:r>
+      <w:r>
+        <w:t>For. Ecol. Manage. 319, 169–175.</w:t>
+      </w:r>
+    </w:p>
+    <w:p>
+      <w:r>
+        <w:t xml:space="preserve">Ekman, J., 1979. </w:t>
+      </w:r>
+      <w:r>
+        <w:rPr>
+          <w:i/>
+        </w:rPr>
+        <w:t xml:space="preserve">Coherence, composition and territories of winter social groups of the Willow Tit Parus montanus and the Crested Tit P. cristatus. </w:t>
+      </w:r>
+      <w:r>
+        <w:t>Ornis Scandinavica, 10, pp 56–68</w:t>
+      </w:r>
+    </w:p>
+    <w:p>
+      <w:r>
+        <w:t xml:space="preserve">Griesser, M., Nystrand, M., Eggers, S., Ekman, J., 2007. </w:t>
+      </w:r>
+      <w:r>
+        <w:rPr>
+          <w:i/>
+        </w:rPr>
+        <w:t xml:space="preserve">Impact of forestry practices on fitness correlates and population productivity in an open-nesting bird species. </w:t>
+      </w:r>
+      <w:r>
+        <w:t>Conserv. Biol. 21, 767–774. https://doi.org/10.1111/j.1523- 1739.2007.00675.x</w:t>
+      </w:r>
+    </w:p>
+    <w:p>
+      <w:r>
+        <w:t xml:space="preserve">Klein, J., 2020. </w:t>
+      </w:r>
+      <w:r>
+        <w:rPr>
+          <w:i/>
+        </w:rPr>
+        <w:t xml:space="preserve">The forgotten forest – On thinning, retention, and biodiversity in the boreal forest. </w:t>
+      </w:r>
+      <w:r>
+        <w:t>Doctoral Thesis No. 2020:50</w:t>
+      </w:r>
+    </w:p>
+    <w:p>
+      <w:r>
+        <w:t xml:space="preserve">Siffczyk, C., Brotons, L., Kangas, K., Orell, M., 2003. </w:t>
+      </w:r>
+      <w:r>
+        <w:rPr>
+          <w:i/>
+        </w:rPr>
+        <w:t xml:space="preserve">Home range size of willow tits. </w:t>
+      </w:r>
+      <w:r>
+        <w:t>Oecologica, 136, 635–642 (2003)</w:t>
+      </w:r>
+    </w:p>
+    <w:p>
+      <w:r>
+        <w:t xml:space="preserve">SLU Artdatabanken, 2021. </w:t>
+      </w:r>
+      <w:r>
+        <w:rPr>
+          <w:i/>
+        </w:rPr>
+        <w:t xml:space="preserve">Artfaktablad. Naturvård – artfakta. </w:t>
+      </w:r>
+      <w:r>
+        <w:t>SLU Artdatabanken, Uppsala</w:t>
       </w:r>
     </w:p>
     <w:sectPr>
@@ -1147,7 +1405,7 @@
     <w:r>
       <w:tab/>
       <w:tab/>
-      <w:t>2025-11-04</w:t>
+      <w:t>2025-11-05</w:t>
       <w:br/>
       <w:br/>
     </w:r>

--- a/klagomål/A 52457-2025 FSC-klagomål.docx
+++ b/klagomål/A 52457-2025 FSC-klagomål.docx
@@ -1405,7 +1405,7 @@
     <w:r>
       <w:tab/>
       <w:tab/>
-      <w:t>2025-11-05</w:t>
+      <w:t>2025-11-06</w:t>
       <w:br/>
       <w:br/>
     </w:r>

--- a/klagomål/A 52457-2025 FSC-klagomål.docx
+++ b/klagomål/A 52457-2025 FSC-klagomål.docx
@@ -1405,7 +1405,7 @@
     <w:r>
       <w:tab/>
       <w:tab/>
-      <w:t>2025-11-06</w:t>
+      <w:t>2025-11-07</w:t>
       <w:br/>
       <w:br/>
     </w:r>

--- a/klagomål/A 52457-2025 FSC-klagomål.docx
+++ b/klagomål/A 52457-2025 FSC-klagomål.docx
@@ -1405,7 +1405,7 @@
     <w:r>
       <w:tab/>
       <w:tab/>
-      <w:t>2025-11-07</w:t>
+      <w:t>2025-11-08</w:t>
       <w:br/>
       <w:br/>
     </w:r>

--- a/klagomål/A 52457-2025 FSC-klagomål.docx
+++ b/klagomål/A 52457-2025 FSC-klagomål.docx
@@ -1405,7 +1405,7 @@
     <w:r>
       <w:tab/>
       <w:tab/>
-      <w:t>2025-11-08</w:t>
+      <w:t>2025-11-09</w:t>
       <w:br/>
       <w:br/>
     </w:r>

--- a/klagomål/A 52457-2025 FSC-klagomål.docx
+++ b/klagomål/A 52457-2025 FSC-klagomål.docx
@@ -1405,7 +1405,7 @@
     <w:r>
       <w:tab/>
       <w:tab/>
-      <w:t>2025-11-09</w:t>
+      <w:t>2025-11-10</w:t>
       <w:br/>
       <w:br/>
     </w:r>

--- a/klagomål/A 52457-2025 FSC-klagomål.docx
+++ b/klagomål/A 52457-2025 FSC-klagomål.docx
@@ -1405,7 +1405,7 @@
     <w:r>
       <w:tab/>
       <w:tab/>
-      <w:t>2025-11-10</w:t>
+      <w:t>2025-11-11</w:t>
       <w:br/>
       <w:br/>
     </w:r>

--- a/klagomål/A 52457-2025 FSC-klagomål.docx
+++ b/klagomål/A 52457-2025 FSC-klagomål.docx
@@ -1405,7 +1405,7 @@
     <w:r>
       <w:tab/>
       <w:tab/>
-      <w:t>2025-11-11</w:t>
+      <w:t>2025-11-12</w:t>
       <w:br/>
       <w:br/>
     </w:r>

--- a/klagomål/A 52457-2025 FSC-klagomål.docx
+++ b/klagomål/A 52457-2025 FSC-klagomål.docx
@@ -1405,7 +1405,7 @@
     <w:r>
       <w:tab/>
       <w:tab/>
-      <w:t>2025-11-12</w:t>
+      <w:t>2025-11-13</w:t>
       <w:br/>
       <w:br/>
     </w:r>

--- a/klagomål/A 52457-2025 FSC-klagomål.docx
+++ b/klagomål/A 52457-2025 FSC-klagomål.docx
@@ -1405,7 +1405,7 @@
     <w:r>
       <w:tab/>
       <w:tab/>
-      <w:t>2025-11-13</w:t>
+      <w:t>2025-11-14</w:t>
       <w:br/>
       <w:br/>
     </w:r>

--- a/klagomål/A 52457-2025 FSC-klagomål.docx
+++ b/klagomål/A 52457-2025 FSC-klagomål.docx
@@ -1405,7 +1405,7 @@
     <w:r>
       <w:tab/>
       <w:tab/>
-      <w:t>2025-11-14</w:t>
+      <w:t>2025-11-15</w:t>
       <w:br/>
       <w:br/>
     </w:r>

--- a/klagomål/A 52457-2025 FSC-klagomål.docx
+++ b/klagomål/A 52457-2025 FSC-klagomål.docx
@@ -1405,7 +1405,7 @@
     <w:r>
       <w:tab/>
       <w:tab/>
-      <w:t>2025-11-15</w:t>
+      <w:t>2025-11-20</w:t>
       <w:br/>
       <w:br/>
     </w:r>

--- a/klagomål/A 52457-2025 FSC-klagomål.docx
+++ b/klagomål/A 52457-2025 FSC-klagomål.docx
@@ -1405,7 +1405,7 @@
     <w:r>
       <w:tab/>
       <w:tab/>
-      <w:t>2025-11-20</w:t>
+      <w:t>2025-11-21</w:t>
       <w:br/>
       <w:br/>
     </w:r>

--- a/klagomål/A 52457-2025 FSC-klagomål.docx
+++ b/klagomål/A 52457-2025 FSC-klagomål.docx
@@ -1405,7 +1405,7 @@
     <w:r>
       <w:tab/>
       <w:tab/>
-      <w:t>2025-11-21</w:t>
+      <w:t>2025-11-22</w:t>
       <w:br/>
       <w:br/>
     </w:r>

--- a/klagomål/A 52457-2025 FSC-klagomål.docx
+++ b/klagomål/A 52457-2025 FSC-klagomål.docx
@@ -1405,7 +1405,7 @@
     <w:r>
       <w:tab/>
       <w:tab/>
-      <w:t>2025-11-22</w:t>
+      <w:t>2025-11-23</w:t>
       <w:br/>
       <w:br/>
     </w:r>

--- a/klagomål/A 52457-2025 FSC-klagomål.docx
+++ b/klagomål/A 52457-2025 FSC-klagomål.docx
@@ -1405,7 +1405,7 @@
     <w:r>
       <w:tab/>
       <w:tab/>
-      <w:t>2025-11-23</w:t>
+      <w:t>2025-11-24</w:t>
       <w:br/>
       <w:br/>
     </w:r>

--- a/klagomål/A 52457-2025 FSC-klagomål.docx
+++ b/klagomål/A 52457-2025 FSC-klagomål.docx
@@ -1405,7 +1405,7 @@
     <w:r>
       <w:tab/>
       <w:tab/>
-      <w:t>2025-11-24</w:t>
+      <w:t>2025-11-25</w:t>
       <w:br/>
       <w:br/>
     </w:r>

--- a/klagomål/A 52457-2025 FSC-klagomål.docx
+++ b/klagomål/A 52457-2025 FSC-klagomål.docx
@@ -1405,7 +1405,7 @@
     <w:r>
       <w:tab/>
       <w:tab/>
-      <w:t>2025-11-25</w:t>
+      <w:t>2025-11-26</w:t>
       <w:br/>
       <w:br/>
     </w:r>

--- a/klagomål/A 52457-2025 FSC-klagomål.docx
+++ b/klagomål/A 52457-2025 FSC-klagomål.docx
@@ -1405,7 +1405,7 @@
     <w:r>
       <w:tab/>
       <w:tab/>
-      <w:t>2025-11-26</w:t>
+      <w:t>2025-11-27</w:t>
       <w:br/>
       <w:br/>
     </w:r>

--- a/klagomål/A 52457-2025 FSC-klagomål.docx
+++ b/klagomål/A 52457-2025 FSC-klagomål.docx
@@ -1405,7 +1405,7 @@
     <w:r>
       <w:tab/>
       <w:tab/>
-      <w:t>2025-11-27</w:t>
+      <w:t>2025-11-28</w:t>
       <w:br/>
       <w:br/>
     </w:r>

--- a/klagomål/A 52457-2025 FSC-klagomål.docx
+++ b/klagomål/A 52457-2025 FSC-klagomål.docx
@@ -1405,7 +1405,7 @@
     <w:r>
       <w:tab/>
       <w:tab/>
-      <w:t>2025-11-28</w:t>
+      <w:t>2025-11-29</w:t>
       <w:br/>
       <w:br/>
     </w:r>

--- a/klagomål/A 52457-2025 FSC-klagomål.docx
+++ b/klagomål/A 52457-2025 FSC-klagomål.docx
@@ -1405,7 +1405,7 @@
     <w:r>
       <w:tab/>
       <w:tab/>
-      <w:t>2025-11-29</w:t>
+      <w:t>2025-11-30</w:t>
       <w:br/>
       <w:br/>
     </w:r>

--- a/klagomål/A 52457-2025 FSC-klagomål.docx
+++ b/klagomål/A 52457-2025 FSC-klagomål.docx
@@ -1405,7 +1405,7 @@
     <w:r>
       <w:tab/>
       <w:tab/>
-      <w:t>2025-11-30</w:t>
+      <w:t>2025-12-01</w:t>
       <w:br/>
       <w:br/>
     </w:r>

--- a/klagomål/A 52457-2025 FSC-klagomål.docx
+++ b/klagomål/A 52457-2025 FSC-klagomål.docx
@@ -1405,7 +1405,7 @@
     <w:r>
       <w:tab/>
       <w:tab/>
-      <w:t>2025-12-01</w:t>
+      <w:t>2025-12-02</w:t>
       <w:br/>
       <w:br/>
     </w:r>

--- a/klagomål/A 52457-2025 FSC-klagomål.docx
+++ b/klagomål/A 52457-2025 FSC-klagomål.docx
@@ -1405,7 +1405,7 @@
     <w:r>
       <w:tab/>
       <w:tab/>
-      <w:t>2025-12-02</w:t>
+      <w:t>2025-12-03</w:t>
       <w:br/>
       <w:br/>
     </w:r>

--- a/klagomål/A 52457-2025 FSC-klagomål.docx
+++ b/klagomål/A 52457-2025 FSC-klagomål.docx
@@ -1405,7 +1405,7 @@
     <w:r>
       <w:tab/>
       <w:tab/>
-      <w:t>2025-12-03</w:t>
+      <w:t>2025-12-04</w:t>
       <w:br/>
       <w:br/>
     </w:r>

--- a/klagomål/A 52457-2025 FSC-klagomål.docx
+++ b/klagomål/A 52457-2025 FSC-klagomål.docx
@@ -1405,7 +1405,7 @@
     <w:r>
       <w:tab/>
       <w:tab/>
-      <w:t>2025-12-04</w:t>
+      <w:t>2025-12-05</w:t>
       <w:br/>
       <w:br/>
     </w:r>

--- a/klagomål/A 52457-2025 FSC-klagomål.docx
+++ b/klagomål/A 52457-2025 FSC-klagomål.docx
@@ -1405,7 +1405,7 @@
     <w:r>
       <w:tab/>
       <w:tab/>
-      <w:t>2025-12-05</w:t>
+      <w:t>2025-12-06</w:t>
       <w:br/>
       <w:br/>
     </w:r>

--- a/klagomål/A 52457-2025 FSC-klagomål.docx
+++ b/klagomål/A 52457-2025 FSC-klagomål.docx
@@ -1405,7 +1405,7 @@
     <w:r>
       <w:tab/>
       <w:tab/>
-      <w:t>2025-12-06</w:t>
+      <w:t>2025-12-07</w:t>
       <w:br/>
       <w:br/>
     </w:r>

--- a/klagomål/A 52457-2025 FSC-klagomål.docx
+++ b/klagomål/A 52457-2025 FSC-klagomål.docx
@@ -1405,7 +1405,7 @@
     <w:r>
       <w:tab/>
       <w:tab/>
-      <w:t>2025-12-07</w:t>
+      <w:t>2025-12-08</w:t>
       <w:br/>
       <w:br/>
     </w:r>

--- a/klagomål/A 52457-2025 FSC-klagomål.docx
+++ b/klagomål/A 52457-2025 FSC-klagomål.docx
@@ -1405,7 +1405,7 @@
     <w:r>
       <w:tab/>
       <w:tab/>
-      <w:t>2025-12-08</w:t>
+      <w:t>2025-12-09</w:t>
       <w:br/>
       <w:br/>
     </w:r>

--- a/klagomål/A 52457-2025 FSC-klagomål.docx
+++ b/klagomål/A 52457-2025 FSC-klagomål.docx
@@ -1405,7 +1405,7 @@
     <w:r>
       <w:tab/>
       <w:tab/>
-      <w:t>2025-12-09</w:t>
+      <w:t>2025-12-10</w:t>
       <w:br/>
       <w:br/>
     </w:r>

--- a/klagomål/A 52457-2025 FSC-klagomål.docx
+++ b/klagomål/A 52457-2025 FSC-klagomål.docx
@@ -1405,7 +1405,7 @@
     <w:r>
       <w:tab/>
       <w:tab/>
-      <w:t>2025-12-10</w:t>
+      <w:t>2025-12-11</w:t>
       <w:br/>
       <w:br/>
     </w:r>

--- a/klagomål/A 52457-2025 FSC-klagomål.docx
+++ b/klagomål/A 52457-2025 FSC-klagomål.docx
@@ -1405,7 +1405,7 @@
     <w:r>
       <w:tab/>
       <w:tab/>
-      <w:t>2025-12-11</w:t>
+      <w:t>2025-12-12</w:t>
       <w:br/>
       <w:br/>
     </w:r>

--- a/klagomål/A 52457-2025 FSC-klagomål.docx
+++ b/klagomål/A 52457-2025 FSC-klagomål.docx
@@ -1405,7 +1405,7 @@
     <w:r>
       <w:tab/>
       <w:tab/>
-      <w:t>2025-12-12</w:t>
+      <w:t>2025-12-13</w:t>
       <w:br/>
       <w:br/>
     </w:r>

--- a/klagomål/A 52457-2025 FSC-klagomål.docx
+++ b/klagomål/A 52457-2025 FSC-klagomål.docx
@@ -1405,7 +1405,7 @@
     <w:r>
       <w:tab/>
       <w:tab/>
-      <w:t>2025-12-19</w:t>
+      <w:t>2025-12-20</w:t>
       <w:br/>
       <w:br/>
     </w:r>

--- a/klagomål/A 52457-2025 FSC-klagomål.docx
+++ b/klagomål/A 52457-2025 FSC-klagomål.docx
@@ -1405,7 +1405,7 @@
     <w:r>
       <w:tab/>
       <w:tab/>
-      <w:t>2025-12-20</w:t>
+      <w:t>2025-12-21</w:t>
       <w:br/>
       <w:br/>
     </w:r>

--- a/klagomål/A 52457-2025 FSC-klagomål.docx
+++ b/klagomål/A 52457-2025 FSC-klagomål.docx
@@ -1405,7 +1405,7 @@
     <w:r>
       <w:tab/>
       <w:tab/>
-      <w:t>2025-12-21</w:t>
+      <w:t>2025-12-22</w:t>
       <w:br/>
       <w:br/>
     </w:r>

--- a/klagomål/A 52457-2025 FSC-klagomål.docx
+++ b/klagomål/A 52457-2025 FSC-klagomål.docx
@@ -1405,7 +1405,7 @@
     <w:r>
       <w:tab/>
       <w:tab/>
-      <w:t>2025-12-22</w:t>
+      <w:t>2025-12-26</w:t>
       <w:br/>
       <w:br/>
     </w:r>

--- a/klagomål/A 52457-2025 FSC-klagomål.docx
+++ b/klagomål/A 52457-2025 FSC-klagomål.docx
@@ -1405,7 +1405,7 @@
     <w:r>
       <w:tab/>
       <w:tab/>
-      <w:t>2026-01-03</w:t>
+      <w:t>2026-01-04</w:t>
       <w:br/>
       <w:br/>
     </w:r>

--- a/klagomål/A 52457-2025 FSC-klagomål.docx
+++ b/klagomål/A 52457-2025 FSC-klagomål.docx
@@ -1405,7 +1405,7 @@
     <w:r>
       <w:tab/>
       <w:tab/>
-      <w:t>2026-01-07</w:t>
+      <w:t>2026-01-08</w:t>
       <w:br/>
       <w:br/>
     </w:r>

--- a/klagomål/A 52457-2025 FSC-klagomål.docx
+++ b/klagomål/A 52457-2025 FSC-klagomål.docx
@@ -1405,7 +1405,7 @@
     <w:r>
       <w:tab/>
       <w:tab/>
-      <w:t>2026-01-08</w:t>
+      <w:t>2026-01-09</w:t>
       <w:br/>
       <w:br/>
     </w:r>

--- a/klagomål/A 52457-2025 FSC-klagomål.docx
+++ b/klagomål/A 52457-2025 FSC-klagomål.docx
@@ -1405,7 +1405,7 @@
     <w:r>
       <w:tab/>
       <w:tab/>
-      <w:t>2026-01-09</w:t>
+      <w:t>2026-01-10</w:t>
       <w:br/>
       <w:br/>
     </w:r>

--- a/klagomål/A 52457-2025 FSC-klagomål.docx
+++ b/klagomål/A 52457-2025 FSC-klagomål.docx
@@ -1405,7 +1405,7 @@
     <w:r>
       <w:tab/>
       <w:tab/>
-      <w:t>2026-01-10</w:t>
+      <w:t>2026-01-11</w:t>
       <w:br/>
       <w:br/>
     </w:r>

--- a/klagomål/A 52457-2025 FSC-klagomål.docx
+++ b/klagomål/A 52457-2025 FSC-klagomål.docx
@@ -1405,7 +1405,7 @@
     <w:r>
       <w:tab/>
       <w:tab/>
-      <w:t>2026-01-11</w:t>
+      <w:t>2026-01-12</w:t>
       <w:br/>
       <w:br/>
     </w:r>

--- a/klagomål/A 52457-2025 FSC-klagomål.docx
+++ b/klagomål/A 52457-2025 FSC-klagomål.docx
@@ -1405,7 +1405,7 @@
     <w:r>
       <w:tab/>
       <w:tab/>
-      <w:t>2026-01-12</w:t>
+      <w:t>2026-01-13</w:t>
       <w:br/>
       <w:br/>
     </w:r>

--- a/klagomål/A 52457-2025 FSC-klagomål.docx
+++ b/klagomål/A 52457-2025 FSC-klagomål.docx
@@ -1405,7 +1405,7 @@
     <w:r>
       <w:tab/>
       <w:tab/>
-      <w:t>2026-01-13</w:t>
+      <w:t>2026-01-14</w:t>
       <w:br/>
       <w:br/>
     </w:r>

--- a/klagomål/A 52457-2025 FSC-klagomål.docx
+++ b/klagomål/A 52457-2025 FSC-klagomål.docx
@@ -1405,7 +1405,7 @@
     <w:r>
       <w:tab/>
       <w:tab/>
-      <w:t>2026-01-14</w:t>
+      <w:t>2026-01-15</w:t>
       <w:br/>
       <w:br/>
     </w:r>

--- a/klagomål/A 52457-2025 FSC-klagomål.docx
+++ b/klagomål/A 52457-2025 FSC-klagomål.docx
@@ -1405,7 +1405,7 @@
     <w:r>
       <w:tab/>
       <w:tab/>
-      <w:t>2026-01-15</w:t>
+      <w:t>2026-01-16</w:t>
       <w:br/>
       <w:br/>
     </w:r>

--- a/klagomål/A 52457-2025 FSC-klagomål.docx
+++ b/klagomål/A 52457-2025 FSC-klagomål.docx
@@ -1405,7 +1405,7 @@
     <w:r>
       <w:tab/>
       <w:tab/>
-      <w:t>2026-01-16</w:t>
+      <w:t>2026-01-17</w:t>
       <w:br/>
       <w:br/>
     </w:r>

--- a/klagomål/A 52457-2025 FSC-klagomål.docx
+++ b/klagomål/A 52457-2025 FSC-klagomål.docx
@@ -1405,7 +1405,7 @@
     <w:r>
       <w:tab/>
       <w:tab/>
-      <w:t>2026-01-17</w:t>
+      <w:t>2026-01-18</w:t>
       <w:br/>
       <w:br/>
     </w:r>

--- a/klagomål/A 52457-2025 FSC-klagomål.docx
+++ b/klagomål/A 52457-2025 FSC-klagomål.docx
@@ -1405,7 +1405,7 @@
     <w:r>
       <w:tab/>
       <w:tab/>
-      <w:t>2026-01-18</w:t>
+      <w:t>2026-01-19</w:t>
       <w:br/>
       <w:br/>
     </w:r>

--- a/klagomål/A 52457-2025 FSC-klagomål.docx
+++ b/klagomål/A 52457-2025 FSC-klagomål.docx
@@ -1405,7 +1405,7 @@
     <w:r>
       <w:tab/>
       <w:tab/>
-      <w:t>2026-01-19</w:t>
+      <w:t>2026-01-20</w:t>
       <w:br/>
       <w:br/>
     </w:r>

--- a/klagomål/A 52457-2025 FSC-klagomål.docx
+++ b/klagomål/A 52457-2025 FSC-klagomål.docx
@@ -1405,7 +1405,7 @@
     <w:r>
       <w:tab/>
       <w:tab/>
-      <w:t>2026-01-20</w:t>
+      <w:t>2026-01-21</w:t>
       <w:br/>
       <w:br/>
     </w:r>

--- a/klagomål/A 52457-2025 FSC-klagomål.docx
+++ b/klagomål/A 52457-2025 FSC-klagomål.docx
@@ -1405,7 +1405,7 @@
     <w:r>
       <w:tab/>
       <w:tab/>
-      <w:t>2026-01-21</w:t>
+      <w:t>2026-01-23</w:t>
       <w:br/>
       <w:br/>
     </w:r>

--- a/klagomål/A 52457-2025 FSC-klagomål.docx
+++ b/klagomål/A 52457-2025 FSC-klagomål.docx
@@ -1405,7 +1405,7 @@
     <w:r>
       <w:tab/>
       <w:tab/>
-      <w:t>2026-01-23</w:t>
+      <w:t>2026-01-24</w:t>
       <w:br/>
       <w:br/>
     </w:r>

--- a/klagomål/A 52457-2025 FSC-klagomål.docx
+++ b/klagomål/A 52457-2025 FSC-klagomål.docx
@@ -1405,7 +1405,7 @@
     <w:r>
       <w:tab/>
       <w:tab/>
-      <w:t>2026-01-24</w:t>
+      <w:t>2026-01-25</w:t>
       <w:br/>
       <w:br/>
     </w:r>

--- a/klagomål/A 52457-2025 FSC-klagomål.docx
+++ b/klagomål/A 52457-2025 FSC-klagomål.docx
@@ -1405,7 +1405,7 @@
     <w:r>
       <w:tab/>
       <w:tab/>
-      <w:t>2026-01-25</w:t>
+      <w:t>2026-01-26</w:t>
       <w:br/>
       <w:br/>
     </w:r>

--- a/klagomål/A 52457-2025 FSC-klagomål.docx
+++ b/klagomål/A 52457-2025 FSC-klagomål.docx
@@ -1405,7 +1405,7 @@
     <w:r>
       <w:tab/>
       <w:tab/>
-      <w:t>2026-01-26</w:t>
+      <w:t>2026-01-27</w:t>
       <w:br/>
       <w:br/>
     </w:r>

--- a/klagomål/A 52457-2025 FSC-klagomål.docx
+++ b/klagomål/A 52457-2025 FSC-klagomål.docx
@@ -1405,7 +1405,7 @@
     <w:r>
       <w:tab/>
       <w:tab/>
-      <w:t>2026-01-27</w:t>
+      <w:t>2026-01-28</w:t>
       <w:br/>
       <w:br/>
     </w:r>

--- a/klagomål/A 52457-2025 FSC-klagomål.docx
+++ b/klagomål/A 52457-2025 FSC-klagomål.docx
@@ -1645,7 +1645,7 @@
     <w:r>
       <w:tab/>
       <w:tab/>
-      <w:t>2026-02-22</w:t>
+      <w:t>2026-02-23</w:t>
       <w:br/>
       <w:br/>
     </w:r>

--- a/klagomål/A 52457-2025 FSC-klagomål.docx
+++ b/klagomål/A 52457-2025 FSC-klagomål.docx
@@ -1645,7 +1645,7 @@
     <w:r>
       <w:tab/>
       <w:tab/>
-      <w:t>2026-02-23</w:t>
+      <w:t>2026-02-24</w:t>
       <w:br/>
       <w:br/>
     </w:r>

--- a/klagomål/A 52457-2025 FSC-klagomål.docx
+++ b/klagomål/A 52457-2025 FSC-klagomål.docx
@@ -1645,7 +1645,7 @@
     <w:r>
       <w:tab/>
       <w:tab/>
-      <w:t>2026-02-24</w:t>
+      <w:t>2026-02-25</w:t>
       <w:br/>
       <w:br/>
     </w:r>

--- a/klagomål/A 52457-2025 FSC-klagomål.docx
+++ b/klagomål/A 52457-2025 FSC-klagomål.docx
@@ -1645,7 +1645,7 @@
     <w:r>
       <w:tab/>
       <w:tab/>
-      <w:t>2026-02-25</w:t>
+      <w:t>2026-02-26</w:t>
       <w:br/>
       <w:br/>
     </w:r>

--- a/klagomål/A 52457-2025 FSC-klagomål.docx
+++ b/klagomål/A 52457-2025 FSC-klagomål.docx
@@ -1645,7 +1645,7 @@
     <w:r>
       <w:tab/>
       <w:tab/>
-      <w:t>2026-02-26</w:t>
+      <w:t>2026-02-28</w:t>
       <w:br/>
       <w:br/>
     </w:r>

--- a/klagomål/A 52457-2025 FSC-klagomål.docx
+++ b/klagomål/A 52457-2025 FSC-klagomål.docx
@@ -1645,7 +1645,7 @@
     <w:r>
       <w:tab/>
       <w:tab/>
-      <w:t>2026-02-28</w:t>
+      <w:t>2026-03-01</w:t>
       <w:br/>
       <w:br/>
     </w:r>

--- a/klagomål/A 52457-2025 FSC-klagomål.docx
+++ b/klagomål/A 52457-2025 FSC-klagomål.docx
@@ -1645,7 +1645,7 @@
     <w:r>
       <w:tab/>
       <w:tab/>
-      <w:t>2026-03-01</w:t>
+      <w:t>2026-03-02</w:t>
       <w:br/>
       <w:br/>
     </w:r>

--- a/klagomål/A 52457-2025 FSC-klagomål.docx
+++ b/klagomål/A 52457-2025 FSC-klagomål.docx
@@ -320,7 +320,7 @@
         <w:rPr>
           <w:i/>
         </w:rPr>
-        <w:t xml:space="preserve"> 9070 Trädklädd betesmark </w:t>
+        <w:t xml:space="preserve"> 9070 Trädklädd betesmark</w:t>
       </w:r>
       <w:r>
         <w:t xml:space="preserve"> (SLU Artdatabanken, 2024).</w:t>
@@ -1645,7 +1645,7 @@
     <w:r>
       <w:tab/>
       <w:tab/>
-      <w:t>2026-03-02</w:t>
+      <w:t>2026-03-03</w:t>
       <w:br/>
       <w:br/>
     </w:r>

--- a/klagomål/A 52457-2025 FSC-klagomål.docx
+++ b/klagomål/A 52457-2025 FSC-klagomål.docx
@@ -1645,7 +1645,7 @@
     <w:r>
       <w:tab/>
       <w:tab/>
-      <w:t>2026-03-03</w:t>
+      <w:t>2026-03-04</w:t>
       <w:br/>
       <w:br/>
     </w:r>

--- a/klagomål/A 52457-2025 FSC-klagomål.docx
+++ b/klagomål/A 52457-2025 FSC-klagomål.docx
@@ -1645,7 +1645,7 @@
     <w:r>
       <w:tab/>
       <w:tab/>
-      <w:t>2026-03-04</w:t>
+      <w:t>2026-03-05</w:t>
       <w:br/>
       <w:br/>
     </w:r>

--- a/klagomål/A 52457-2025 FSC-klagomål.docx
+++ b/klagomål/A 52457-2025 FSC-klagomål.docx
@@ -1645,7 +1645,7 @@
     <w:r>
       <w:tab/>
       <w:tab/>
-      <w:t>2026-03-05</w:t>
+      <w:t>2026-03-06</w:t>
       <w:br/>
       <w:br/>
     </w:r>

--- a/klagomål/A 52457-2025 FSC-klagomål.docx
+++ b/klagomål/A 52457-2025 FSC-klagomål.docx
@@ -1645,7 +1645,7 @@
     <w:r>
       <w:tab/>
       <w:tab/>
-      <w:t>2026-03-06</w:t>
+      <w:t>2026-03-07</w:t>
       <w:br/>
       <w:br/>
     </w:r>

--- a/klagomål/A 52457-2025 FSC-klagomål.docx
+++ b/klagomål/A 52457-2025 FSC-klagomål.docx
@@ -1667,7 +1667,7 @@
     <w:r>
       <w:tab/>
       <w:tab/>
-      <w:t>2026-06-15</w:t>
+      <w:t>2026-06-16</w:t>
       <w:br/>
       <w:br/>
     </w:r>

--- a/klagomål/A 52457-2025 FSC-klagomål.docx
+++ b/klagomål/A 52457-2025 FSC-klagomål.docx
@@ -1667,7 +1667,7 @@
     <w:r>
       <w:tab/>
       <w:tab/>
-      <w:t>2026-06-16</w:t>
+      <w:t>2026-06-17</w:t>
       <w:br/>
       <w:br/>
     </w:r>

--- a/klagomål/A 52457-2025 FSC-klagomål.docx
+++ b/klagomål/A 52457-2025 FSC-klagomål.docx
@@ -1,6 +1,6 @@
 
 <file path=word/document.xml><?xml version="1.0" encoding="utf-8"?>
-<w:document xmlns:wpc="http://schemas.microsoft.com/office/word/2010/wordprocessingCanvas" xmlns:cx="http://schemas.microsoft.com/office/drawing/2014/chartex" xmlns:cx1="http://schemas.microsoft.com/office/drawing/2015/9/8/chartex" xmlns:cx2="http://schemas.microsoft.com/office/drawing/2015/10/21/chartex" xmlns:cx3="http://schemas.microsoft.com/office/drawing/2016/5/9/chartex" xmlns:cx4="http://schemas.microsoft.com/office/drawing/2016/5/10/chartex" xmlns:cx5="http://schemas.microsoft.com/office/drawing/2016/5/11/chartex" xmlns:cx6="http://schemas.microsoft.com/office/drawing/2016/5/12/chartex" xmlns:cx7="http://schemas.microsoft.com/office/drawing/2016/5/13/chartex" xmlns:cx8="http://schemas.microsoft.com/office/drawing/2016/5/14/chartex" xmlns:mc="http://schemas.openxmlformats.org/markup-compatibility/2006" xmlns:aink="http://schemas.microsoft.com/office/drawing/2016/ink" xmlns:am3d="http://schemas.microsoft.com/office/drawing/2017/model3d" xmlns:o="urn:schemas-microsoft-com:office:office" xmlns:oel="http://schemas.microsoft.com/office/2019/extlst" xmlns:r="http://schemas.openxmlformats.org/officeDocument/2006/relationships" xmlns:m="http://schemas.openxmlformats.org/officeDocument/2006/math" xmlns:v="urn:schemas-microsoft-com:vml" xmlns:wp14="http://schemas.microsoft.com/office/word/2010/wordprocessingDrawing" xmlns:wp="http://schemas.openxmlformats.org/drawingml/2006/wordprocessingDrawing" xmlns:w10="urn:schemas-microsoft-com:office:word" xmlns:w="http://schemas.openxmlformats.org/wordprocessingml/2006/main" xmlns:w14="http://schemas.microsoft.com/office/word/2010/wordml" xmlns:w15="http://schemas.microsoft.com/office/word/2012/wordml" xmlns:w16cex="http://schemas.microsoft.com/office/word/2018/wordml/cex" xmlns:w16cid="http://schemas.microsoft.com/office/word/2016/wordml/cid" xmlns:w16="http://schemas.microsoft.com/office/word/2018/wordml" xmlns:w16sdtdh="http://schemas.microsoft.com/office/word/2020/wordml/sdtdatahash" xmlns:w16se="http://schemas.microsoft.com/office/word/2015/wordml/symex" xmlns:wpg="http://schemas.microsoft.com/office/word/2010/wordprocessingGroup" xmlns:wpi="http://schemas.microsoft.com/office/word/2010/wordprocessingInk" xmlns:wne="http://schemas.microsoft.com/office/word/2006/wordml" xmlns:wps="http://schemas.microsoft.com/office/word/2010/wordprocessingShape" mc:Ignorable="w14 w15 w16se w16cid w16 w16cex w16sdtdh wp14">
+<w:document xmlns:wpc="http://schemas.microsoft.com/office/word/2010/wordprocessingCanvas" xmlns:cx="http://schemas.microsoft.com/office/drawing/2014/chartex" xmlns:cx1="http://schemas.microsoft.com/office/drawing/2015/9/8/chartex" xmlns:cx2="http://schemas.microsoft.com/office/drawing/2015/10/21/chartex" xmlns:cx3="http://schemas.microsoft.com/office/drawing/2016/5/9/chartex" xmlns:cx4="http://schemas.microsoft.com/office/drawing/2016/5/10/chartex" xmlns:cx5="http://schemas.microsoft.com/office/drawing/2016/5/11/chartex" xmlns:cx6="http://schemas.microsoft.com/office/drawing/2016/5/12/chartex" xmlns:cx7="http://schemas.microsoft.com/office/drawing/2016/5/13/chartex" xmlns:cx8="http://schemas.microsoft.com/office/drawing/2016/5/14/chartex" xmlns:mc="http://schemas.openxmlformats.org/markup-compatibility/2006" xmlns:aink="http://schemas.microsoft.com/office/drawing/2016/ink" xmlns:am3d="http://schemas.microsoft.com/office/drawing/2017/model3d" xmlns:o="urn:schemas-microsoft-com:office:office" xmlns:oel="http://schemas.microsoft.com/office/2019/extlst" xmlns:r="http://schemas.openxmlformats.org/officeDocument/2006/relationships" xmlns:m="http://schemas.openxmlformats.org/officeDocument/2006/math" xmlns:v="urn:schemas-microsoft-com:vml" xmlns:wp14="http://schemas.microsoft.com/office/word/2010/wordprocessingDrawing" xmlns:wp="http://schemas.openxmlformats.org/drawingml/2006/wordprocessingDrawing" xmlns:w10="urn:schemas-microsoft-com:office:word" xmlns:w="http://schemas.openxmlformats.org/wordprocessingml/2006/main" xmlns:w14="http://schemas.microsoft.com/office/word/2010/wordml" xmlns:w15="http://schemas.microsoft.com/office/word/2012/wordml" xmlns:w16cex="http://schemas.microsoft.com/office/word/2018/wordml/cex" xmlns:w16cid="http://schemas.microsoft.com/office/word/2016/wordml/cid" xmlns:w16="http://schemas.microsoft.com/office/word/2018/wordml" xmlns:w16du="http://schemas.microsoft.com/office/word/2023/wordml/word16du" xmlns:w16sdtdh="http://schemas.microsoft.com/office/word/2020/wordml/sdtdatahash" xmlns:w16sdtfl="http://schemas.microsoft.com/office/word/2024/wordml/sdtformatlock" xmlns:w16se="http://schemas.microsoft.com/office/word/2015/wordml/symex" xmlns:wpg="http://schemas.microsoft.com/office/word/2010/wordprocessingGroup" xmlns:wpi="http://schemas.microsoft.com/office/word/2010/wordprocessingInk" xmlns:wne="http://schemas.microsoft.com/office/word/2006/wordml" xmlns:wps="http://schemas.microsoft.com/office/word/2010/wordprocessingShape" mc:Ignorable="w14 w15 w16se w16cid w16 w16cex w16sdtdh w16sdtfl w16du wp14">
   <w:body>
     <w:p>
       <w:r>
@@ -168,7 +168,7 @@
     </w:p>
     <w:p>
       <w:r>
-        <w:t>Detta dokument behandlar höga naturvärden i avverkningsanmälan A 52457-2025 i Ljusdals kommun. Denna avverkningsanmälan inkom 2025-10-24 10:19:19 och omfattar 73,8 ha.</w:t>
+        <w:t>Detta dokument behandlar höga naturvärden i avverkningsanmälan A 52457-2025 i Ljusdals kommun som inkom 2025-10-24 och omfattar 73,8 ha.</w:t>
       </w:r>
     </w:p>
     <w:p>
@@ -191,12 +191,15 @@
     </w:p>
     <w:p>
       <w:r>
-        <w:t>I avverkningsanmälan har följande 18 naturvårdsarter hittats: knärot (VU, §8), blågrå svartspik (NT), dvärgbägarlav (NT), garnlav (NT), kolflarnlav (NT), lunglav (NT), mörk kolflarnlav (NT), skrovellav (NT), tallticka (NT), talltita (NT, §4), vaddporing (NT), vedflamlav (NT), violettgrå tagellav (NT), dropptaggsvamp (S), luddlav (S), stuplav (S), vedticka (S) och kungsfågel (§4). Av dessa är 13 rödlistade. För rödlistade arter har rödlistekategorin angivits inom parentes. Arter som är signalarter enligt Skogsstyrelsen har markerats med (S). För fridlysta arter anges även paragrafen i Artskyddsförordningen som arten är fridlyst enligt.</w:t>
+        <w:t>I och inom 25 meter från avverkningsanmälan har följande 20 naturvårdsarter hittats: garnlav (VU, T), knärot (VU, T, §8), blågrå svartspik (NT), dropptaggsvamp (NT, T), dvärgbägarlav (NT, T), kolflarnlav (NT, T), lunglav (NT, T), mörk kolflarnlav (NT), skrovellav (NT, T), tallticka (NT, T), talltita (NT, §4), ullticka (NT, T), vaddporing (NT), vedflamlav (NT), violettgrå tagellav (NT, T), vitgrynig nållav (NT), luddlav (S, T), stuplav (S, T), vedticka (S, T) och kungsfågel (§4). Av dessa är 16 rödlistade. För rödlistade arter har rödlistekategorin angivits inom parentes. Arter som är signalarter enligt Skogsstyrelsen har markerats med (S). Typiska arter inom Natura 2000 som är kopplade till skogsekosystem har markerats med (T). För fridlysta arter anges även paragrafen i Artskyddsförordningen som arten är fridlyst enligt.</w:t>
       </w:r>
     </w:p>
     <w:p>
       <w:r>
-        <w:t>De påträffade naturvårdsarterna är ett tydligt kvitto på att detta rör sig om en skog med höga naturvärden. I Figur 1 visas en karta över det avverkningsanmälda området, där samtliga fyndplatser för naturvårdsarter som finns registrerade på Artportalen har markerats.</w:t>
+        <w:t>De påträffade naturvårdsarterna är ett tydligt kvitto på att det rör sig om en skog med höga naturvärden.</w:t>
+      </w:r>
+      <w:r>
+        <w:t xml:space="preserve"> I Figur 1 visas fyndplatser för naturvårdsarter i området, som finns registrerade på Artportalen.</w:t>
       </w:r>
     </w:p>
     <w:p>
@@ -206,7 +209,7 @@
       <w:r>
         <w:drawing>
           <wp:inline xmlns:a="http://schemas.openxmlformats.org/drawingml/2006/main" xmlns:pic="http://schemas.openxmlformats.org/drawingml/2006/picture">
-            <wp:extent cx="5486400" cy="6379210"/>
+            <wp:extent cx="5115290" cy="5688000"/>
             <wp:docPr id="1" name="Picture 1"/>
             <wp:cNvGraphicFramePr>
               <a:graphicFrameLocks noChangeAspect="1"/>
@@ -227,7 +230,7 @@
                   <pic:spPr>
                     <a:xfrm>
                       <a:off x="0" y="0"/>
-                      <a:ext cx="5486400" cy="6379210"/>
+                      <a:ext cx="5115290" cy="5688000"/>
                     </a:xfrm>
                     <a:prstGeom prst="rect"/>
                   </pic:spPr>
@@ -241,20 +244,37 @@
     <w:p>
       <w:pPr>
         <w:pStyle w:val="Caption"/>
+        <w:spacing w:after="240"/>
       </w:pPr>
       <w:r>
-        <w:t>Figur 1. Fyndplatser för naturvårdsarter i det avverkningsanmälda området (röd linje). Markörer utan svart kant är placerade på fyndplatsen. Markörer med svart kant är placerade vid sidan av fyndplatsen och har ett svart streck som visar fyndplatsens exakta position. Kartans mittpunktskoordinat är N 6834154, E 494317 i SWEREF 99 TM.</w:t>
+        <w:t>Figur 1. Fyndplatser för naturvårdsarter i och inom 25 meter från avverkningsanmälan (röd linje). Markörer utan svart kant är placerade på fyndplatsen. Markörer med svart kant är placerade vid sidan av fyndplatsen och har ett svart streck som visar fyndplatsens exakta position. Kartans mittpunktskoordinat är N 6834154, E 494317 i SWEREF 99 TM.</w:t>
       </w:r>
     </w:p>
     <w:p>
+      <w:pPr>
+        <w:pStyle w:val="Heading2"/>
+      </w:pPr>
+      <w:r>
+        <w:t>Fridlysta arter</w:t>
+      </w:r>
+    </w:p>
+    <w:p>
+      <w:r>
+        <w:t>Följande fridlysta arter har sina livsmiljöer och växtplatser i den avverkningsanmälda skogen: knärot (VU, T, §8), talltita (NT, §4) och kungsfågel (§4).</w:t>
+      </w:r>
+    </w:p>
+    <w:p>
+      <w:r>
+        <w:t xml:space="preserve">Observera att medlemsländerna är skyldiga att agera i enlighet med EU:s fågeldirektiv där det uttryckligen står att direktivet gäller för fåglar samt för deras ägg, bon och </w:t>
+      </w:r>
       <w:r>
         <w:rPr>
           <w:b/>
         </w:rPr>
-        <w:t>Blågrå svartspik (NT)</w:t>
-      </w:r>
-      <w:r>
-        <w:t xml:space="preserve"> växer på torr, hård ved av gamla, solbelysta torrakor, högstubbar av tall och grova döda grenar på levande tallar i öppna bestånd av naturskogskaraktär. Nästan alltid rör det sig om tjärrika torrträd och högstubbar (töreved, keloträd) som kan vara en bra bit över hundra år, i vissa fall sannolikt hundratals år gamla. Skogsbruk är idag det allvarligaste hotet. Ett långsiktigt hot är att nybildningen av gamla torrakor och högstubbar är en långsam process vilken ofta är beroende av skogsbrand. Nytt substrat bildas numera sannolikt nästan inte alls då antalet naturliga skogsbränder har minskat drastiskt på grund av effektivare brandbekämpning. Döda träd som lämnas efter avverkning är inte lämpliga för arten, eftersom dessa träd inte varit utsatta för skogsbrand och bildat tjärrik ved. Skogsbruksåtgärder på eller i närheten av växtplatserna bör undvikas. Naturskogsartade skogar med förekomst av arten indikerar höga biologiska värden och bör bevaras. Blågrå svartspik har en mycket begränsad utbredning utanför de nordiska länderna varför dessa länder har ett speciellt ansvar för arten (SLU Artdatabanken, 2024).</w:t>
+        <w:t xml:space="preserve">livsmiljöer </w:t>
+      </w:r>
+      <w:r>
+        <w:t>(artikel 1). Vidare att de åtgärder som vidtas inte får leda till en försämring av den nuvarande situationen beträffande bevarandet av de fågelarter som avses i artikel 1 (artikel 13). Fågeldirektivet är styrande för tillsynsansvariga myndigheters ärendehantering, ställningstaganden och beslutsfattande.</w:t>
       </w:r>
     </w:p>
     <w:p>
@@ -262,10 +282,10 @@
         <w:rPr>
           <w:b/>
         </w:rPr>
-        <w:t>Dropptaggsvamp (NT)</w:t>
-      </w:r>
-      <w:r>
-        <w:t xml:space="preserve"> bildar mykorrhiza med tall, främst i barrskog med trädkontinuitet, i magra, torra och ljusöppna lavtallskogar och i barrblandskogar med friskmossor och lingon i fältskiktet. Den totala populationen i landet har minskat och bedöms fortsätta minska till följd av slutavverkningar av tallskog. Det är högst oklart om arten långsiktigt kan etablera och reproducera sig i skogsbestånd som brukas med trakthyggesmetoder, markberedning, gödsling eller föryngring med förädlat plantmaterial. Uppfyller kriterierna för att bli rödlistad på grund av ny kunskap som visar att en större andel av populationen än tidigare bedömt är knuten till kontinuitetsbarrskog. Minskningstakten för den svenska populationen bedöms vara nära gränsvärdet för Sårbar (VU). Dropptaggsvamp är typisk art för </w:t>
+        <w:t>Knärot (VU, §8)</w:t>
+      </w:r>
+      <w:r>
+        <w:t xml:space="preserve"> är typisk art för </w:t>
       </w:r>
       <w:r>
         <w:rPr>
@@ -274,430 +294,6 @@
         <w:t xml:space="preserve">9010 Taiga </w:t>
       </w:r>
       <w:r>
-        <w:t>(SLU Artdatabanken, 2026).</w:t>
-      </w:r>
-    </w:p>
-    <w:p>
-      <w:r>
-        <w:rPr>
-          <w:b/>
-        </w:rPr>
-        <w:t>Dvärgbägarlav (NT)</w:t>
-      </w:r>
-      <w:r>
-        <w:t xml:space="preserve"> förekommer över hela Sverige på gammal hård ved, huvudsakligen på tall men i södra Sverige även på ek. Veden utgörs framförallt av grova stubbar, lågor och grenar. Substratet har blivit sällsyntare och nybildning av substrat sker bara i begränsad omfattning. Arten hotas av att grova lågor blir allt sällsyntare i dagens kulturskogar samt att nybildningen av lämpliga substrat går mycket långsamt. En riklig tillgång på gamla tall- eller eklågor måste säkerställas på artens lokaler. Dvärgbägarlav är typisk art för </w:t>
-      </w:r>
-      <w:r>
-        <w:rPr>
-          <w:i/>
-        </w:rPr>
-        <w:t>9010 Taiga</w:t>
-      </w:r>
-      <w:r>
-        <w:t xml:space="preserve"> (SLU Artdatabanken, 2024; Nitare &amp; Skogsstyrelsen, 2019).</w:t>
-      </w:r>
-    </w:p>
-    <w:p>
-      <w:r>
-        <w:rPr>
-          <w:b/>
-        </w:rPr>
-        <w:t>Garnlav (VU)</w:t>
-      </w:r>
-      <w:r>
-        <w:t xml:space="preserve"> är en utpräglad barrskogsart som ibland kan drapera träden i norrländska grannaturskogar med hög luftfuktighet. Den förekommer även i talldominerade bestånd där den, förutom i trädens grenverk, påträffas hängande över ojämnheter i tallbarken. Arten har minskat starkt i södra och mellersta Sverige och den minskar även i sitt nordliga utbredningsområde. Minskningstakten uppgår till 30 (20–50) % inom 50 år och överstiger gränsvärdet för Sårbar (VU). Orsaken till tillbakagången beror främst på slutavverkningar av naturskogsartade skogar. Bestånd med riklig förekomst bör regelmässigt sparas, vilket även gynnar flera andra sällsynta och rödlistade arter. Garnlav är värdväxt för den mycket sällsynta och akut hotade fjärilen barrskogslavfly (CR) som hör hemma i boreala barrskogar med riklig förekomst av värdväxten. Tidigare kunde arten konstateras årligen på flera platser vid Dala-Floda i Dalarna innan lokalerna kalavverkades. Senaste fyndet i landet av barrskogslavfly är från år 2000 då den påträffades vid Högberget i Sollefteå kommun. Garnlav är typisk art för </w:t>
-      </w:r>
-      <w:r>
-        <w:rPr>
-          <w:i/>
-        </w:rPr>
-        <w:t xml:space="preserve">9010 Taiga </w:t>
-      </w:r>
-      <w:r>
-        <w:t>och</w:t>
-      </w:r>
-      <w:r>
-        <w:rPr>
-          <w:i/>
-        </w:rPr>
-        <w:t xml:space="preserve"> 9070 Trädklädd betesmark</w:t>
-      </w:r>
-      <w:r>
-        <w:t xml:space="preserve"> (SLU Artdatabanken, 2026).</w:t>
-      </w:r>
-    </w:p>
-    <w:p>
-      <w:r>
-        <w:rPr>
-          <w:b/>
-        </w:rPr>
-        <w:t>Kolflarnlav (NT)</w:t>
-      </w:r>
-      <w:r>
-        <w:t xml:space="preserve"> är brandberoende och växer nästan uteslutande på kolad hård kärnved av tall. Etableringen verkar ske först 100–300 år efter brand och nytt substrat nybildas i mycket begränsad omfattning. Avverkning av tallskog av naturskogskaraktär med spår av återkommande bränder är ett hot och mängden lämplig ved att växa på för arten minskar dels på grund av naturlig nedbrytning men framförallt på grund av att det förstörs i samband med slutavverkningar, gallringar och markberedning. Såväl kolflarnlav som mörk kolflarnlav har glänsande bålfjäll och förekommer främst i tall- och blandbarrskogar av naturskogskaraktär med spår av återkommande bränder. Skogar som dessa hyser höga biologiska värden och bör skyddas. Kolflarnlav är typisk art för </w:t>
-      </w:r>
-      <w:r>
-        <w:rPr>
-          <w:i/>
-        </w:rPr>
-        <w:t>9010 Taiga</w:t>
-      </w:r>
-      <w:r>
-        <w:t xml:space="preserve"> (SLU Artdatabanken, 2024).</w:t>
-      </w:r>
-    </w:p>
-    <w:p>
-      <w:r>
-        <w:rPr>
-          <w:b/>
-        </w:rPr>
-        <w:t>Luddlav</w:t>
-      </w:r>
-      <w:r>
-        <w:t xml:space="preserve"> signalerar lång skoglig kontinuitet med ett stabilt lokal- och mikroklimat med hög och jämn fuktighet. Luddlav är typisk art för </w:t>
-      </w:r>
-      <w:r>
-        <w:rPr>
-          <w:i/>
-        </w:rPr>
-        <w:t>9010 Taiga,</w:t>
-      </w:r>
-      <w:r>
-        <w:t xml:space="preserve"> </w:t>
-      </w:r>
-      <w:r>
-        <w:rPr>
-          <w:i/>
-        </w:rPr>
-        <w:t xml:space="preserve">9020 Nordlig ädellövskog, 9070 Trädklädd betesmark, 9110 Näringsfattig bokskog, 9180 Ädellövskog i branter </w:t>
-      </w:r>
-      <w:r>
-        <w:t>och</w:t>
-      </w:r>
-      <w:r>
-        <w:rPr>
-          <w:i/>
-        </w:rPr>
-        <w:t xml:space="preserve"> 9190 Näringsfattig ekskog </w:t>
-      </w:r>
-      <w:r>
-        <w:t>(Nitare &amp; Skogsstyrelsen, 2019; SLU Artdatabanken, 2025).</w:t>
-      </w:r>
-    </w:p>
-    <w:p>
-      <w:r>
-        <w:rPr>
-          <w:b/>
-        </w:rPr>
-        <w:t>Lunglav (NT)</w:t>
-      </w:r>
-      <w:r>
-        <w:t xml:space="preserve"> är en av vårt lands främsta signalarter som överallt indikerar gamla lövträd, skogsbestånd med höga naturvärden och ekosystem med långskoglig kontinuitet. Lokalt kan förekomsten vara mycket riklig men den hittas nästan enbart i gamla och ej slutavverkade skogar. Artens samtliga förekomster bör uppmärksammas från naturvårdssynpunkt, då många lokaler även hyser andra ovanliga och rödlistade arter. Rikliga förekomster bör skyddas med biotopskydd, frivilliga avsättningar eller reservat. På lunglav kan de sällsynta lavparasiterna lunglavshårprick (CR), </w:t>
-      </w:r>
-      <w:r>
-        <w:rPr>
-          <w:i/>
-        </w:rPr>
-        <w:t>Abrothallus diederichii</w:t>
-      </w:r>
-      <w:r>
-        <w:t xml:space="preserve"> (VU), </w:t>
-      </w:r>
-      <w:r>
-        <w:rPr>
-          <w:i/>
-        </w:rPr>
-        <w:t>Abrothallus lobariae</w:t>
-      </w:r>
-      <w:r>
-        <w:t xml:space="preserve"> (VU), </w:t>
-      </w:r>
-      <w:r>
-        <w:rPr>
-          <w:i/>
-        </w:rPr>
-        <w:t>Calycina lobariae</w:t>
-      </w:r>
-      <w:r>
-        <w:t xml:space="preserve"> (VU), lunglavsknapp (VU) och skrovelmössing (VU) påträffas. Lunglav är typisk art för </w:t>
-      </w:r>
-      <w:r>
-        <w:rPr>
-          <w:i/>
-        </w:rPr>
-        <w:t>9010 Taiga, 9020 Nordlig ädellövskog, 9110 Näringsfattig bokskog, 9130 Näringsrik bokskog, 9160 Näringsrik ekskog, 9180 Ädellövskog i branter, 9190 Näringsfattig ekskog, 9070 Trädklädd betesmark, 9040 Fjällbjörkskog</w:t>
-      </w:r>
-      <w:r>
-        <w:t xml:space="preserve"> och</w:t>
-      </w:r>
-      <w:r>
-        <w:rPr>
-          <w:i/>
-        </w:rPr>
-        <w:t xml:space="preserve"> 6530 Lövängar</w:t>
-      </w:r>
-      <w:r>
-        <w:t xml:space="preserve"> (SLU Artdatabanken, 2026; Nitare &amp; Skogsstyrelsen, 2019).</w:t>
-      </w:r>
-    </w:p>
-    <w:p>
-      <w:r>
-        <w:rPr>
-          <w:b/>
-        </w:rPr>
-        <w:t>Mörk kolflarnlav (NT)</w:t>
-      </w:r>
-      <w:r>
-        <w:t xml:space="preserve"> är brandberoende och växer nästan uteslutande på kolad hård kärnved av tall. Arten förekommer främst i glesa, öppna tall- och blandbarrskogar av naturskogskaraktär och etableringen verkar ske sent efter brand, kanske först efter 100–300 år. Mörk kolflarnlav indikerar skog med höga naturvärden och vanligast är att den påträffas på rester av nedbrunna torrakor och högstubbar och lågstubbar som är så grova att hela innandömet är urbränt. Tall- och blandbarrskogar av naturskogskaraktär med spår av återkommande bränder hyser höga biologiska värden och bör skyddas (SLU Artdatabanken, 2024).</w:t>
-      </w:r>
-    </w:p>
-    <w:p>
-      <w:r>
-        <w:rPr>
-          <w:b/>
-        </w:rPr>
-        <w:t>Skrovellav (NT)</w:t>
-      </w:r>
-      <w:r>
-        <w:t xml:space="preserve"> växer på gamla lövträd och på klippor i gamla skogar med hög och jämn luftfuktighet. Slutavverkning av kontinuitetsskog utgör det största hotet och lavens fortsatta förekomst bör säkerställas genom att lokaler med äldre skog skyddas. I områden med mycket hög luftfuktighet kan man på bålen av skrovellav finna de sällsynta parasitsvamparna skrovellavsknapp (EN), </w:t>
-      </w:r>
-      <w:r>
-        <w:rPr>
-          <w:i/>
-        </w:rPr>
-        <w:t>Catillaria lobariicola</w:t>
-      </w:r>
-      <w:r>
-        <w:t xml:space="preserve"> (VU) och </w:t>
-      </w:r>
-      <w:r>
-        <w:rPr>
-          <w:i/>
-        </w:rPr>
-        <w:t>Merismatium lobariae</w:t>
-      </w:r>
-      <w:r>
-        <w:t xml:space="preserve"> (DD). Skrovellav är typisk art för </w:t>
-      </w:r>
-      <w:r>
-        <w:rPr>
-          <w:i/>
-        </w:rPr>
-        <w:t xml:space="preserve">9010 Taiga, 9020 Nordlig ädellövskog, 9040 Fjällbjörkskog, 9070 Trädklädd betesmark, 9160 Näringsrik ekskog, 9180 Ädellövskog i branter, 9190 Näringsfattig ekskog, 8210 Kalkbranter </w:t>
-      </w:r>
-      <w:r>
-        <w:t xml:space="preserve">och </w:t>
-      </w:r>
-      <w:r>
-        <w:rPr>
-          <w:i/>
-        </w:rPr>
-        <w:t>6530 Lövängar</w:t>
-      </w:r>
-      <w:r>
-        <w:t xml:space="preserve"> (SLU Artdatabanken, 2026; Nitare &amp; Skogsstyrelsen, 2019).</w:t>
-      </w:r>
-    </w:p>
-    <w:p>
-      <w:r>
-        <w:rPr>
-          <w:b/>
-        </w:rPr>
-        <w:t>Stuplav</w:t>
-      </w:r>
-      <w:r>
-        <w:t xml:space="preserve"> är en mycket bra signalart i hela sitt utbredningsområde och förekommer nästan enbart i skogsmiljöer med höga naturvärden. Den indikerar långvarig förekomst av gamla lövträd och miljöer med konstant hög luftfuktighet. I skogar med suboceaniskt klimat finns det en mycket sällsynt parasit, njurlavsknapp </w:t>
-      </w:r>
-      <w:r>
-        <w:rPr>
-          <w:i/>
-        </w:rPr>
-        <w:t>Pletocarpon nephromeum</w:t>
-      </w:r>
-      <w:r>
-        <w:t xml:space="preserve"> (EN), som växer på stuplav. Ytterligare tre sällsynta lavparasiter, </w:t>
-      </w:r>
-      <w:r>
-        <w:rPr>
-          <w:i/>
-        </w:rPr>
-        <w:t>Protounguicularia nephromatis</w:t>
-      </w:r>
-      <w:r>
-        <w:t xml:space="preserve"> (VU), </w:t>
-      </w:r>
-      <w:r>
-        <w:rPr>
-          <w:i/>
-        </w:rPr>
-        <w:t>Refractohilum galligenum</w:t>
-      </w:r>
-      <w:r>
-        <w:t xml:space="preserve"> (NT) och </w:t>
-      </w:r>
-      <w:r>
-        <w:rPr>
-          <w:i/>
-        </w:rPr>
-        <w:t>Roselliniella nephromatis</w:t>
-      </w:r>
-      <w:r>
-        <w:t xml:space="preserve"> (DD), kan också påträffas på stuplav. Stuplav är typisk art för </w:t>
-      </w:r>
-      <w:r>
-        <w:rPr>
-          <w:i/>
-        </w:rPr>
-        <w:t>9010 Taiga</w:t>
-      </w:r>
-      <w:r>
-        <w:t xml:space="preserve"> (SLU Artdatabanken, 2026; Nitare &amp; Skogsstyrelsen, 2019).</w:t>
-      </w:r>
-    </w:p>
-    <w:p>
-      <w:r>
-        <w:rPr>
-          <w:b/>
-        </w:rPr>
-        <w:t xml:space="preserve">Tallticka (NT) </w:t>
-      </w:r>
-      <w:r>
-        <w:t xml:space="preserve">uppträder först på tallar som är 100–150 år gamla men är vanligast på träd som är runt 150–200 år eller äldre. I skogslandskapet är den främst knuten till tallnaturskogar och restbiotoper med biologiskt gamla träd och signalerar vanligtvis skyddsvärda tallbestånd med höga naturvärden. Tallticka är typisk art för </w:t>
-      </w:r>
-      <w:r>
-        <w:rPr>
-          <w:i/>
-        </w:rPr>
-        <w:t xml:space="preserve">9010 Taiga </w:t>
-      </w:r>
-      <w:r>
-        <w:t xml:space="preserve">och </w:t>
-      </w:r>
-      <w:r>
-        <w:rPr>
-          <w:i/>
-        </w:rPr>
-        <w:t>9060 Åsbarrskog</w:t>
-      </w:r>
-      <w:r>
-        <w:t xml:space="preserve"> (SLU Artdatabanken, 2023; Nitare &amp; Skogsstyrelsen, 2019).</w:t>
-      </w:r>
-    </w:p>
-    <w:p>
-      <w:r>
-        <w:rPr>
-          <w:b/>
-        </w:rPr>
-        <w:t xml:space="preserve">Vaddporing (NT) </w:t>
-      </w:r>
-      <w:r>
-        <w:t>är en brunrötande vednedbrytare som hittas på undersidan av liggande murken tallved i olika former. Substratet utgörs framför allt av den typ av hård, kådimpregnerad och ofta kolad tallved som skapas i brandpräglad skog. Vedtypen nybildas i mycket liten omfattning och det är sannolikt att arten upplever en utdöendeskuld. För att garantera artens fortlevnad bör man både säkra att artens växtplatser hålls intakta samt att långsiktigt säkerställa att ny ved tillkommer, allra helst i omedelbar anslutning till artens växtplatser. Skoglig gallring och annat uttag av virke innebär ett hot mot arten (SLU Artdatabanken, 2024).</w:t>
-      </w:r>
-    </w:p>
-    <w:p>
-      <w:r>
-        <w:rPr>
-          <w:b/>
-        </w:rPr>
-        <w:t>Vedflamlav (NT)</w:t>
-      </w:r>
-      <w:r>
-        <w:t xml:space="preserve"> växer på gammal hård och torr, exponerad kärnved av tall, främst på högstubbar i ljusöppna lägen, t.ex. vid och på myrar, sjökanter, i glesa hällmarkskogar och i brandpräglade tallnaturskogar. Substratet nyskapas i begränsad omfattning och arten är en utmärkt indikator på höga naturvärden i denna skogstyp. Tall- och barrblandskogar med naturskogskaraktär och spår av bränder har ofta höga biologiska värden och bör skyddas. På vedflamlavens bål kan den sällsynta spiklaven/parasiten </w:t>
-      </w:r>
-      <w:r>
-        <w:rPr>
-          <w:i/>
-        </w:rPr>
-        <w:t>Calicium ramboldiicola</w:t>
-      </w:r>
-      <w:r>
-        <w:t xml:space="preserve"> (VU) påträffas (SLU Artdatabanken, 2026).</w:t>
-      </w:r>
-    </w:p>
-    <w:p>
-      <w:r>
-        <w:rPr>
-          <w:b/>
-        </w:rPr>
-        <w:t xml:space="preserve">Vedticka </w:t>
-      </w:r>
-      <w:r>
-        <w:t xml:space="preserve">är en bra signalart söder om den naturliga norrlandsgränsen. Den är huvudsakligen knuten till äldre barrskogar där det föreligger långvarig kontinuitet av död barrved. Vedticka är typisk art för </w:t>
-      </w:r>
-      <w:r>
-        <w:rPr>
-          <w:i/>
-        </w:rPr>
-        <w:t xml:space="preserve">9010 Taiga </w:t>
-      </w:r>
-      <w:r>
-        <w:t>(Nitare &amp; Skogsstyrelsen, 2019; SLU Artdatabanken, 2025).</w:t>
-      </w:r>
-    </w:p>
-    <w:p>
-      <w:r>
-        <w:rPr>
-          <w:b/>
-        </w:rPr>
-        <w:t>Violettgrå tagellav (NT)</w:t>
-      </w:r>
-      <w:r>
-        <w:t xml:space="preserve"> växer nästan uteslutande i gamla olikåldriga barrnaturskogar med lång skoglig kontinuitet och är en utmärkt signal på skog med höga naturvärden. Slutavverkning av tidigare aldrig slutavverkad skog (kontinuitetsskog) är det största hotet. Biotopen nyskapas i begränsad omfattning och barrskog äldre än 160 år, där den violettgrå tagellaven huvudsakligen påträffas har minskat med 50% de senaste 50 åren. Lågproduktiv skogsmark där laven förekommer bör undantas från skogsbruk och rika förekomster i äldre granskog bör skyddas. Arten är känslig för uttorkning och det är väsentligt att tillräckligt stora bestånd avsätts. Violettgrå tagellav är typisk art för </w:t>
-      </w:r>
-      <w:r>
-        <w:rPr>
-          <w:i/>
-        </w:rPr>
-        <w:t>9010 Taiga</w:t>
-      </w:r>
-      <w:r>
-        <w:t xml:space="preserve"> (SLU Artdatabanken, 2024; Nitare &amp; Skogsstyrelsen, 2019).</w:t>
-      </w:r>
-    </w:p>
-    <w:p>
-      <w:pPr>
-        <w:pStyle w:val="Heading1"/>
-      </w:pPr>
-      <w:r>
-        <w:t>Fridlysta arter</w:t>
-      </w:r>
-    </w:p>
-    <w:p>
-      <w:r>
-        <w:t>Följande fridlysta arter har sina livsmiljöer och växtplatser i den avverkningsanmälda skogen: knärot (VU, §8), talltita (NT, §4) och kungsfågel (§4).</w:t>
-      </w:r>
-    </w:p>
-    <w:p>
-      <w:r>
-        <w:t xml:space="preserve">Observera att medlemsländerna är skyldiga att agera i enlighet med EU:s fågeldirektiv där det uttryckligen står att direktivet gäller för fåglar samt för deras ägg, bon och </w:t>
-      </w:r>
-      <w:r>
-        <w:rPr>
-          <w:b/>
-        </w:rPr>
-        <w:t xml:space="preserve">livsmiljöer </w:t>
-      </w:r>
-      <w:r>
-        <w:t>(artikel 1). Vidare att de åtgärder som vidtas inte får leda till en försämring av den nuvarande situationen beträffande bevarandet av de fågelarter som avses i artikel 1 (artikel 13). Fågeldirektivet är styrande för tillsynsansvariga myndigheters ärendehantering, ställningstaganden och beslutsfattande.</w:t>
-      </w:r>
-    </w:p>
-    <w:p>
-      <w:r>
-        <w:rPr>
-          <w:b/>
-        </w:rPr>
-        <w:t>Knärot (VU, §8)</w:t>
-      </w:r>
-      <w:r>
-        <w:t xml:space="preserve"> är typisk art för </w:t>
-      </w:r>
-      <w:r>
-        <w:rPr>
-          <w:i/>
-        </w:rPr>
-        <w:t xml:space="preserve">9010 Taiga </w:t>
-      </w:r>
-      <w:r>
         <w:t>och</w:t>
       </w:r>
       <w:r>
@@ -707,7 +303,7 @@
         <w:t xml:space="preserve"> 9050 Näringsrik granskog</w:t>
       </w:r>
       <w:r>
-        <w:t xml:space="preserve">, rödlistad som sårbar och fridlyst enligt 8§ artskyddsförordningen. En nyligen genomförd analys av 79 floraväktarlokaler indikerar att det behövs någonstans mellan 100 och 150 meters skyddszon för att en knärotspopulation inte ska dö ut på lång sikt (Sebestyén &amp; Sundberg, 2025). Detta ligger väl i linje med tidigare genomförda studier som visar att det krävs väl tilltagna buffertzoner för att knäroten inte ska ta skada av skogsbruksåtgärder i intilliggande skog (Johnson, 2014; Koelmeijer m.fl., 2022; Skogsstyrelsen, 2022). Arten är även känslig för gallring vilket framgår av Skogsstyrelsens egen vägledning för hänsyn till knärot (Skogsstyrelsen, 2022). För rika förekomster av knärot är reservatsbildning eller biotopskydd lämpliga åtgärder för att skydda den. På knärot kan den sällsynta rostsvampen </w:t>
+        <w:t xml:space="preserve">, rödlistad som sårbar och fridlyst enligt 8§ artskyddsförordningen. En nyligen genomförd analys av 79 floraväktarlokaler indikerar att det behövs någonstans mellan 100 och 150 meters skyddszon för att en knärotspopulation inte ska dö ut på lång sikt (Sebestyén &amp; Sundberg, 2025). Detta ligger väl i linje med tidigare genomförda studier som visar att det krävs väl tilltagna buffertzoner för att knäroten inte ska ta skada av skogsbruksåtgärder i intilliggande skog (Johnson, 2014; Koelmeijer m.fl., 2022; Skogsstyrelsen, 2022). Arten är även känslig för gallring vilket framgår av Skogsstyrelsens egen vägledning för hänsyn till knärot (Skogsstyrelsen, 2022). Ytterligare en studie visar på den starka korrelationen mellan minskande arealer kontinuitetsskog och lokal utdöenderisk. Knäroten uppvisade en mycket låg koloniseringsgrad (0,7 % över 10 år) i kombination med hög lokal utrotningsrisk (75,2 %), där utrotningssannolikheten ökade kraftigt när arealen kontinuitetsskog minskade mellan undersökningar, t.ex. på grund av kalhyggesbruk (Johansson et al., 2026). För rika förekomster av knärot är reservatsbildning eller biotopskydd lämpliga åtgärder för att skydda den. På knärot kan den sällsynta rostsvampen </w:t>
       </w:r>
       <w:r>
         <w:rPr>
@@ -730,7 +326,7 @@
     </w:p>
     <w:p>
       <w:r>
-        <w:t>I det avverkningsanmälda området finns 15 fyndplatser för knärot registrerade på Artportalen. Figur 2 visar gränserna för buffertzoner på 50 m, som behöver lämnas kring fyndplatserna för att knärotslokalerna inte ska försvinna vid en avverkning. Av det avverkningsanmälda området överlappar 8.73 ha med buffertzonerna och får av detta skäl inte avverkas.</w:t>
+        <w:t>I det avverkningsanmälda området finns 40 fyndplatser för knärot registrerade på Artportalen. Figur 2 visar gränserna för buffertzoner på 50 m, som behöver lämnas kring fyndplatserna för att knärotslokalerna inte ska försvinna vid en avverkning. Av det avverkningsanmälda området överlappar 8.73 ha med buffertzonerna och får av detta skäl inte avverkas.</w:t>
       </w:r>
     </w:p>
     <w:p>
@@ -740,7 +336,7 @@
       <w:r>
         <w:drawing>
           <wp:inline xmlns:a="http://schemas.openxmlformats.org/drawingml/2006/main" xmlns:pic="http://schemas.openxmlformats.org/drawingml/2006/picture">
-            <wp:extent cx="5486400" cy="8374805"/>
+            <wp:extent cx="5486400" cy="8376403"/>
             <wp:docPr id="2" name="Picture 2"/>
             <wp:cNvGraphicFramePr>
               <a:graphicFrameLocks noChangeAspect="1"/>
@@ -761,7 +357,7 @@
                   <pic:spPr>
                     <a:xfrm>
                       <a:off x="0" y="0"/>
-                      <a:ext cx="5486400" cy="8374805"/>
+                      <a:ext cx="5486400" cy="8376403"/>
                     </a:xfrm>
                     <a:prstGeom prst="rect"/>
                   </pic:spPr>
@@ -775,15 +371,11 @@
     <w:p>
       <w:pPr>
         <w:pStyle w:val="Caption"/>
+        <w:spacing w:after="240"/>
       </w:pPr>
       <w:r>
         <w:t>Figur 2. Fyndplatser och buffertzoner för knärot i det avverkningsanmälda området. Endast fyndplatser vars buffertzoner överlappar med det avverkningsanmälda området har tagits med i visualiseringen. Kartans mittpunktskoordinat är N 6834154, E 494317 i SWEREF 99 TM.</w:t>
       </w:r>
-    </w:p>
-    <w:p>
-      <w:pPr>
-        <w:pStyle w:val="Caption"/>
-      </w:pPr>
     </w:p>
     <w:p>
       <w:r>
@@ -799,6 +391,489 @@
     <w:p>
       <w:r>
         <w:t>I BILAGA 1 finns mer detaljerad information om ekologi samt krav på livsmiljö hos fridlysta arter.</w:t>
+      </w:r>
+    </w:p>
+    <w:p>
+      <w:pPr>
+        <w:pStyle w:val="Heading2"/>
+      </w:pPr>
+      <w:r>
+        <w:t>Övriga naturvårdsarter</w:t>
+      </w:r>
+    </w:p>
+    <w:p>
+      <w:r>
+        <w:rPr>
+          <w:b/>
+        </w:rPr>
+        <w:t>Blågrå svartspik (NT)</w:t>
+      </w:r>
+      <w:r>
+        <w:t xml:space="preserve"> växer på torr, hård ved av gamla, solbelysta torrakor, högstubbar av tall och grova döda grenar på levande tallar i öppna bestånd av naturskogskaraktär. Nästan alltid rör det sig om tjärrika torrträd och högstubbar (töreved, keloträd) som kan vara en bra bit över hundra år, i vissa fall sannolikt hundratals år gamla. Skogsbruk är idag det allvarligaste hotet. Ett långsiktigt hot är att nybildningen av gamla torrakor och högstubbar är en långsam process vilken ofta är beroende av skogsbrand. Nytt substrat bildas numera sannolikt nästan inte alls då antalet naturliga skogsbränder har minskat drastiskt på grund av effektivare brandbekämpning. Döda träd som lämnas efter avverkning är inte lämpliga för arten, eftersom dessa träd inte varit utsatta för skogsbrand och bildat tjärrik ved. Skogsbruksåtgärder på eller i närheten av växtplatserna bör undvikas. Naturskogsartade skogar med förekomst av arten indikerar höga biologiska värden och bör bevaras. Blågrå svartspik har en mycket begränsad utbredning utanför de nordiska länderna varför dessa länder har ett speciellt ansvar för arten (SLU Artdatabanken, 2024).</w:t>
+      </w:r>
+    </w:p>
+    <w:p>
+      <w:r>
+        <w:rPr>
+          <w:b/>
+        </w:rPr>
+        <w:t>Dropptaggsvamp (NT)</w:t>
+      </w:r>
+      <w:r>
+        <w:t xml:space="preserve"> bildar mykorrhiza med tall, främst i barrskog med trädkontinuitet, i magra, torra och ljusöppna lavtallskogar och i barrblandskogar med friskmossor och lingon i fältskiktet. Den totala populationen i landet har minskat och bedöms fortsätta minska till följd av slutavverkningar av tallskog. Det är högst oklart om arten långsiktigt kan etablera och reproducera sig i skogsbestånd som brukas med trakthyggesmetoder, markberedning, gödsling eller föryngring med förädlat plantmaterial. Uppfyller kriterierna för att bli rödlistad på grund av ny kunskap som visar att en större andel av populationen än tidigare bedömt är knuten till kontinuitetsbarrskog. Minskningstakten för den svenska populationen bedöms vara nära gränsvärdet för Sårbar (VU). Dropptaggsvamp är typisk art för </w:t>
+      </w:r>
+      <w:r>
+        <w:rPr>
+          <w:i/>
+        </w:rPr>
+        <w:t xml:space="preserve">9010 Taiga </w:t>
+      </w:r>
+      <w:r>
+        <w:t>(SLU Artdatabanken, 2026).</w:t>
+      </w:r>
+    </w:p>
+    <w:p>
+      <w:r>
+        <w:rPr>
+          <w:b/>
+        </w:rPr>
+        <w:t>Dvärgbägarlav (NT)</w:t>
+      </w:r>
+      <w:r>
+        <w:t xml:space="preserve"> förekommer över hela Sverige på gammal hård ved, huvudsakligen på tall men i södra Sverige även på ek. Veden utgörs framförallt av grova stubbar, lågor och grenar. Substratet har blivit sällsyntare och nybildning av substrat sker bara i begränsad omfattning. Arten hotas av att grova lågor blir allt sällsyntare i dagens kulturskogar samt att nybildningen av lämpliga substrat går mycket långsamt. En riklig tillgång på gamla tall- eller eklågor måste säkerställas på artens lokaler. Dvärgbägarlav är typisk art för </w:t>
+      </w:r>
+      <w:r>
+        <w:rPr>
+          <w:i/>
+        </w:rPr>
+        <w:t>9010 Taiga</w:t>
+      </w:r>
+      <w:r>
+        <w:t xml:space="preserve"> (SLU Artdatabanken, 2024; Nitare &amp; Skogsstyrelsen, 2019).</w:t>
+      </w:r>
+    </w:p>
+    <w:p>
+      <w:r>
+        <w:rPr>
+          <w:b/>
+        </w:rPr>
+        <w:t>Garnlav (VU)</w:t>
+      </w:r>
+      <w:r>
+        <w:t xml:space="preserve"> är en utpräglad barrskogsart som ibland kan drapera träden i norrländska grannaturskogar med hög luftfuktighet. Den förekommer även i talldominerade bestånd där den, förutom i trädens grenverk, påträffas hängande över ojämnheter i tallbarken. Arten har minskat starkt i södra och mellersta Sverige och den minskar även i sitt nordliga utbredningsområde. Minskningstakten uppgår till 30 (20–50) % inom 50 år och överstiger gränsvärdet för Sårbar (VU). Orsaken till tillbakagången beror främst på slutavverkningar av naturskogsartade skogar. Bestånd med riklig förekomst bör regelmässigt sparas, vilket även gynnar flera andra sällsynta och rödlistade arter. Garnlav är värdväxt för den mycket sällsynta och akut hotade fjärilen barrskogslavfly (CR) som hör hemma i boreala barrskogar med riklig förekomst av värdväxten. Tidigare kunde arten konstateras årligen på flera platser vid Dala-Floda i Dalarna innan lokalerna kalavverkades. Senaste fyndet i landet av barrskogslavfly är från år 2000 då den påträffades vid Högberget i Sollefteå kommun. Garnlav är typisk art för </w:t>
+      </w:r>
+      <w:r>
+        <w:rPr>
+          <w:i/>
+        </w:rPr>
+        <w:t xml:space="preserve">9010 Taiga </w:t>
+      </w:r>
+      <w:r>
+        <w:t>och</w:t>
+      </w:r>
+      <w:r>
+        <w:rPr>
+          <w:i/>
+        </w:rPr>
+        <w:t xml:space="preserve"> 9070 Trädklädd betesmark</w:t>
+      </w:r>
+      <w:r>
+        <w:t xml:space="preserve"> (SLU Artdatabanken, 2026).</w:t>
+      </w:r>
+    </w:p>
+    <w:p>
+      <w:r>
+        <w:rPr>
+          <w:b/>
+        </w:rPr>
+        <w:t>Kolflarnlav (NT)</w:t>
+      </w:r>
+      <w:r>
+        <w:t xml:space="preserve"> är brandberoende och växer nästan uteslutande på kolad hård kärnved av tall. Etableringen verkar ske först 100–300 år efter brand och nytt substrat nybildas i mycket begränsad omfattning. Avverkning av tallskog av naturskogskaraktär med spår av återkommande bränder är ett hot och mängden lämplig ved att växa på för arten minskar dels på grund av naturlig nedbrytning men framförallt på grund av att det förstörs i samband med slutavverkningar, gallringar och markberedning. Såväl kolflarnlav som mörk kolflarnlav har glänsande bålfjäll och förekommer främst i tall- och blandbarrskogar av naturskogskaraktär med spår av återkommande bränder. Skogar som dessa hyser höga biologiska värden och bör skyddas. Kolflarnlav är typisk art för </w:t>
+      </w:r>
+      <w:r>
+        <w:rPr>
+          <w:i/>
+        </w:rPr>
+        <w:t>9010 Taiga</w:t>
+      </w:r>
+      <w:r>
+        <w:t xml:space="preserve"> (SLU Artdatabanken, 2024).</w:t>
+      </w:r>
+    </w:p>
+    <w:p>
+      <w:r>
+        <w:rPr>
+          <w:b/>
+        </w:rPr>
+        <w:t>Luddlav</w:t>
+      </w:r>
+      <w:r>
+        <w:t xml:space="preserve"> signalerar lång skoglig kontinuitet med ett stabilt lokal- och mikroklimat med hög och jämn fuktighet. Luddlav är typisk art för </w:t>
+      </w:r>
+      <w:r>
+        <w:rPr>
+          <w:i/>
+        </w:rPr>
+        <w:t>9010 Taiga,</w:t>
+      </w:r>
+      <w:r>
+        <w:t xml:space="preserve"> </w:t>
+      </w:r>
+      <w:r>
+        <w:rPr>
+          <w:i/>
+        </w:rPr>
+        <w:t xml:space="preserve">9020 Nordlig ädellövskog, 9070 Trädklädd betesmark, 9110 Näringsfattig bokskog, 9180 Ädellövskog i branter </w:t>
+      </w:r>
+      <w:r>
+        <w:t>och</w:t>
+      </w:r>
+      <w:r>
+        <w:rPr>
+          <w:i/>
+        </w:rPr>
+        <w:t xml:space="preserve"> 9190 Näringsfattig ekskog </w:t>
+      </w:r>
+      <w:r>
+        <w:t>(Nitare &amp; Skogsstyrelsen, 2019; SLU Artdatabanken, 2025).</w:t>
+      </w:r>
+    </w:p>
+    <w:p>
+      <w:r>
+        <w:rPr>
+          <w:b/>
+        </w:rPr>
+        <w:t>Lunglav (NT)</w:t>
+      </w:r>
+      <w:r>
+        <w:t xml:space="preserve"> är en av vårt lands främsta signalarter som överallt indikerar gamla lövträd, skogsbestånd med höga naturvärden och ekosystem med långskoglig kontinuitet. Lokalt kan förekomsten vara mycket riklig men den hittas nästan enbart i gamla och ej slutavverkade skogar. Artens samtliga förekomster bör uppmärksammas från naturvårdssynpunkt, då många lokaler även hyser andra ovanliga och rödlistade arter. Rikliga förekomster bör skyddas med biotopskydd, frivilliga avsättningar eller reservat. På lunglav kan de sällsynta lavparasiterna lunglavshårprick (CR), </w:t>
+      </w:r>
+      <w:r>
+        <w:rPr>
+          <w:i/>
+        </w:rPr>
+        <w:t>Abrothallus diederichii</w:t>
+      </w:r>
+      <w:r>
+        <w:t xml:space="preserve"> (VU), </w:t>
+      </w:r>
+      <w:r>
+        <w:rPr>
+          <w:i/>
+        </w:rPr>
+        <w:t>Abrothallus lobariae</w:t>
+      </w:r>
+      <w:r>
+        <w:t xml:space="preserve"> (VU), </w:t>
+      </w:r>
+      <w:r>
+        <w:rPr>
+          <w:i/>
+        </w:rPr>
+        <w:t>Calycina lobariae</w:t>
+      </w:r>
+      <w:r>
+        <w:t xml:space="preserve"> (VU), lunglavsknapp (VU) och skrovelmössing (VU) påträffas. Lunglav är typisk art för </w:t>
+      </w:r>
+      <w:r>
+        <w:rPr>
+          <w:i/>
+        </w:rPr>
+        <w:t>9010 Taiga, 9020 Nordlig ädellövskog, 9110 Näringsfattig bokskog, 9130 Näringsrik bokskog, 9160 Näringsrik ekskog, 9180 Ädellövskog i branter, 9190 Näringsfattig ekskog, 9070 Trädklädd betesmark, 9040 Fjällbjörkskog</w:t>
+      </w:r>
+      <w:r>
+        <w:t xml:space="preserve"> och</w:t>
+      </w:r>
+      <w:r>
+        <w:rPr>
+          <w:i/>
+        </w:rPr>
+        <w:t xml:space="preserve"> 6530 Lövängar</w:t>
+      </w:r>
+      <w:r>
+        <w:t xml:space="preserve"> (SLU Artdatabanken, 2026; Nitare &amp; Skogsstyrelsen, 2019).</w:t>
+      </w:r>
+    </w:p>
+    <w:p>
+      <w:r>
+        <w:rPr>
+          <w:b/>
+        </w:rPr>
+        <w:t>Mörk kolflarnlav (NT)</w:t>
+      </w:r>
+      <w:r>
+        <w:t xml:space="preserve"> är brandberoende och växer nästan uteslutande på kolad hård kärnved av tall. Arten förekommer främst i glesa, öppna tall- och blandbarrskogar av naturskogskaraktär och etableringen verkar ske sent efter brand, kanske först efter 100–300 år. Mörk kolflarnlav indikerar skog med höga naturvärden och vanligast är att den påträffas på rester av nedbrunna torrakor och högstubbar och lågstubbar som är så grova att hela innandömet är urbränt. Tall- och blandbarrskogar av naturskogskaraktär med spår av återkommande bränder hyser höga biologiska värden och bör skyddas (SLU Artdatabanken, 2024).</w:t>
+      </w:r>
+    </w:p>
+    <w:p>
+      <w:r>
+        <w:rPr>
+          <w:b/>
+        </w:rPr>
+        <w:t>Skrovellav (NT)</w:t>
+      </w:r>
+      <w:r>
+        <w:t xml:space="preserve"> växer på gamla lövträd och på klippor i gamla skogar med hög och jämn luftfuktighet. Slutavverkning av kontinuitetsskog utgör det största hotet och lavens fortsatta förekomst bör säkerställas genom att lokaler med äldre skog skyddas. I områden med mycket hög luftfuktighet kan man på bålen av skrovellav finna de sällsynta parasitsvamparna skrovellavsknapp (EN), </w:t>
+      </w:r>
+      <w:r>
+        <w:rPr>
+          <w:i/>
+        </w:rPr>
+        <w:t>Catillaria lobariicola</w:t>
+      </w:r>
+      <w:r>
+        <w:t xml:space="preserve"> (VU) och </w:t>
+      </w:r>
+      <w:r>
+        <w:rPr>
+          <w:i/>
+        </w:rPr>
+        <w:t>Merismatium lobariae</w:t>
+      </w:r>
+      <w:r>
+        <w:t xml:space="preserve"> (DD). Skrovellav är typisk art för </w:t>
+      </w:r>
+      <w:r>
+        <w:rPr>
+          <w:i/>
+        </w:rPr>
+        <w:t xml:space="preserve">9010 Taiga, 9020 Nordlig ädellövskog, 9040 Fjällbjörkskog, 9070 Trädklädd betesmark, 9160 Näringsrik ekskog, 9180 Ädellövskog i branter, 9190 Näringsfattig ekskog, 8210 Kalkbranter </w:t>
+      </w:r>
+      <w:r>
+        <w:t xml:space="preserve">och </w:t>
+      </w:r>
+      <w:r>
+        <w:rPr>
+          <w:i/>
+        </w:rPr>
+        <w:t>6530 Lövängar</w:t>
+      </w:r>
+      <w:r>
+        <w:t xml:space="preserve"> (SLU Artdatabanken, 2026; Nitare &amp; Skogsstyrelsen, 2019).</w:t>
+      </w:r>
+    </w:p>
+    <w:p>
+      <w:r>
+        <w:rPr>
+          <w:b/>
+        </w:rPr>
+        <w:t>Stuplav</w:t>
+      </w:r>
+      <w:r>
+        <w:t xml:space="preserve"> är en mycket bra signalart i hela sitt utbredningsområde och förekommer nästan enbart i skogsmiljöer med höga naturvärden. Den indikerar långvarig förekomst av gamla lövträd och miljöer med konstant hög luftfuktighet. I skogar med suboceaniskt klimat finns det en mycket sällsynt parasit, njurlavsknapp </w:t>
+      </w:r>
+      <w:r>
+        <w:rPr>
+          <w:i/>
+        </w:rPr>
+        <w:t>Pletocarpon nephromeum</w:t>
+      </w:r>
+      <w:r>
+        <w:t xml:space="preserve"> (EN), som växer på stuplav. Ytterligare tre sällsynta lavparasiter, </w:t>
+      </w:r>
+      <w:r>
+        <w:rPr>
+          <w:i/>
+        </w:rPr>
+        <w:t>Protounguicularia nephromatis</w:t>
+      </w:r>
+      <w:r>
+        <w:t xml:space="preserve"> (VU), </w:t>
+      </w:r>
+      <w:r>
+        <w:rPr>
+          <w:i/>
+        </w:rPr>
+        <w:t>Refractohilum galligenum</w:t>
+      </w:r>
+      <w:r>
+        <w:t xml:space="preserve"> (NT) och </w:t>
+      </w:r>
+      <w:r>
+        <w:rPr>
+          <w:i/>
+        </w:rPr>
+        <w:t>Roselliniella nephromatis</w:t>
+      </w:r>
+      <w:r>
+        <w:t xml:space="preserve"> (DD), kan också påträffas på stuplav. Stuplav är typisk art för </w:t>
+      </w:r>
+      <w:r>
+        <w:rPr>
+          <w:i/>
+        </w:rPr>
+        <w:t>9010 Taiga</w:t>
+      </w:r>
+      <w:r>
+        <w:t xml:space="preserve"> (SLU Artdatabanken, 2026; Nitare &amp; Skogsstyrelsen, 2019).</w:t>
+      </w:r>
+    </w:p>
+    <w:p>
+      <w:r>
+        <w:rPr>
+          <w:b/>
+        </w:rPr>
+        <w:t xml:space="preserve">Tallticka (NT) </w:t>
+      </w:r>
+      <w:r>
+        <w:t xml:space="preserve">uppträder först på tallar som är 100–150 år gamla men är vanligast på träd som är runt 150–200 år eller äldre. I skogslandskapet är den främst knuten till tallnaturskogar och restbiotoper med biologiskt gamla träd och signalerar vanligtvis skyddsvärda tallbestånd med höga naturvärden. Tallticka är typisk art för </w:t>
+      </w:r>
+      <w:r>
+        <w:rPr>
+          <w:i/>
+        </w:rPr>
+        <w:t xml:space="preserve">9010 Taiga </w:t>
+      </w:r>
+      <w:r>
+        <w:t xml:space="preserve">och </w:t>
+      </w:r>
+      <w:r>
+        <w:rPr>
+          <w:i/>
+        </w:rPr>
+        <w:t>9060 Åsbarrskog</w:t>
+      </w:r>
+      <w:r>
+        <w:t xml:space="preserve"> (SLU Artdatabanken, 2023; Nitare &amp; Skogsstyrelsen, 2019).</w:t>
+      </w:r>
+    </w:p>
+    <w:p>
+      <w:r>
+        <w:rPr>
+          <w:b/>
+        </w:rPr>
+        <w:t>Ullticka (NT)</w:t>
+      </w:r>
+      <w:r>
+        <w:t xml:space="preserve"> är knuten till restbestånd av barrnaturskog och förekommer med ett tydligt optimum i orörda eller måttligt påverkade gamla granskogar där det föreligger viss kontinuitet av grov död ved. Ullticka är en bra signalart inom hela sitt utbredningsområde och i södra Sverige är den sällsynt och en god signalart för skyddsvärda granskogsmiljöer. Den hotas av avverkning och fragmentering av naturskog och äldre granskog med lång trädkontinuitet. På ullticka kan ibland ulltickeporing (VU) påträffas - det är en sällsynt ticka som nyligen delats upp i de tre olika arterna ulltickeporing </w:t>
+      </w:r>
+      <w:r>
+        <w:rPr>
+          <w:i/>
+        </w:rPr>
+        <w:t xml:space="preserve">Skeletocutis brevispora </w:t>
+      </w:r>
+      <w:r>
+        <w:t>(VU)</w:t>
+      </w:r>
+      <w:r>
+        <w:rPr>
+          <w:i/>
+        </w:rPr>
+        <w:t>, Skeletocutis delicata</w:t>
+      </w:r>
+      <w:r>
+        <w:t xml:space="preserve"> (VU)</w:t>
+      </w:r>
+      <w:r>
+        <w:rPr>
+          <w:i/>
+        </w:rPr>
+        <w:t xml:space="preserve"> och Skeletocutis exilis</w:t>
+      </w:r>
+      <w:r>
+        <w:t xml:space="preserve"> (NT). Ullticka är typisk art för </w:t>
+      </w:r>
+      <w:r>
+        <w:rPr>
+          <w:i/>
+        </w:rPr>
+        <w:t xml:space="preserve">9010 Taiga, 9050 Näringsrik granskog </w:t>
+      </w:r>
+      <w:r>
+        <w:t xml:space="preserve">och </w:t>
+      </w:r>
+      <w:r>
+        <w:rPr>
+          <w:i/>
+        </w:rPr>
+        <w:t>9030 Landhöjningsskog</w:t>
+      </w:r>
+      <w:r>
+        <w:t xml:space="preserve"> (SLU Artdatabanken, 2026; Nitare &amp; Skogsstyrelsen, 2019; Miettinen &amp; Niemelä, 2018).</w:t>
+      </w:r>
+    </w:p>
+    <w:p>
+      <w:r>
+        <w:rPr>
+          <w:b/>
+        </w:rPr>
+        <w:t xml:space="preserve">Vaddporing (NT) </w:t>
+      </w:r>
+      <w:r>
+        <w:t>är en brunrötande vednedbrytare som hittas på undersidan av liggande murken tallved i olika former. Substratet utgörs framför allt av den typ av hård, kådimpregnerad och ofta kolad tallved som skapas i brandpräglad skog. Vedtypen nybildas i mycket liten omfattning och det är sannolikt att arten upplever en utdöendeskuld. För att garantera artens fortlevnad bör man både säkra att artens växtplatser hålls intakta samt att långsiktigt säkerställa att ny ved tillkommer, allra helst i omedelbar anslutning till artens växtplatser. Skoglig gallring och annat uttag av virke innebär ett hot mot arten (SLU Artdatabanken, 2024).</w:t>
+      </w:r>
+    </w:p>
+    <w:p>
+      <w:r>
+        <w:rPr>
+          <w:b/>
+        </w:rPr>
+        <w:t>Vedflamlav (NT)</w:t>
+      </w:r>
+      <w:r>
+        <w:t xml:space="preserve"> växer på gammal hård och torr, exponerad kärnved av tall, främst på högstubbar i ljusöppna lägen, t.ex. vid och på myrar, sjökanter, i glesa hällmarkskogar och i brandpräglade tallnaturskogar. Substratet nyskapas i begränsad omfattning och arten är en utmärkt indikator på höga naturvärden i denna skogstyp. Tall- och barrblandskogar med naturskogskaraktär och spår av bränder har ofta höga biologiska värden och bör skyddas. På vedflamlavens bål kan den sällsynta spiklaven/parasiten </w:t>
+      </w:r>
+      <w:r>
+        <w:rPr>
+          <w:i/>
+        </w:rPr>
+        <w:t>Calicium ramboldiicola</w:t>
+      </w:r>
+      <w:r>
+        <w:t xml:space="preserve"> (VU) påträffas (SLU Artdatabanken, 2026).</w:t>
+      </w:r>
+    </w:p>
+    <w:p>
+      <w:r>
+        <w:rPr>
+          <w:b/>
+        </w:rPr>
+        <w:t xml:space="preserve">Vedticka </w:t>
+      </w:r>
+      <w:r>
+        <w:t xml:space="preserve">är en bra signalart söder om den naturliga norrlandsgränsen. Den är huvudsakligen knuten till äldre barrskogar där det föreligger långvarig kontinuitet av död barrved. Vedticka är typisk art för </w:t>
+      </w:r>
+      <w:r>
+        <w:rPr>
+          <w:i/>
+        </w:rPr>
+        <w:t xml:space="preserve">9010 Taiga </w:t>
+      </w:r>
+      <w:r>
+        <w:t>(Nitare &amp; Skogsstyrelsen, 2019; SLU Artdatabanken, 2025).</w:t>
+      </w:r>
+    </w:p>
+    <w:p>
+      <w:r>
+        <w:rPr>
+          <w:b/>
+        </w:rPr>
+        <w:t>Violettgrå tagellav (NT)</w:t>
+      </w:r>
+      <w:r>
+        <w:t xml:space="preserve"> växer nästan uteslutande i gamla olikåldriga barrnaturskogar med lång skoglig kontinuitet och är en utmärkt signal på skog med höga naturvärden. Slutavverkning av tidigare aldrig slutavverkad skog (kontinuitetsskog) är det största hotet. Biotopen nyskapas i begränsad omfattning och barrskog äldre än 160 år, där den violettgrå tagellaven huvudsakligen påträffas har minskat med 50% de senaste 50 åren. Lågproduktiv skogsmark där laven förekommer bör undantas från skogsbruk och rika förekomster i äldre granskog bör skyddas. Arten är känslig för uttorkning och det är väsentligt att tillräckligt stora bestånd avsätts. Violettgrå tagellav är typisk art för </w:t>
+      </w:r>
+      <w:r>
+        <w:rPr>
+          <w:i/>
+        </w:rPr>
+        <w:t>9010 Taiga</w:t>
+      </w:r>
+      <w:r>
+        <w:t xml:space="preserve"> (SLU Artdatabanken, 2024; Nitare &amp; Skogsstyrelsen, 2019).</w:t>
+      </w:r>
+    </w:p>
+    <w:p>
+      <w:r>
+        <w:rPr>
+          <w:b/>
+        </w:rPr>
+        <w:t>Vitgrynig nållav (NT)</w:t>
+      </w:r>
+      <w:r>
+        <w:t xml:space="preserve"> växer nästan uteslutande på bark av gamla, senvuxna granar i skuggiga lägen med hög och jämn luftfuktighet. Den vanligaste naturtypen för arten är kontinuitetsskogar på frisk mark men den finns också i sumpgranskogar. På lång sikt utgör avverkningar av olikåldriga granskogar av naturskogskaraktär ett allvarligt hot mot arten och skogsbruksåtgärder på eller i närheten av växtplatserna bör undvikas. Naturskogsartade, fuktiga granskogar med förekomster av arten signalerar höga biologiska värden och bör bevaras (SLU Artdatabanken, 2024; Nitare &amp; Skogsstyrelsen, 2019).</w:t>
       </w:r>
     </w:p>
     <w:p>
@@ -907,7 +982,7 @@
         <w:rPr>
           <w:i/>
         </w:rPr>
-        <w:t>I det avverkningsanmälda skogsområdet har 18 naturvårdsarter varav 13 rödlistade arter sina livsmiljöer och växtplatser.</w:t>
+        <w:t>I det avverkningsanmälda skogsområdet har 20 naturvårdsarter varav 16 rödlistade arter sina livsmiljöer och växtplatser.</w:t>
       </w:r>
     </w:p>
     <w:p>
@@ -1142,7 +1217,7 @@
     </w:p>
     <w:p>
       <w:r>
-        <w:t>En analys av 79 floraväktarlokaler åren 1990–2015 vilka återbesökts under 2020–2024 visade på en tydlig negativ påverkan på knärotsförekomster från större hyggen i närområdet (inom 150–200 m) vilket indikerar att kanteffekter har en stor påverkan på populationerna. Resultaten bekräftar knärotens känslighet för kanteffekter och visar vikten av att skydda större skogsbestånd för att bevara arten. Om det blir höga andelar (&gt;30%) hyggen inom 200 meter från en knärotsförekomst så ökar risken för att en knärotspopulation dör ut och det verkar det behövas någonstans mellan 100 och 150 meters skyddszon för att bevara arten på lång sikt (Sebestyén &amp; Sundberg, 2025).</w:t>
+        <w:t>En analys av 79 floraväktarlokaler åren 1990–2015 vilka återbesökts under 2020–2024 visade på en tydlig negativ påverkan på knärotsförekomster från större hyggen i närområdet (inom 150–200 m) vilket indikerar att kanteffekter har en stor påverkan på populationerna. Resultaten bekräftar knärotens känslighet för kanteffekter och visar vikten av att skydda större skogsbestånd för att bevara arten. Om det blir höga andelar (&gt;30%) hyggen inom 200 meter från en knärotsförekomst så ökar risken för att en knärotspopulation dör ut och det verkar det behövas någonstans mellan 100 och 150 meters skyddszon för att bevara arten på lång sikt (Sebestyén &amp; Sundberg, 2025). Detta stöds även av en studie (Johansson et al, 2026) baserad på data från Riksskogstaxeringen som visar att knäroten minskat med 66 % under perioden 1993–2022 samt att det finns en stark korrelation mellan minskande arealer kontinuitetsskog och lokal utdöenderisk. Knäroten uppvisade en mycket låg koloniseringsgrad (0,7 % över 10 år) i kombination med hög lokal utrotningsrisk (75,2 %), där utrotningssannolikheten ökade kraftigt när arealen kontinuitetsskog minskade mellan undersökningar, t.ex. på grund av kalhyggesbruk (Johansson et al., 2026).</w:t>
       </w:r>
     </w:p>
     <w:p>
@@ -1187,7 +1262,7 @@
     </w:p>
     <w:p>
       <w:r>
-        <w:t>En nyligen publicerad vetenskaplig uppsats av Koelmeijer m.fl. (2022) inkluderar orkidén knärots skyddsbehov. I uppsatsen berörs problemet med uttorkning för växter, bl.a. för knärot, ett problem som blivit accentuerat på grund av den pågående klimatförändringen och torra somrar, t.ex. den exceptionellt torra sommaren 2018. I uppsatsen undersöks områden med tre olika avstånd från kalhyggeskant med avseende på skydd bl.a. för knärot. Det första området har avstånd upp till 20 m från hyggeskant (Strong edge effect), det andra 20–40 m från hyggeskant (Weak edge effect) och det tredje avser större avstånd från hyggeskant, där kanteffekten anses vara försumbar (Interior). Ett resultat var att man fann stor eller mycket stor uttorkningseffekt på känsliga och rödlistade skogsarter vid de kortare avstånden till hyggeskant, medan effekt av uttorkning inte konstaterades på större avstånd (Interior). För orkidén knärot fann man en rik förekomst (upp till 0,06 dm2/m2) på stort avstånd från hyggeskant (Interior), medan förekomsten var liten eller närmast försumbar i de områden som klassificerades som Weak edge effect respektive Strong edge effect. Arbetet påpekar att de allt oftare förekommande torra somrarna ger ytterligare skäl att utöka skyddsavståndet från hyggen till den fuktkrävande arten knärot (Koelmeijer m.fl., 2022).</w:t>
+        <w:t>Ytterligare en studie (Koelmeijer m.fl., 2022) inkluderar knärotens skyddsbehov. I uppsatsen berörs problemet med uttorkning för växter, bl.a. för knärot, ett problem som blivit accentuerat på grund av den pågående klimatförändringen och torra somrar, t.ex. den exceptionellt torra sommaren 2018. I uppsatsen undersöks områden med tre olika avstånd från kalhyggeskant med avseende på skydd bl.a. för knärot. Det första området har avstånd upp till 20 m från hyggeskant (Strong edge effect), det andra 20–40 m från hyggeskant (Weak edge effect) och det tredje avser större avstånd från hyggeskant, där kanteffekten anses vara försumbar (Interior). Ett resultat var att man fann stor eller mycket stor uttorkningseffekt på känsliga och rödlistade skogsarter vid de kortare avstånden till hyggeskant, medan effekt av uttorkning inte konstaterades på större avstånd (Interior). För orkidén knärot fann man en rik förekomst (upp till 0,06 dm2/m2) på stort avstånd från hyggeskant (Interior), medan förekomsten var liten eller närmast försumbar i de områden som klassificerades som Weak edge effect respektive Strong edge effect. Arbetet påpekar att de allt oftare förekommande torra somrarna ger ytterligare skäl att utöka skyddsavståndet från hyggen till den fuktkrävande arten knärot (Koelmeijer m.fl., 2022).</w:t>
       </w:r>
     </w:p>
     <w:p>
@@ -1219,7 +1294,7 @@
         <w:t xml:space="preserve">Short-term response of the herbaceous layer within leave patches after harvest. </w:t>
       </w:r>
       <w:r>
-        <w:t>Forest Ecology and Management 257, 1014–1025</w:t>
+        <w:t>Forest Ecology and Management 257, 1014–1025.</w:t>
       </w:r>
     </w:p>
     <w:p>
@@ -1233,7 +1308,30 @@
         <w:t xml:space="preserve">Level and pattern of overstory retention interact to shape long-term responses of understories to timber harvest. </w:t>
       </w:r>
       <w:r>
-        <w:t>Ecological Applications, 22, 2049–2064</w:t>
+        <w:t>Ecological Applications, 22, 2049–2064.</w:t>
+      </w:r>
+    </w:p>
+    <w:p>
+      <w:r>
+        <w:t>Johansson, V., Jansson, M. och Bergman, K-O</w:t>
+      </w:r>
+      <w:r>
+        <w:rPr>
+          <w:i/>
+        </w:rPr>
+        <w:t>.</w:t>
+      </w:r>
+      <w:r>
+        <w:t>, 2026.</w:t>
+      </w:r>
+      <w:r>
+        <w:rPr>
+          <w:i/>
+        </w:rPr>
+        <w:t xml:space="preserve"> A 30-year population decline of a threatened forest orchid associated with old growth forests</w:t>
+      </w:r>
+      <w:r>
+        <w:t>. Department of Physics, Chemistry and Biology (IFM), Linköping University.</w:t>
       </w:r>
     </w:p>
     <w:p>
@@ -1247,7 +1345,7 @@
         <w:t>Retention Forestry as a Conservation Measure for Boreal Forest Ground Vegetation</w:t>
       </w:r>
       <w:r>
-        <w:t>. Doktorsavhandling, SLU, Uppsala</w:t>
+        <w:t>. Doktorsavhandling, SLU, Uppsala.</w:t>
       </w:r>
     </w:p>
     <w:p>
@@ -1261,7 +1359,7 @@
         <w:t xml:space="preserve">Interactive effects of drought and edge exposure on old-growth forest understory species. </w:t>
       </w:r>
       <w:r>
-        <w:t>Landscape Ecology, 37, sid 1839–1853</w:t>
+        <w:t>Landscape Ecology, 37, sid 1839–1853.</w:t>
       </w:r>
     </w:p>
     <w:p>
@@ -1289,7 +1387,7 @@
         <w:t>Påverkan på knärotslokaler från hyggen i närheten.</w:t>
       </w:r>
       <w:r>
-        <w:t xml:space="preserve"> DAPHNE 36:1 2025. Botaniska Sällskapet i Stockholm</w:t>
+        <w:t xml:space="preserve"> DAPHNE 36:1 2025. Botaniska Sällskapet i Stockholm.</w:t>
       </w:r>
     </w:p>
     <w:p>
@@ -1303,7 +1401,7 @@
         <w:t xml:space="preserve">Vägledning för hänsyn till knärot. </w:t>
       </w:r>
       <w:r>
-        <w:t>https://www.skogsstyrelsen.se/lag-och-tillsyn/artskydd/vagledningar-och-kunskapsstod-artskydd/vagledning-for-hansyn-till-knarot/</w:t>
+        <w:t>https://www.skogsstyrelsen.se/lag-och-tillsyn/artskydd/vagledningar-och-kunskapsstod-artskydd/vagledning-for-hansyn-till-knarot/.</w:t>
       </w:r>
     </w:p>
     <w:p>
@@ -1317,7 +1415,7 @@
         <w:t xml:space="preserve">Artfaktablad. Naturvård – artfakta. </w:t>
       </w:r>
       <w:r>
-        <w:t>SLU Artdatabanken, Uppsala</w:t>
+        <w:t>SLU Artdatabanken, Uppsala.</w:t>
       </w:r>
     </w:p>
     <w:p>
@@ -1557,7 +1655,7 @@
 </file>
 
 <file path=word/endnotes.xml><?xml version="1.0" encoding="utf-8"?>
-<w:endnotes xmlns:wpc="http://schemas.microsoft.com/office/word/2010/wordprocessingCanvas" xmlns:cx="http://schemas.microsoft.com/office/drawing/2014/chartex" xmlns:cx1="http://schemas.microsoft.com/office/drawing/2015/9/8/chartex" xmlns:cx2="http://schemas.microsoft.com/office/drawing/2015/10/21/chartex" xmlns:cx3="http://schemas.microsoft.com/office/drawing/2016/5/9/chartex" xmlns:cx4="http://schemas.microsoft.com/office/drawing/2016/5/10/chartex" xmlns:cx5="http://schemas.microsoft.com/office/drawing/2016/5/11/chartex" xmlns:cx6="http://schemas.microsoft.com/office/drawing/2016/5/12/chartex" xmlns:cx7="http://schemas.microsoft.com/office/drawing/2016/5/13/chartex" xmlns:cx8="http://schemas.microsoft.com/office/drawing/2016/5/14/chartex" xmlns:mc="http://schemas.openxmlformats.org/markup-compatibility/2006" xmlns:aink="http://schemas.microsoft.com/office/drawing/2016/ink" xmlns:am3d="http://schemas.microsoft.com/office/drawing/2017/model3d" xmlns:o="urn:schemas-microsoft-com:office:office" xmlns:oel="http://schemas.microsoft.com/office/2019/extlst" xmlns:r="http://schemas.openxmlformats.org/officeDocument/2006/relationships" xmlns:m="http://schemas.openxmlformats.org/officeDocument/2006/math" xmlns:v="urn:schemas-microsoft-com:vml" xmlns:wp14="http://schemas.microsoft.com/office/word/2010/wordprocessingDrawing" xmlns:wp="http://schemas.openxmlformats.org/drawingml/2006/wordprocessingDrawing" xmlns:w10="urn:schemas-microsoft-com:office:word" xmlns:w="http://schemas.openxmlformats.org/wordprocessingml/2006/main" xmlns:w14="http://schemas.microsoft.com/office/word/2010/wordml" xmlns:w15="http://schemas.microsoft.com/office/word/2012/wordml" xmlns:w16cex="http://schemas.microsoft.com/office/word/2018/wordml/cex" xmlns:w16cid="http://schemas.microsoft.com/office/word/2016/wordml/cid" xmlns:w16="http://schemas.microsoft.com/office/word/2018/wordml" xmlns:w16sdtdh="http://schemas.microsoft.com/office/word/2020/wordml/sdtdatahash" xmlns:w16se="http://schemas.microsoft.com/office/word/2015/wordml/symex" xmlns:wpg="http://schemas.microsoft.com/office/word/2010/wordprocessingGroup" xmlns:wpi="http://schemas.microsoft.com/office/word/2010/wordprocessingInk" xmlns:wne="http://schemas.microsoft.com/office/word/2006/wordml" xmlns:wps="http://schemas.microsoft.com/office/word/2010/wordprocessingShape" mc:Ignorable="w14 w15 w16se w16cid w16 w16cex w16sdtdh wp14">
+<w:endnotes xmlns:wpc="http://schemas.microsoft.com/office/word/2010/wordprocessingCanvas" xmlns:cx="http://schemas.microsoft.com/office/drawing/2014/chartex" xmlns:cx1="http://schemas.microsoft.com/office/drawing/2015/9/8/chartex" xmlns:cx2="http://schemas.microsoft.com/office/drawing/2015/10/21/chartex" xmlns:cx3="http://schemas.microsoft.com/office/drawing/2016/5/9/chartex" xmlns:cx4="http://schemas.microsoft.com/office/drawing/2016/5/10/chartex" xmlns:cx5="http://schemas.microsoft.com/office/drawing/2016/5/11/chartex" xmlns:cx6="http://schemas.microsoft.com/office/drawing/2016/5/12/chartex" xmlns:cx7="http://schemas.microsoft.com/office/drawing/2016/5/13/chartex" xmlns:cx8="http://schemas.microsoft.com/office/drawing/2016/5/14/chartex" xmlns:mc="http://schemas.openxmlformats.org/markup-compatibility/2006" xmlns:aink="http://schemas.microsoft.com/office/drawing/2016/ink" xmlns:am3d="http://schemas.microsoft.com/office/drawing/2017/model3d" xmlns:o="urn:schemas-microsoft-com:office:office" xmlns:oel="http://schemas.microsoft.com/office/2019/extlst" xmlns:r="http://schemas.openxmlformats.org/officeDocument/2006/relationships" xmlns:m="http://schemas.openxmlformats.org/officeDocument/2006/math" xmlns:v="urn:schemas-microsoft-com:vml" xmlns:wp14="http://schemas.microsoft.com/office/word/2010/wordprocessingDrawing" xmlns:wp="http://schemas.openxmlformats.org/drawingml/2006/wordprocessingDrawing" xmlns:w10="urn:schemas-microsoft-com:office:word" xmlns:w="http://schemas.openxmlformats.org/wordprocessingml/2006/main" xmlns:w14="http://schemas.microsoft.com/office/word/2010/wordml" xmlns:w15="http://schemas.microsoft.com/office/word/2012/wordml" xmlns:w16cex="http://schemas.microsoft.com/office/word/2018/wordml/cex" xmlns:w16cid="http://schemas.microsoft.com/office/word/2016/wordml/cid" xmlns:w16="http://schemas.microsoft.com/office/word/2018/wordml" xmlns:w16du="http://schemas.microsoft.com/office/word/2023/wordml/word16du" xmlns:w16sdtdh="http://schemas.microsoft.com/office/word/2020/wordml/sdtdatahash" xmlns:w16sdtfl="http://schemas.microsoft.com/office/word/2024/wordml/sdtformatlock" xmlns:w16se="http://schemas.microsoft.com/office/word/2015/wordml/symex" xmlns:wpg="http://schemas.microsoft.com/office/word/2010/wordprocessingGroup" xmlns:wpi="http://schemas.microsoft.com/office/word/2010/wordprocessingInk" xmlns:wne="http://schemas.microsoft.com/office/word/2006/wordml" xmlns:wps="http://schemas.microsoft.com/office/word/2010/wordprocessingShape" mc:Ignorable="w14 w15 w16se w16cid w16 w16cex w16sdtdh w16sdtfl w16du wp14">
   <w:endnote w:type="separator" w:id="-1">
     <w:p>
       <w:pPr>
@@ -1582,7 +1680,7 @@
 </file>
 
 <file path=word/footer1.xml><?xml version="1.0" encoding="utf-8"?>
-<w:ftr xmlns:wpc="http://schemas.microsoft.com/office/word/2010/wordprocessingCanvas" xmlns:cx="http://schemas.microsoft.com/office/drawing/2014/chartex" xmlns:cx1="http://schemas.microsoft.com/office/drawing/2015/9/8/chartex" xmlns:cx2="http://schemas.microsoft.com/office/drawing/2015/10/21/chartex" xmlns:cx3="http://schemas.microsoft.com/office/drawing/2016/5/9/chartex" xmlns:cx4="http://schemas.microsoft.com/office/drawing/2016/5/10/chartex" xmlns:cx5="http://schemas.microsoft.com/office/drawing/2016/5/11/chartex" xmlns:cx6="http://schemas.microsoft.com/office/drawing/2016/5/12/chartex" xmlns:cx7="http://schemas.microsoft.com/office/drawing/2016/5/13/chartex" xmlns:cx8="http://schemas.microsoft.com/office/drawing/2016/5/14/chartex" xmlns:mc="http://schemas.openxmlformats.org/markup-compatibility/2006" xmlns:aink="http://schemas.microsoft.com/office/drawing/2016/ink" xmlns:am3d="http://schemas.microsoft.com/office/drawing/2017/model3d" xmlns:o="urn:schemas-microsoft-com:office:office" xmlns:oel="http://schemas.microsoft.com/office/2019/extlst" xmlns:r="http://schemas.openxmlformats.org/officeDocument/2006/relationships" xmlns:m="http://schemas.openxmlformats.org/officeDocument/2006/math" xmlns:v="urn:schemas-microsoft-com:vml" xmlns:wp14="http://schemas.microsoft.com/office/word/2010/wordprocessingDrawing" xmlns:wp="http://schemas.openxmlformats.org/drawingml/2006/wordprocessingDrawing" xmlns:w10="urn:schemas-microsoft-com:office:word" xmlns:w="http://schemas.openxmlformats.org/wordprocessingml/2006/main" xmlns:w14="http://schemas.microsoft.com/office/word/2010/wordml" xmlns:w15="http://schemas.microsoft.com/office/word/2012/wordml" xmlns:w16cex="http://schemas.microsoft.com/office/word/2018/wordml/cex" xmlns:w16cid="http://schemas.microsoft.com/office/word/2016/wordml/cid" xmlns:w16="http://schemas.microsoft.com/office/word/2018/wordml" xmlns:w16sdtdh="http://schemas.microsoft.com/office/word/2020/wordml/sdtdatahash" xmlns:w16se="http://schemas.microsoft.com/office/word/2015/wordml/symex" xmlns:wpg="http://schemas.microsoft.com/office/word/2010/wordprocessingGroup" xmlns:wpi="http://schemas.microsoft.com/office/word/2010/wordprocessingInk" xmlns:wne="http://schemas.microsoft.com/office/word/2006/wordml" xmlns:wps="http://schemas.microsoft.com/office/word/2010/wordprocessingShape" mc:Ignorable="w14 w15 w16se w16cid w16 w16cex w16sdtdh wp14">
+<w:ftr xmlns:wpc="http://schemas.microsoft.com/office/word/2010/wordprocessingCanvas" xmlns:cx="http://schemas.microsoft.com/office/drawing/2014/chartex" xmlns:cx1="http://schemas.microsoft.com/office/drawing/2015/9/8/chartex" xmlns:cx2="http://schemas.microsoft.com/office/drawing/2015/10/21/chartex" xmlns:cx3="http://schemas.microsoft.com/office/drawing/2016/5/9/chartex" xmlns:cx4="http://schemas.microsoft.com/office/drawing/2016/5/10/chartex" xmlns:cx5="http://schemas.microsoft.com/office/drawing/2016/5/11/chartex" xmlns:cx6="http://schemas.microsoft.com/office/drawing/2016/5/12/chartex" xmlns:cx7="http://schemas.microsoft.com/office/drawing/2016/5/13/chartex" xmlns:cx8="http://schemas.microsoft.com/office/drawing/2016/5/14/chartex" xmlns:mc="http://schemas.openxmlformats.org/markup-compatibility/2006" xmlns:aink="http://schemas.microsoft.com/office/drawing/2016/ink" xmlns:am3d="http://schemas.microsoft.com/office/drawing/2017/model3d" xmlns:o="urn:schemas-microsoft-com:office:office" xmlns:oel="http://schemas.microsoft.com/office/2019/extlst" xmlns:r="http://schemas.openxmlformats.org/officeDocument/2006/relationships" xmlns:m="http://schemas.openxmlformats.org/officeDocument/2006/math" xmlns:v="urn:schemas-microsoft-com:vml" xmlns:wp14="http://schemas.microsoft.com/office/word/2010/wordprocessingDrawing" xmlns:wp="http://schemas.openxmlformats.org/drawingml/2006/wordprocessingDrawing" xmlns:w10="urn:schemas-microsoft-com:office:word" xmlns:w="http://schemas.openxmlformats.org/wordprocessingml/2006/main" xmlns:w14="http://schemas.microsoft.com/office/word/2010/wordml" xmlns:w15="http://schemas.microsoft.com/office/word/2012/wordml" xmlns:w16cex="http://schemas.microsoft.com/office/word/2018/wordml/cex" xmlns:w16cid="http://schemas.microsoft.com/office/word/2016/wordml/cid" xmlns:w16="http://schemas.microsoft.com/office/word/2018/wordml" xmlns:w16du="http://schemas.microsoft.com/office/word/2023/wordml/word16du" xmlns:w16sdtdh="http://schemas.microsoft.com/office/word/2020/wordml/sdtdatahash" xmlns:w16sdtfl="http://schemas.microsoft.com/office/word/2024/wordml/sdtformatlock" xmlns:w16se="http://schemas.microsoft.com/office/word/2015/wordml/symex" xmlns:wpg="http://schemas.microsoft.com/office/word/2010/wordprocessingGroup" xmlns:wpi="http://schemas.microsoft.com/office/word/2010/wordprocessingInk" xmlns:wne="http://schemas.microsoft.com/office/word/2006/wordml" xmlns:wps="http://schemas.microsoft.com/office/word/2010/wordprocessingShape" mc:Ignorable="w14 w15 w16se w16cid w16 w16cex w16sdtdh w16sdtfl w16du wp14">
   <w:p>
     <w:pPr>
       <w:pStyle w:val="Footer"/>
@@ -1592,7 +1690,7 @@
 </file>
 
 <file path=word/footer2.xml><?xml version="1.0" encoding="utf-8"?>
-<w:ftr xmlns:wpc="http://schemas.microsoft.com/office/word/2010/wordprocessingCanvas" xmlns:cx="http://schemas.microsoft.com/office/drawing/2014/chartex" xmlns:cx1="http://schemas.microsoft.com/office/drawing/2015/9/8/chartex" xmlns:cx2="http://schemas.microsoft.com/office/drawing/2015/10/21/chartex" xmlns:cx3="http://schemas.microsoft.com/office/drawing/2016/5/9/chartex" xmlns:cx4="http://schemas.microsoft.com/office/drawing/2016/5/10/chartex" xmlns:cx5="http://schemas.microsoft.com/office/drawing/2016/5/11/chartex" xmlns:cx6="http://schemas.microsoft.com/office/drawing/2016/5/12/chartex" xmlns:cx7="http://schemas.microsoft.com/office/drawing/2016/5/13/chartex" xmlns:cx8="http://schemas.microsoft.com/office/drawing/2016/5/14/chartex" xmlns:mc="http://schemas.openxmlformats.org/markup-compatibility/2006" xmlns:aink="http://schemas.microsoft.com/office/drawing/2016/ink" xmlns:am3d="http://schemas.microsoft.com/office/drawing/2017/model3d" xmlns:o="urn:schemas-microsoft-com:office:office" xmlns:oel="http://schemas.microsoft.com/office/2019/extlst" xmlns:r="http://schemas.openxmlformats.org/officeDocument/2006/relationships" xmlns:m="http://schemas.openxmlformats.org/officeDocument/2006/math" xmlns:v="urn:schemas-microsoft-com:vml" xmlns:wp14="http://schemas.microsoft.com/office/word/2010/wordprocessingDrawing" xmlns:wp="http://schemas.openxmlformats.org/drawingml/2006/wordprocessingDrawing" xmlns:w10="urn:schemas-microsoft-com:office:word" xmlns:w="http://schemas.openxmlformats.org/wordprocessingml/2006/main" xmlns:w14="http://schemas.microsoft.com/office/word/2010/wordml" xmlns:w15="http://schemas.microsoft.com/office/word/2012/wordml" xmlns:w16cex="http://schemas.microsoft.com/office/word/2018/wordml/cex" xmlns:w16cid="http://schemas.microsoft.com/office/word/2016/wordml/cid" xmlns:w16="http://schemas.microsoft.com/office/word/2018/wordml" xmlns:w16sdtdh="http://schemas.microsoft.com/office/word/2020/wordml/sdtdatahash" xmlns:w16se="http://schemas.microsoft.com/office/word/2015/wordml/symex" xmlns:wpg="http://schemas.microsoft.com/office/word/2010/wordprocessingGroup" xmlns:wpi="http://schemas.microsoft.com/office/word/2010/wordprocessingInk" xmlns:wne="http://schemas.microsoft.com/office/word/2006/wordml" xmlns:wps="http://schemas.microsoft.com/office/word/2010/wordprocessingShape" mc:Ignorable="w14 w15 w16se w16cid w16 w16cex w16sdtdh wp14">
+<w:ftr xmlns:wpc="http://schemas.microsoft.com/office/word/2010/wordprocessingCanvas" xmlns:cx="http://schemas.microsoft.com/office/drawing/2014/chartex" xmlns:cx1="http://schemas.microsoft.com/office/drawing/2015/9/8/chartex" xmlns:cx2="http://schemas.microsoft.com/office/drawing/2015/10/21/chartex" xmlns:cx3="http://schemas.microsoft.com/office/drawing/2016/5/9/chartex" xmlns:cx4="http://schemas.microsoft.com/office/drawing/2016/5/10/chartex" xmlns:cx5="http://schemas.microsoft.com/office/drawing/2016/5/11/chartex" xmlns:cx6="http://schemas.microsoft.com/office/drawing/2016/5/12/chartex" xmlns:cx7="http://schemas.microsoft.com/office/drawing/2016/5/13/chartex" xmlns:cx8="http://schemas.microsoft.com/office/drawing/2016/5/14/chartex" xmlns:mc="http://schemas.openxmlformats.org/markup-compatibility/2006" xmlns:aink="http://schemas.microsoft.com/office/drawing/2016/ink" xmlns:am3d="http://schemas.microsoft.com/office/drawing/2017/model3d" xmlns:o="urn:schemas-microsoft-com:office:office" xmlns:oel="http://schemas.microsoft.com/office/2019/extlst" xmlns:r="http://schemas.openxmlformats.org/officeDocument/2006/relationships" xmlns:m="http://schemas.openxmlformats.org/officeDocument/2006/math" xmlns:v="urn:schemas-microsoft-com:vml" xmlns:wp14="http://schemas.microsoft.com/office/word/2010/wordprocessingDrawing" xmlns:wp="http://schemas.openxmlformats.org/drawingml/2006/wordprocessingDrawing" xmlns:w10="urn:schemas-microsoft-com:office:word" xmlns:w="http://schemas.openxmlformats.org/wordprocessingml/2006/main" xmlns:w14="http://schemas.microsoft.com/office/word/2010/wordml" xmlns:w15="http://schemas.microsoft.com/office/word/2012/wordml" xmlns:w16cex="http://schemas.microsoft.com/office/word/2018/wordml/cex" xmlns:w16cid="http://schemas.microsoft.com/office/word/2016/wordml/cid" xmlns:w16="http://schemas.microsoft.com/office/word/2018/wordml" xmlns:w16du="http://schemas.microsoft.com/office/word/2023/wordml/word16du" xmlns:w16sdtdh="http://schemas.microsoft.com/office/word/2020/wordml/sdtdatahash" xmlns:w16sdtfl="http://schemas.microsoft.com/office/word/2024/wordml/sdtformatlock" xmlns:w16se="http://schemas.microsoft.com/office/word/2015/wordml/symex" xmlns:wpg="http://schemas.microsoft.com/office/word/2010/wordprocessingGroup" xmlns:wpi="http://schemas.microsoft.com/office/word/2010/wordprocessingInk" xmlns:wne="http://schemas.microsoft.com/office/word/2006/wordml" xmlns:wps="http://schemas.microsoft.com/office/word/2010/wordprocessingShape" mc:Ignorable="w14 w15 w16se w16cid w16 w16cex w16sdtdh w16sdtfl w16du wp14">
   <w:p>
     <w:pPr>
       <w:pStyle w:val="Footer"/>
@@ -1602,7 +1700,7 @@
 </file>
 
 <file path=word/footer3.xml><?xml version="1.0" encoding="utf-8"?>
-<w:ftr xmlns:wpc="http://schemas.microsoft.com/office/word/2010/wordprocessingCanvas" xmlns:cx="http://schemas.microsoft.com/office/drawing/2014/chartex" xmlns:cx1="http://schemas.microsoft.com/office/drawing/2015/9/8/chartex" xmlns:cx2="http://schemas.microsoft.com/office/drawing/2015/10/21/chartex" xmlns:cx3="http://schemas.microsoft.com/office/drawing/2016/5/9/chartex" xmlns:cx4="http://schemas.microsoft.com/office/drawing/2016/5/10/chartex" xmlns:cx5="http://schemas.microsoft.com/office/drawing/2016/5/11/chartex" xmlns:cx6="http://schemas.microsoft.com/office/drawing/2016/5/12/chartex" xmlns:cx7="http://schemas.microsoft.com/office/drawing/2016/5/13/chartex" xmlns:cx8="http://schemas.microsoft.com/office/drawing/2016/5/14/chartex" xmlns:mc="http://schemas.openxmlformats.org/markup-compatibility/2006" xmlns:aink="http://schemas.microsoft.com/office/drawing/2016/ink" xmlns:am3d="http://schemas.microsoft.com/office/drawing/2017/model3d" xmlns:o="urn:schemas-microsoft-com:office:office" xmlns:oel="http://schemas.microsoft.com/office/2019/extlst" xmlns:r="http://schemas.openxmlformats.org/officeDocument/2006/relationships" xmlns:m="http://schemas.openxmlformats.org/officeDocument/2006/math" xmlns:v="urn:schemas-microsoft-com:vml" xmlns:wp14="http://schemas.microsoft.com/office/word/2010/wordprocessingDrawing" xmlns:wp="http://schemas.openxmlformats.org/drawingml/2006/wordprocessingDrawing" xmlns:w10="urn:schemas-microsoft-com:office:word" xmlns:w="http://schemas.openxmlformats.org/wordprocessingml/2006/main" xmlns:w14="http://schemas.microsoft.com/office/word/2010/wordml" xmlns:w15="http://schemas.microsoft.com/office/word/2012/wordml" xmlns:w16cex="http://schemas.microsoft.com/office/word/2018/wordml/cex" xmlns:w16cid="http://schemas.microsoft.com/office/word/2016/wordml/cid" xmlns:w16="http://schemas.microsoft.com/office/word/2018/wordml" xmlns:w16sdtdh="http://schemas.microsoft.com/office/word/2020/wordml/sdtdatahash" xmlns:w16se="http://schemas.microsoft.com/office/word/2015/wordml/symex" xmlns:wpg="http://schemas.microsoft.com/office/word/2010/wordprocessingGroup" xmlns:wpi="http://schemas.microsoft.com/office/word/2010/wordprocessingInk" xmlns:wne="http://schemas.microsoft.com/office/word/2006/wordml" xmlns:wps="http://schemas.microsoft.com/office/word/2010/wordprocessingShape" mc:Ignorable="w14 w15 w16se w16cid w16 w16cex w16sdtdh wp14">
+<w:ftr xmlns:wpc="http://schemas.microsoft.com/office/word/2010/wordprocessingCanvas" xmlns:cx="http://schemas.microsoft.com/office/drawing/2014/chartex" xmlns:cx1="http://schemas.microsoft.com/office/drawing/2015/9/8/chartex" xmlns:cx2="http://schemas.microsoft.com/office/drawing/2015/10/21/chartex" xmlns:cx3="http://schemas.microsoft.com/office/drawing/2016/5/9/chartex" xmlns:cx4="http://schemas.microsoft.com/office/drawing/2016/5/10/chartex" xmlns:cx5="http://schemas.microsoft.com/office/drawing/2016/5/11/chartex" xmlns:cx6="http://schemas.microsoft.com/office/drawing/2016/5/12/chartex" xmlns:cx7="http://schemas.microsoft.com/office/drawing/2016/5/13/chartex" xmlns:cx8="http://schemas.microsoft.com/office/drawing/2016/5/14/chartex" xmlns:mc="http://schemas.openxmlformats.org/markup-compatibility/2006" xmlns:aink="http://schemas.microsoft.com/office/drawing/2016/ink" xmlns:am3d="http://schemas.microsoft.com/office/drawing/2017/model3d" xmlns:o="urn:schemas-microsoft-com:office:office" xmlns:oel="http://schemas.microsoft.com/office/2019/extlst" xmlns:r="http://schemas.openxmlformats.org/officeDocument/2006/relationships" xmlns:m="http://schemas.openxmlformats.org/officeDocument/2006/math" xmlns:v="urn:schemas-microsoft-com:vml" xmlns:wp14="http://schemas.microsoft.com/office/word/2010/wordprocessingDrawing" xmlns:wp="http://schemas.openxmlformats.org/drawingml/2006/wordprocessingDrawing" xmlns:w10="urn:schemas-microsoft-com:office:word" xmlns:w="http://schemas.openxmlformats.org/wordprocessingml/2006/main" xmlns:w14="http://schemas.microsoft.com/office/word/2010/wordml" xmlns:w15="http://schemas.microsoft.com/office/word/2012/wordml" xmlns:w16cex="http://schemas.microsoft.com/office/word/2018/wordml/cex" xmlns:w16cid="http://schemas.microsoft.com/office/word/2016/wordml/cid" xmlns:w16="http://schemas.microsoft.com/office/word/2018/wordml" xmlns:w16du="http://schemas.microsoft.com/office/word/2023/wordml/word16du" xmlns:w16sdtdh="http://schemas.microsoft.com/office/word/2020/wordml/sdtdatahash" xmlns:w16sdtfl="http://schemas.microsoft.com/office/word/2024/wordml/sdtformatlock" xmlns:w16se="http://schemas.microsoft.com/office/word/2015/wordml/symex" xmlns:wpg="http://schemas.microsoft.com/office/word/2010/wordprocessingGroup" xmlns:wpi="http://schemas.microsoft.com/office/word/2010/wordprocessingInk" xmlns:wne="http://schemas.microsoft.com/office/word/2006/wordml" xmlns:wps="http://schemas.microsoft.com/office/word/2010/wordprocessingShape" mc:Ignorable="w14 w15 w16se w16cid w16 w16cex w16sdtdh w16sdtfl w16du wp14">
   <w:p>
     <w:pPr>
       <w:pStyle w:val="Footer"/>
@@ -1612,7 +1710,7 @@
 </file>
 
 <file path=word/footnotes.xml><?xml version="1.0" encoding="utf-8"?>
-<w:footnotes xmlns:wpc="http://schemas.microsoft.com/office/word/2010/wordprocessingCanvas" xmlns:cx="http://schemas.microsoft.com/office/drawing/2014/chartex" xmlns:cx1="http://schemas.microsoft.com/office/drawing/2015/9/8/chartex" xmlns:cx2="http://schemas.microsoft.com/office/drawing/2015/10/21/chartex" xmlns:cx3="http://schemas.microsoft.com/office/drawing/2016/5/9/chartex" xmlns:cx4="http://schemas.microsoft.com/office/drawing/2016/5/10/chartex" xmlns:cx5="http://schemas.microsoft.com/office/drawing/2016/5/11/chartex" xmlns:cx6="http://schemas.microsoft.com/office/drawing/2016/5/12/chartex" xmlns:cx7="http://schemas.microsoft.com/office/drawing/2016/5/13/chartex" xmlns:cx8="http://schemas.microsoft.com/office/drawing/2016/5/14/chartex" xmlns:mc="http://schemas.openxmlformats.org/markup-compatibility/2006" xmlns:aink="http://schemas.microsoft.com/office/drawing/2016/ink" xmlns:am3d="http://schemas.microsoft.com/office/drawing/2017/model3d" xmlns:o="urn:schemas-microsoft-com:office:office" xmlns:oel="http://schemas.microsoft.com/office/2019/extlst" xmlns:r="http://schemas.openxmlformats.org/officeDocument/2006/relationships" xmlns:m="http://schemas.openxmlformats.org/officeDocument/2006/math" xmlns:v="urn:schemas-microsoft-com:vml" xmlns:wp14="http://schemas.microsoft.com/office/word/2010/wordprocessingDrawing" xmlns:wp="http://schemas.openxmlformats.org/drawingml/2006/wordprocessingDrawing" xmlns:w10="urn:schemas-microsoft-com:office:word" xmlns:w="http://schemas.openxmlformats.org/wordprocessingml/2006/main" xmlns:w14="http://schemas.microsoft.com/office/word/2010/wordml" xmlns:w15="http://schemas.microsoft.com/office/word/2012/wordml" xmlns:w16cex="http://schemas.microsoft.com/office/word/2018/wordml/cex" xmlns:w16cid="http://schemas.microsoft.com/office/word/2016/wordml/cid" xmlns:w16="http://schemas.microsoft.com/office/word/2018/wordml" xmlns:w16sdtdh="http://schemas.microsoft.com/office/word/2020/wordml/sdtdatahash" xmlns:w16se="http://schemas.microsoft.com/office/word/2015/wordml/symex" xmlns:wpg="http://schemas.microsoft.com/office/word/2010/wordprocessingGroup" xmlns:wpi="http://schemas.microsoft.com/office/word/2010/wordprocessingInk" xmlns:wne="http://schemas.microsoft.com/office/word/2006/wordml" xmlns:wps="http://schemas.microsoft.com/office/word/2010/wordprocessingShape" mc:Ignorable="w14 w15 w16se w16cid w16 w16cex w16sdtdh wp14">
+<w:footnotes xmlns:wpc="http://schemas.microsoft.com/office/word/2010/wordprocessingCanvas" xmlns:cx="http://schemas.microsoft.com/office/drawing/2014/chartex" xmlns:cx1="http://schemas.microsoft.com/office/drawing/2015/9/8/chartex" xmlns:cx2="http://schemas.microsoft.com/office/drawing/2015/10/21/chartex" xmlns:cx3="http://schemas.microsoft.com/office/drawing/2016/5/9/chartex" xmlns:cx4="http://schemas.microsoft.com/office/drawing/2016/5/10/chartex" xmlns:cx5="http://schemas.microsoft.com/office/drawing/2016/5/11/chartex" xmlns:cx6="http://schemas.microsoft.com/office/drawing/2016/5/12/chartex" xmlns:cx7="http://schemas.microsoft.com/office/drawing/2016/5/13/chartex" xmlns:cx8="http://schemas.microsoft.com/office/drawing/2016/5/14/chartex" xmlns:mc="http://schemas.openxmlformats.org/markup-compatibility/2006" xmlns:aink="http://schemas.microsoft.com/office/drawing/2016/ink" xmlns:am3d="http://schemas.microsoft.com/office/drawing/2017/model3d" xmlns:o="urn:schemas-microsoft-com:office:office" xmlns:oel="http://schemas.microsoft.com/office/2019/extlst" xmlns:r="http://schemas.openxmlformats.org/officeDocument/2006/relationships" xmlns:m="http://schemas.openxmlformats.org/officeDocument/2006/math" xmlns:v="urn:schemas-microsoft-com:vml" xmlns:wp14="http://schemas.microsoft.com/office/word/2010/wordprocessingDrawing" xmlns:wp="http://schemas.openxmlformats.org/drawingml/2006/wordprocessingDrawing" xmlns:w10="urn:schemas-microsoft-com:office:word" xmlns:w="http://schemas.openxmlformats.org/wordprocessingml/2006/main" xmlns:w14="http://schemas.microsoft.com/office/word/2010/wordml" xmlns:w15="http://schemas.microsoft.com/office/word/2012/wordml" xmlns:w16cex="http://schemas.microsoft.com/office/word/2018/wordml/cex" xmlns:w16cid="http://schemas.microsoft.com/office/word/2016/wordml/cid" xmlns:w16="http://schemas.microsoft.com/office/word/2018/wordml" xmlns:w16du="http://schemas.microsoft.com/office/word/2023/wordml/word16du" xmlns:w16sdtdh="http://schemas.microsoft.com/office/word/2020/wordml/sdtdatahash" xmlns:w16sdtfl="http://schemas.microsoft.com/office/word/2024/wordml/sdtformatlock" xmlns:w16se="http://schemas.microsoft.com/office/word/2015/wordml/symex" xmlns:wpg="http://schemas.microsoft.com/office/word/2010/wordprocessingGroup" xmlns:wpi="http://schemas.microsoft.com/office/word/2010/wordprocessingInk" xmlns:wne="http://schemas.microsoft.com/office/word/2006/wordml" xmlns:wps="http://schemas.microsoft.com/office/word/2010/wordprocessingShape" mc:Ignorable="w14 w15 w16se w16cid w16 w16cex w16sdtdh w16sdtfl w16du wp14">
   <w:footnote w:type="separator" w:id="-1">
     <w:p>
       <w:pPr>
@@ -1637,7 +1735,7 @@
 </file>
 
 <file path=word/header1.xml><?xml version="1.0" encoding="utf-8"?>
-<w:hdr xmlns:wpc="http://schemas.microsoft.com/office/word/2010/wordprocessingCanvas" xmlns:cx="http://schemas.microsoft.com/office/drawing/2014/chartex" xmlns:cx1="http://schemas.microsoft.com/office/drawing/2015/9/8/chartex" xmlns:cx2="http://schemas.microsoft.com/office/drawing/2015/10/21/chartex" xmlns:cx3="http://schemas.microsoft.com/office/drawing/2016/5/9/chartex" xmlns:cx4="http://schemas.microsoft.com/office/drawing/2016/5/10/chartex" xmlns:cx5="http://schemas.microsoft.com/office/drawing/2016/5/11/chartex" xmlns:cx6="http://schemas.microsoft.com/office/drawing/2016/5/12/chartex" xmlns:cx7="http://schemas.microsoft.com/office/drawing/2016/5/13/chartex" xmlns:cx8="http://schemas.microsoft.com/office/drawing/2016/5/14/chartex" xmlns:mc="http://schemas.openxmlformats.org/markup-compatibility/2006" xmlns:aink="http://schemas.microsoft.com/office/drawing/2016/ink" xmlns:am3d="http://schemas.microsoft.com/office/drawing/2017/model3d" xmlns:o="urn:schemas-microsoft-com:office:office" xmlns:oel="http://schemas.microsoft.com/office/2019/extlst" xmlns:r="http://schemas.openxmlformats.org/officeDocument/2006/relationships" xmlns:m="http://schemas.openxmlformats.org/officeDocument/2006/math" xmlns:v="urn:schemas-microsoft-com:vml" xmlns:wp14="http://schemas.microsoft.com/office/word/2010/wordprocessingDrawing" xmlns:wp="http://schemas.openxmlformats.org/drawingml/2006/wordprocessingDrawing" xmlns:w10="urn:schemas-microsoft-com:office:word" xmlns:w="http://schemas.openxmlformats.org/wordprocessingml/2006/main" xmlns:w14="http://schemas.microsoft.com/office/word/2010/wordml" xmlns:w15="http://schemas.microsoft.com/office/word/2012/wordml" xmlns:w16cex="http://schemas.microsoft.com/office/word/2018/wordml/cex" xmlns:w16cid="http://schemas.microsoft.com/office/word/2016/wordml/cid" xmlns:w16="http://schemas.microsoft.com/office/word/2018/wordml" xmlns:w16sdtdh="http://schemas.microsoft.com/office/word/2020/wordml/sdtdatahash" xmlns:w16se="http://schemas.microsoft.com/office/word/2015/wordml/symex" xmlns:wpg="http://schemas.microsoft.com/office/word/2010/wordprocessingGroup" xmlns:wpi="http://schemas.microsoft.com/office/word/2010/wordprocessingInk" xmlns:wne="http://schemas.microsoft.com/office/word/2006/wordml" xmlns:wps="http://schemas.microsoft.com/office/word/2010/wordprocessingShape" mc:Ignorable="w14 w15 w16se w16cid w16 w16cex w16sdtdh wp14">
+<w:hdr xmlns:wpc="http://schemas.microsoft.com/office/word/2010/wordprocessingCanvas" xmlns:cx="http://schemas.microsoft.com/office/drawing/2014/chartex" xmlns:cx1="http://schemas.microsoft.com/office/drawing/2015/9/8/chartex" xmlns:cx2="http://schemas.microsoft.com/office/drawing/2015/10/21/chartex" xmlns:cx3="http://schemas.microsoft.com/office/drawing/2016/5/9/chartex" xmlns:cx4="http://schemas.microsoft.com/office/drawing/2016/5/10/chartex" xmlns:cx5="http://schemas.microsoft.com/office/drawing/2016/5/11/chartex" xmlns:cx6="http://schemas.microsoft.com/office/drawing/2016/5/12/chartex" xmlns:cx7="http://schemas.microsoft.com/office/drawing/2016/5/13/chartex" xmlns:cx8="http://schemas.microsoft.com/office/drawing/2016/5/14/chartex" xmlns:mc="http://schemas.openxmlformats.org/markup-compatibility/2006" xmlns:aink="http://schemas.microsoft.com/office/drawing/2016/ink" xmlns:am3d="http://schemas.microsoft.com/office/drawing/2017/model3d" xmlns:o="urn:schemas-microsoft-com:office:office" xmlns:oel="http://schemas.microsoft.com/office/2019/extlst" xmlns:r="http://schemas.openxmlformats.org/officeDocument/2006/relationships" xmlns:m="http://schemas.openxmlformats.org/officeDocument/2006/math" xmlns:v="urn:schemas-microsoft-com:vml" xmlns:wp14="http://schemas.microsoft.com/office/word/2010/wordprocessingDrawing" xmlns:wp="http://schemas.openxmlformats.org/drawingml/2006/wordprocessingDrawing" xmlns:w10="urn:schemas-microsoft-com:office:word" xmlns:w="http://schemas.openxmlformats.org/wordprocessingml/2006/main" xmlns:w14="http://schemas.microsoft.com/office/word/2010/wordml" xmlns:w15="http://schemas.microsoft.com/office/word/2012/wordml" xmlns:w16cex="http://schemas.microsoft.com/office/word/2018/wordml/cex" xmlns:w16cid="http://schemas.microsoft.com/office/word/2016/wordml/cid" xmlns:w16="http://schemas.microsoft.com/office/word/2018/wordml" xmlns:w16du="http://schemas.microsoft.com/office/word/2023/wordml/word16du" xmlns:w16sdtdh="http://schemas.microsoft.com/office/word/2020/wordml/sdtdatahash" xmlns:w16sdtfl="http://schemas.microsoft.com/office/word/2024/wordml/sdtformatlock" xmlns:w16se="http://schemas.microsoft.com/office/word/2015/wordml/symex" xmlns:wpg="http://schemas.microsoft.com/office/word/2010/wordprocessingGroup" xmlns:wpi="http://schemas.microsoft.com/office/word/2010/wordprocessingInk" xmlns:wne="http://schemas.microsoft.com/office/word/2006/wordml" xmlns:wps="http://schemas.microsoft.com/office/word/2010/wordprocessingShape" mc:Ignorable="w14 w15 w16se w16cid w16 w16cex w16sdtdh w16sdtfl w16du wp14">
   <w:p>
     <w:pPr>
       <w:pStyle w:val="Header"/>
@@ -1647,7 +1745,7 @@
 </file>
 
 <file path=word/header2.xml><?xml version="1.0" encoding="utf-8"?>
-<w:hdr xmlns:wpc="http://schemas.microsoft.com/office/word/2010/wordprocessingCanvas" xmlns:cx="http://schemas.microsoft.com/office/drawing/2014/chartex" xmlns:cx1="http://schemas.microsoft.com/office/drawing/2015/9/8/chartex" xmlns:cx2="http://schemas.microsoft.com/office/drawing/2015/10/21/chartex" xmlns:cx3="http://schemas.microsoft.com/office/drawing/2016/5/9/chartex" xmlns:cx4="http://schemas.microsoft.com/office/drawing/2016/5/10/chartex" xmlns:cx5="http://schemas.microsoft.com/office/drawing/2016/5/11/chartex" xmlns:cx6="http://schemas.microsoft.com/office/drawing/2016/5/12/chartex" xmlns:cx7="http://schemas.microsoft.com/office/drawing/2016/5/13/chartex" xmlns:cx8="http://schemas.microsoft.com/office/drawing/2016/5/14/chartex" xmlns:mc="http://schemas.openxmlformats.org/markup-compatibility/2006" xmlns:aink="http://schemas.microsoft.com/office/drawing/2016/ink" xmlns:am3d="http://schemas.microsoft.com/office/drawing/2017/model3d" xmlns:o="urn:schemas-microsoft-com:office:office" xmlns:oel="http://schemas.microsoft.com/office/2019/extlst" xmlns:r="http://schemas.openxmlformats.org/officeDocument/2006/relationships" xmlns:m="http://schemas.openxmlformats.org/officeDocument/2006/math" xmlns:v="urn:schemas-microsoft-com:vml" xmlns:wp14="http://schemas.microsoft.com/office/word/2010/wordprocessingDrawing" xmlns:wp="http://schemas.openxmlformats.org/drawingml/2006/wordprocessingDrawing" xmlns:w10="urn:schemas-microsoft-com:office:word" xmlns:w="http://schemas.openxmlformats.org/wordprocessingml/2006/main" xmlns:w14="http://schemas.microsoft.com/office/word/2010/wordml" xmlns:w15="http://schemas.microsoft.com/office/word/2012/wordml" xmlns:w16cex="http://schemas.microsoft.com/office/word/2018/wordml/cex" xmlns:w16cid="http://schemas.microsoft.com/office/word/2016/wordml/cid" xmlns:w16="http://schemas.microsoft.com/office/word/2018/wordml" xmlns:w16sdtdh="http://schemas.microsoft.com/office/word/2020/wordml/sdtdatahash" xmlns:w16se="http://schemas.microsoft.com/office/word/2015/wordml/symex" xmlns:wpg="http://schemas.microsoft.com/office/word/2010/wordprocessingGroup" xmlns:wpi="http://schemas.microsoft.com/office/word/2010/wordprocessingInk" xmlns:wne="http://schemas.microsoft.com/office/word/2006/wordml" xmlns:wps="http://schemas.microsoft.com/office/word/2010/wordprocessingShape" mc:Ignorable="w14 w15 w16se w16cid w16 w16cex w16sdtdh wp14">
+<w:hdr xmlns:wpc="http://schemas.microsoft.com/office/word/2010/wordprocessingCanvas" xmlns:cx="http://schemas.microsoft.com/office/drawing/2014/chartex" xmlns:cx1="http://schemas.microsoft.com/office/drawing/2015/9/8/chartex" xmlns:cx2="http://schemas.microsoft.com/office/drawing/2015/10/21/chartex" xmlns:cx3="http://schemas.microsoft.com/office/drawing/2016/5/9/chartex" xmlns:cx4="http://schemas.microsoft.com/office/drawing/2016/5/10/chartex" xmlns:cx5="http://schemas.microsoft.com/office/drawing/2016/5/11/chartex" xmlns:cx6="http://schemas.microsoft.com/office/drawing/2016/5/12/chartex" xmlns:cx7="http://schemas.microsoft.com/office/drawing/2016/5/13/chartex" xmlns:cx8="http://schemas.microsoft.com/office/drawing/2016/5/14/chartex" xmlns:mc="http://schemas.openxmlformats.org/markup-compatibility/2006" xmlns:aink="http://schemas.microsoft.com/office/drawing/2016/ink" xmlns:am3d="http://schemas.microsoft.com/office/drawing/2017/model3d" xmlns:o="urn:schemas-microsoft-com:office:office" xmlns:oel="http://schemas.microsoft.com/office/2019/extlst" xmlns:r="http://schemas.openxmlformats.org/officeDocument/2006/relationships" xmlns:m="http://schemas.openxmlformats.org/officeDocument/2006/math" xmlns:v="urn:schemas-microsoft-com:vml" xmlns:wp14="http://schemas.microsoft.com/office/word/2010/wordprocessingDrawing" xmlns:wp="http://schemas.openxmlformats.org/drawingml/2006/wordprocessingDrawing" xmlns:w10="urn:schemas-microsoft-com:office:word" xmlns:w="http://schemas.openxmlformats.org/wordprocessingml/2006/main" xmlns:w14="http://schemas.microsoft.com/office/word/2010/wordml" xmlns:w15="http://schemas.microsoft.com/office/word/2012/wordml" xmlns:w16cex="http://schemas.microsoft.com/office/word/2018/wordml/cex" xmlns:w16cid="http://schemas.microsoft.com/office/word/2016/wordml/cid" xmlns:w16="http://schemas.microsoft.com/office/word/2018/wordml" xmlns:w16du="http://schemas.microsoft.com/office/word/2023/wordml/word16du" xmlns:w16sdtdh="http://schemas.microsoft.com/office/word/2020/wordml/sdtdatahash" xmlns:w16sdtfl="http://schemas.microsoft.com/office/word/2024/wordml/sdtformatlock" xmlns:w16se="http://schemas.microsoft.com/office/word/2015/wordml/symex" xmlns:wpg="http://schemas.microsoft.com/office/word/2010/wordprocessingGroup" xmlns:wpi="http://schemas.microsoft.com/office/word/2010/wordprocessingInk" xmlns:wne="http://schemas.microsoft.com/office/word/2006/wordml" xmlns:wps="http://schemas.microsoft.com/office/word/2010/wordprocessingShape" mc:Ignorable="w14 w15 w16se w16cid w16 w16cex w16sdtdh w16sdtfl w16du wp14">
   <w:p>
     <w:pPr>
       <w:pStyle w:val="Header"/>
@@ -1658,7 +1756,7 @@
 </file>
 
 <file path=word/header3.xml><?xml version="1.0" encoding="utf-8"?>
-<w:hdr xmlns:wpc="http://schemas.microsoft.com/office/word/2010/wordprocessingCanvas" xmlns:cx="http://schemas.microsoft.com/office/drawing/2014/chartex" xmlns:cx1="http://schemas.microsoft.com/office/drawing/2015/9/8/chartex" xmlns:cx2="http://schemas.microsoft.com/office/drawing/2015/10/21/chartex" xmlns:cx3="http://schemas.microsoft.com/office/drawing/2016/5/9/chartex" xmlns:cx4="http://schemas.microsoft.com/office/drawing/2016/5/10/chartex" xmlns:cx5="http://schemas.microsoft.com/office/drawing/2016/5/11/chartex" xmlns:cx6="http://schemas.microsoft.com/office/drawing/2016/5/12/chartex" xmlns:cx7="http://schemas.microsoft.com/office/drawing/2016/5/13/chartex" xmlns:cx8="http://schemas.microsoft.com/office/drawing/2016/5/14/chartex" xmlns:mc="http://schemas.openxmlformats.org/markup-compatibility/2006" xmlns:aink="http://schemas.microsoft.com/office/drawing/2016/ink" xmlns:am3d="http://schemas.microsoft.com/office/drawing/2017/model3d" xmlns:o="urn:schemas-microsoft-com:office:office" xmlns:oel="http://schemas.microsoft.com/office/2019/extlst" xmlns:r="http://schemas.openxmlformats.org/officeDocument/2006/relationships" xmlns:m="http://schemas.openxmlformats.org/officeDocument/2006/math" xmlns:v="urn:schemas-microsoft-com:vml" xmlns:wp14="http://schemas.microsoft.com/office/word/2010/wordprocessingDrawing" xmlns:wp="http://schemas.openxmlformats.org/drawingml/2006/wordprocessingDrawing" xmlns:w10="urn:schemas-microsoft-com:office:word" xmlns:w="http://schemas.openxmlformats.org/wordprocessingml/2006/main" xmlns:w14="http://schemas.microsoft.com/office/word/2010/wordml" xmlns:w15="http://schemas.microsoft.com/office/word/2012/wordml" xmlns:w16cex="http://schemas.microsoft.com/office/word/2018/wordml/cex" xmlns:w16cid="http://schemas.microsoft.com/office/word/2016/wordml/cid" xmlns:w16="http://schemas.microsoft.com/office/word/2018/wordml" xmlns:w16sdtdh="http://schemas.microsoft.com/office/word/2020/wordml/sdtdatahash" xmlns:w16se="http://schemas.microsoft.com/office/word/2015/wordml/symex" xmlns:wpg="http://schemas.microsoft.com/office/word/2010/wordprocessingGroup" xmlns:wpi="http://schemas.microsoft.com/office/word/2010/wordprocessingInk" xmlns:wne="http://schemas.microsoft.com/office/word/2006/wordml" xmlns:wps="http://schemas.microsoft.com/office/word/2010/wordprocessingShape" mc:Ignorable="w14 w15 w16se w16cid w16 w16cex w16sdtdh wp14">
+<w:hdr xmlns:wpc="http://schemas.microsoft.com/office/word/2010/wordprocessingCanvas" xmlns:cx="http://schemas.microsoft.com/office/drawing/2014/chartex" xmlns:cx1="http://schemas.microsoft.com/office/drawing/2015/9/8/chartex" xmlns:cx2="http://schemas.microsoft.com/office/drawing/2015/10/21/chartex" xmlns:cx3="http://schemas.microsoft.com/office/drawing/2016/5/9/chartex" xmlns:cx4="http://schemas.microsoft.com/office/drawing/2016/5/10/chartex" xmlns:cx5="http://schemas.microsoft.com/office/drawing/2016/5/11/chartex" xmlns:cx6="http://schemas.microsoft.com/office/drawing/2016/5/12/chartex" xmlns:cx7="http://schemas.microsoft.com/office/drawing/2016/5/13/chartex" xmlns:cx8="http://schemas.microsoft.com/office/drawing/2016/5/14/chartex" xmlns:mc="http://schemas.openxmlformats.org/markup-compatibility/2006" xmlns:aink="http://schemas.microsoft.com/office/drawing/2016/ink" xmlns:am3d="http://schemas.microsoft.com/office/drawing/2017/model3d" xmlns:o="urn:schemas-microsoft-com:office:office" xmlns:oel="http://schemas.microsoft.com/office/2019/extlst" xmlns:r="http://schemas.openxmlformats.org/officeDocument/2006/relationships" xmlns:m="http://schemas.openxmlformats.org/officeDocument/2006/math" xmlns:v="urn:schemas-microsoft-com:vml" xmlns:wp14="http://schemas.microsoft.com/office/word/2010/wordprocessingDrawing" xmlns:wp="http://schemas.openxmlformats.org/drawingml/2006/wordprocessingDrawing" xmlns:w10="urn:schemas-microsoft-com:office:word" xmlns:w="http://schemas.openxmlformats.org/wordprocessingml/2006/main" xmlns:w14="http://schemas.microsoft.com/office/word/2010/wordml" xmlns:w15="http://schemas.microsoft.com/office/word/2012/wordml" xmlns:w16cex="http://schemas.microsoft.com/office/word/2018/wordml/cex" xmlns:w16cid="http://schemas.microsoft.com/office/word/2016/wordml/cid" xmlns:w16="http://schemas.microsoft.com/office/word/2018/wordml" xmlns:w16du="http://schemas.microsoft.com/office/word/2023/wordml/word16du" xmlns:w16sdtdh="http://schemas.microsoft.com/office/word/2020/wordml/sdtdatahash" xmlns:w16sdtfl="http://schemas.microsoft.com/office/word/2024/wordml/sdtformatlock" xmlns:w16se="http://schemas.microsoft.com/office/word/2015/wordml/symex" xmlns:wpg="http://schemas.microsoft.com/office/word/2010/wordprocessingGroup" xmlns:wpi="http://schemas.microsoft.com/office/word/2010/wordprocessingInk" xmlns:wne="http://schemas.microsoft.com/office/word/2006/wordml" xmlns:wps="http://schemas.microsoft.com/office/word/2010/wordprocessingShape" mc:Ignorable="w14 w15 w16se w16cid w16 w16cex w16sdtdh w16sdtfl w16du wp14">
   <w:p>
     <w:pPr>
       <w:pStyle w:val="Header"/>
@@ -1667,7 +1765,7 @@
     <w:r>
       <w:tab/>
       <w:tab/>
-      <w:t>2026-06-17</w:t>
+      <w:t>2026-06-18</w:t>
       <w:br/>
       <w:br/>
     </w:r>
@@ -1684,7 +1782,7 @@
 </file>
 
 <file path=word/numbering.xml><?xml version="1.0" encoding="utf-8"?>
-<w:numbering xmlns:wpc="http://schemas.microsoft.com/office/word/2010/wordprocessingCanvas" xmlns:cx="http://schemas.microsoft.com/office/drawing/2014/chartex" xmlns:cx1="http://schemas.microsoft.com/office/drawing/2015/9/8/chartex" xmlns:cx2="http://schemas.microsoft.com/office/drawing/2015/10/21/chartex" xmlns:cx3="http://schemas.microsoft.com/office/drawing/2016/5/9/chartex" xmlns:cx4="http://schemas.microsoft.com/office/drawing/2016/5/10/chartex" xmlns:cx5="http://schemas.microsoft.com/office/drawing/2016/5/11/chartex" xmlns:cx6="http://schemas.microsoft.com/office/drawing/2016/5/12/chartex" xmlns:cx7="http://schemas.microsoft.com/office/drawing/2016/5/13/chartex" xmlns:cx8="http://schemas.microsoft.com/office/drawing/2016/5/14/chartex" xmlns:mc="http://schemas.openxmlformats.org/markup-compatibility/2006" xmlns:aink="http://schemas.microsoft.com/office/drawing/2016/ink" xmlns:am3d="http://schemas.microsoft.com/office/drawing/2017/model3d" xmlns:o="urn:schemas-microsoft-com:office:office" xmlns:oel="http://schemas.microsoft.com/office/2019/extlst" xmlns:r="http://schemas.openxmlformats.org/officeDocument/2006/relationships" xmlns:m="http://schemas.openxmlformats.org/officeDocument/2006/math" xmlns:v="urn:schemas-microsoft-com:vml" xmlns:wp14="http://schemas.microsoft.com/office/word/2010/wordprocessingDrawing" xmlns:wp="http://schemas.openxmlformats.org/drawingml/2006/wordprocessingDrawing" xmlns:w10="urn:schemas-microsoft-com:office:word" xmlns:w="http://schemas.openxmlformats.org/wordprocessingml/2006/main" xmlns:w14="http://schemas.microsoft.com/office/word/2010/wordml" xmlns:w15="http://schemas.microsoft.com/office/word/2012/wordml" xmlns:w16cex="http://schemas.microsoft.com/office/word/2018/wordml/cex" xmlns:w16cid="http://schemas.microsoft.com/office/word/2016/wordml/cid" xmlns:w16="http://schemas.microsoft.com/office/word/2018/wordml" xmlns:w16sdtdh="http://schemas.microsoft.com/office/word/2020/wordml/sdtdatahash" xmlns:w16se="http://schemas.microsoft.com/office/word/2015/wordml/symex" xmlns:wpg="http://schemas.microsoft.com/office/word/2010/wordprocessingGroup" xmlns:wpi="http://schemas.microsoft.com/office/word/2010/wordprocessingInk" xmlns:wne="http://schemas.microsoft.com/office/word/2006/wordml" xmlns:wps="http://schemas.microsoft.com/office/word/2010/wordprocessingShape" mc:Ignorable="w14 w15 w16se w16cid w16 w16cex w16sdtdh wp14">
+<w:numbering xmlns:wpc="http://schemas.microsoft.com/office/word/2010/wordprocessingCanvas" xmlns:cx="http://schemas.microsoft.com/office/drawing/2014/chartex" xmlns:cx1="http://schemas.microsoft.com/office/drawing/2015/9/8/chartex" xmlns:cx2="http://schemas.microsoft.com/office/drawing/2015/10/21/chartex" xmlns:cx3="http://schemas.microsoft.com/office/drawing/2016/5/9/chartex" xmlns:cx4="http://schemas.microsoft.com/office/drawing/2016/5/10/chartex" xmlns:cx5="http://schemas.microsoft.com/office/drawing/2016/5/11/chartex" xmlns:cx6="http://schemas.microsoft.com/office/drawing/2016/5/12/chartex" xmlns:cx7="http://schemas.microsoft.com/office/drawing/2016/5/13/chartex" xmlns:cx8="http://schemas.microsoft.com/office/drawing/2016/5/14/chartex" xmlns:mc="http://schemas.openxmlformats.org/markup-compatibility/2006" xmlns:aink="http://schemas.microsoft.com/office/drawing/2016/ink" xmlns:am3d="http://schemas.microsoft.com/office/drawing/2017/model3d" xmlns:o="urn:schemas-microsoft-com:office:office" xmlns:oel="http://schemas.microsoft.com/office/2019/extlst" xmlns:r="http://schemas.openxmlformats.org/officeDocument/2006/relationships" xmlns:m="http://schemas.openxmlformats.org/officeDocument/2006/math" xmlns:v="urn:schemas-microsoft-com:vml" xmlns:wp14="http://schemas.microsoft.com/office/word/2010/wordprocessingDrawing" xmlns:wp="http://schemas.openxmlformats.org/drawingml/2006/wordprocessingDrawing" xmlns:w10="urn:schemas-microsoft-com:office:word" xmlns:w="http://schemas.openxmlformats.org/wordprocessingml/2006/main" xmlns:w14="http://schemas.microsoft.com/office/word/2010/wordml" xmlns:w15="http://schemas.microsoft.com/office/word/2012/wordml" xmlns:w16cex="http://schemas.microsoft.com/office/word/2018/wordml/cex" xmlns:w16cid="http://schemas.microsoft.com/office/word/2016/wordml/cid" xmlns:w16="http://schemas.microsoft.com/office/word/2018/wordml" xmlns:w16du="http://schemas.microsoft.com/office/word/2023/wordml/word16du" xmlns:w16sdtdh="http://schemas.microsoft.com/office/word/2020/wordml/sdtdatahash" xmlns:w16sdtfl="http://schemas.microsoft.com/office/word/2024/wordml/sdtformatlock" xmlns:w16se="http://schemas.microsoft.com/office/word/2015/wordml/symex" xmlns:wpg="http://schemas.microsoft.com/office/word/2010/wordprocessingGroup" xmlns:wpi="http://schemas.microsoft.com/office/word/2010/wordprocessingInk" xmlns:wne="http://schemas.microsoft.com/office/word/2006/wordml" xmlns:wps="http://schemas.microsoft.com/office/word/2010/wordprocessingShape" mc:Ignorable="w14 w15 w16se w16cid w16 w16cex w16sdtdh w16sdtfl w16du wp14">
   <w:abstractNum w:abstractNumId="0" w15:restartNumberingAfterBreak="0">
     <w:nsid w:val="FFFFFF7C"/>
     <w:multiLevelType w:val="singleLevel"/>
@@ -1887,7 +1985,7 @@
 </file>
 
 <file path=word/styles.xml><?xml version="1.0" encoding="utf-8"?>
-<w:styles xmlns:mc="http://schemas.openxmlformats.org/markup-compatibility/2006" xmlns:r="http://schemas.openxmlformats.org/officeDocument/2006/relationships" xmlns:w="http://schemas.openxmlformats.org/wordprocessingml/2006/main" xmlns:w14="http://schemas.microsoft.com/office/word/2010/wordml" xmlns:w15="http://schemas.microsoft.com/office/word/2012/wordml" xmlns:w16cex="http://schemas.microsoft.com/office/word/2018/wordml/cex" xmlns:w16cid="http://schemas.microsoft.com/office/word/2016/wordml/cid" xmlns:w16="http://schemas.microsoft.com/office/word/2018/wordml" xmlns:w16sdtdh="http://schemas.microsoft.com/office/word/2020/wordml/sdtdatahash" xmlns:w16se="http://schemas.microsoft.com/office/word/2015/wordml/symex" mc:Ignorable="w14 w15 w16se w16cid w16 w16cex w16sdtdh">
+<w:styles xmlns:mc="http://schemas.openxmlformats.org/markup-compatibility/2006" xmlns:r="http://schemas.openxmlformats.org/officeDocument/2006/relationships" xmlns:w="http://schemas.openxmlformats.org/wordprocessingml/2006/main" xmlns:w14="http://schemas.microsoft.com/office/word/2010/wordml" xmlns:w15="http://schemas.microsoft.com/office/word/2012/wordml" xmlns:w16cex="http://schemas.microsoft.com/office/word/2018/wordml/cex" xmlns:w16cid="http://schemas.microsoft.com/office/word/2016/wordml/cid" xmlns:w16="http://schemas.microsoft.com/office/word/2018/wordml" xmlns:w16du="http://schemas.microsoft.com/office/word/2023/wordml/word16du" xmlns:w16sdtdh="http://schemas.microsoft.com/office/word/2020/wordml/sdtdatahash" xmlns:w16sdtfl="http://schemas.microsoft.com/office/word/2024/wordml/sdtformatlock" xmlns:w16se="http://schemas.microsoft.com/office/word/2015/wordml/symex" mc:Ignorable="w14 w15 w16se w16cid w16 w16cex w16sdtdh w16sdtfl w16du">
   <w:docDefaults>
     <w:rPrDefault>
       <w:rPr>
@@ -2645,7 +2743,7 @@
     <w:link w:val="TitleChar"/>
     <w:uiPriority w:val="10"/>
     <w:qFormat/>
-    <w:rsid w:val="007106C8"/>
+    <w:rsid w:val="00E854FA"/>
     <w:pPr>
       <w:spacing w:after="300" w:line="240" w:lineRule="auto"/>
       <w:contextualSpacing/>
@@ -2655,7 +2753,7 @@
       <w:rFonts w:eastAsiaTheme="majorEastAsia" w:cstheme="majorBidi"/>
       <w:spacing w:val="5"/>
       <w:kern w:val="28"/>
-      <w:sz w:val="52"/>
+      <w:sz w:val="40"/>
       <w:szCs w:val="52"/>
       <w:lang w:val="sv-SE" w:eastAsia="en-US" w:bidi="ar-SA"/>
     </w:rPr>
@@ -2665,12 +2763,12 @@
     <w:basedOn w:val="DefaultParagraphFont"/>
     <w:link w:val="Title"/>
     <w:uiPriority w:val="10"/>
-    <w:rsid w:val="007106C8"/>
+    <w:rsid w:val="00E854FA"/>
     <w:rPr>
       <w:rFonts w:ascii="Times New Roman" w:eastAsiaTheme="majorEastAsia" w:hAnsi="Times New Roman" w:cstheme="majorBidi"/>
       <w:spacing w:val="5"/>
       <w:kern w:val="28"/>
-      <w:sz w:val="52"/>
+      <w:sz w:val="40"/>
       <w:szCs w:val="52"/>
       <w:lang w:val="sv-SE" w:eastAsia="en-US" w:bidi="ar-SA"/>
     </w:rPr>

--- a/klagomål/A 52457-2025 FSC-klagomål.docx
+++ b/klagomål/A 52457-2025 FSC-klagomål.docx
@@ -1765,7 +1765,7 @@
     <w:r>
       <w:tab/>
       <w:tab/>
-      <w:t>2026-06-18</w:t>
+      <w:t>2026-06-19</w:t>
       <w:br/>
       <w:br/>
     </w:r>

--- a/klagomål/A 52457-2025 FSC-klagomål.docx
+++ b/klagomål/A 52457-2025 FSC-klagomål.docx
@@ -1765,7 +1765,7 @@
     <w:r>
       <w:tab/>
       <w:tab/>
-      <w:t>2026-06-19</w:t>
+      <w:t>2026-06-20</w:t>
       <w:br/>
       <w:br/>
     </w:r>

--- a/klagomål/A 52457-2025 FSC-klagomål.docx
+++ b/klagomål/A 52457-2025 FSC-klagomål.docx
@@ -168,38 +168,7 @@
     </w:p>
     <w:p>
       <w:r>
-        <w:t>Detta dokument behandlar höga naturvärden i avverkningsanmälan A 52457-2025 i Ljusdals kommun som inkom 2025-10-24 och omfattar 73,8 ha.</w:t>
-      </w:r>
-    </w:p>
-    <w:p>
-      <w:r>
-        <w:t>Nedan presenteras fynd av naturvårdsarter och fridlysta arter som gjorts i det avverkningsanmälda området, samt relevanta utdrag ur standarderna för FSC, Chain of Custody, Controlled Wood och PEFC. I BILAGA 1 finns artfakta om fridlysta och rödlistade arter.</w:t>
-      </w:r>
-    </w:p>
-    <w:p>
-      <w:r>
-        <w:t>Vi förväntar oss att ni återkommer med ett skriftligt svar på vårt klagomål och även beskriver vilka korrigerande åtgärder ni satt in för att rätta till identifierade brister i er efterlevnad av den svenska FSC standarden.</w:t>
-      </w:r>
-    </w:p>
-    <w:p>
-      <w:pPr>
-        <w:pStyle w:val="Heading1"/>
-      </w:pPr>
-      <w:r>
-        <w:t>Naturvårdsarter</w:t>
-      </w:r>
-    </w:p>
-    <w:p>
-      <w:r>
-        <w:t>I och inom 25 meter från avverkningsanmälan har följande 20 naturvårdsarter hittats: garnlav (VU, T), knärot (VU, T, §8), blågrå svartspik (NT), dropptaggsvamp (NT, T), dvärgbägarlav (NT, T), kolflarnlav (NT, T), lunglav (NT, T), mörk kolflarnlav (NT), skrovellav (NT, T), tallticka (NT, T), talltita (NT, §4), ullticka (NT, T), vaddporing (NT), vedflamlav (NT), violettgrå tagellav (NT, T), vitgrynig nållav (NT), luddlav (S, T), stuplav (S, T), vedticka (S, T) och kungsfågel (§4). Av dessa är 16 rödlistade. För rödlistade arter har rödlistekategorin angivits inom parentes. Arter som är signalarter enligt Skogsstyrelsen har markerats med (S). Typiska arter inom Natura 2000 som är kopplade till skogsekosystem har markerats med (T). För fridlysta arter anges även paragrafen i Artskyddsförordningen som arten är fridlyst enligt.</w:t>
-      </w:r>
-    </w:p>
-    <w:p>
-      <w:r>
-        <w:t>De påträffade naturvårdsarterna är ett tydligt kvitto på att det rör sig om en skog med höga naturvärden.</w:t>
-      </w:r>
-      <w:r>
-        <w:t xml:space="preserve"> I Figur 1 visas fyndplatser för naturvårdsarter i området, som finns registrerade på Artportalen.</w:t>
+        <w:t>Detta klagomål behandlar höga naturvärden i avverkningsanmälan A 52457-2025 i Ljusdals kommun som inkom 2025-10-24 och omfattar 73,8 ha.</w:t>
       </w:r>
     </w:p>
     <w:p>
@@ -209,7 +178,7 @@
       <w:r>
         <w:drawing>
           <wp:inline xmlns:a="http://schemas.openxmlformats.org/drawingml/2006/main" xmlns:pic="http://schemas.openxmlformats.org/drawingml/2006/picture">
-            <wp:extent cx="5115290" cy="5688000"/>
+            <wp:extent cx="5147665" cy="5724000"/>
             <wp:docPr id="1" name="Picture 1"/>
             <wp:cNvGraphicFramePr>
               <a:graphicFrameLocks noChangeAspect="1"/>
@@ -230,7 +199,7 @@
                   <pic:spPr>
                     <a:xfrm>
                       <a:off x="0" y="0"/>
-                      <a:ext cx="5115290" cy="5688000"/>
+                      <a:ext cx="5147665" cy="5724000"/>
                     </a:xfrm>
                     <a:prstGeom prst="rect"/>
                   </pic:spPr>
@@ -247,34 +216,64 @@
         <w:spacing w:after="240"/>
       </w:pPr>
       <w:r>
-        <w:t>Figur 1. Fyndplatser för naturvårdsarter i och inom 25 meter från avverkningsanmälan (röd linje). Markörer utan svart kant är placerade på fyndplatsen. Markörer med svart kant är placerade vid sidan av fyndplatsen och har ett svart streck som visar fyndplatsens exakta position. Kartans mittpunktskoordinat är N 6834154, E 494317 i SWEREF 99 TM.</w:t>
+        <w:t>Figur 1. Fyndplatser för naturvårdsarter i och inom 25 meter från avverkningsanmälan. Markörer utan svart kant är placerade på fyndplatsen. Markörer med svart kant är placerade vid sidan av fyndplatsen har ett svart streck som visar fyndplatsens exakta position. Kartans mittpunktskoordinat är N 6834154, E 494317 i SWEREF 99 TM.</w:t>
+      </w:r>
+    </w:p>
+    <w:p>
+      <w:r>
+        <w:t>I och inom 25 meter från avverkningsanmälan finns fynd av 20 naturvårdsarter, varav 16 är rödlistade, 3 är fridlysta, 13 är typiska (T) och 3 är signalarter (S): garnlav (VU, T), knärot (VU, T, §8), blågrå svartspik (NT), dropptaggsvamp (NT, T), dvärgbägarlav (NT, T), kolflarnlav (NT, T), lunglav (NT, T), mörk kolflarnlav (NT), skrovellav (NT, T), tallticka (NT, T), talltita (NT, §4), ullticka (NT, T), vaddporing (NT), vedflamlav (NT), violettgrå tagellav (NT, T), vitgrynig nållav (NT), luddlav (S, T), stuplav (S, T), vedticka (S, T) och kungsfågel (§4). Se Figur 1.</w:t>
+      </w:r>
+    </w:p>
+    <w:p>
+      <w:r>
+        <w:t>Nedan presenteras relevanta utdrag ur standarderna för FSC, Chain of Custody, Controlled Wood och PEFC.</w:t>
+      </w:r>
+    </w:p>
+    <w:p>
+      <w:r>
+        <w:t>Vi förväntar oss att ni återkommer med ett skriftligt svar på vårt klagomål och även beskriver vilka korrigerande åtgärder ni satt in för att rätta till identifierade brister i er efterlevnad av den svenska FSC standarden.</w:t>
       </w:r>
     </w:p>
     <w:p>
       <w:pPr>
-        <w:pStyle w:val="Heading2"/>
+        <w:pStyle w:val="Heading1"/>
       </w:pPr>
       <w:r>
-        <w:t>Fridlysta arter</w:t>
+        <w:t>Naturvårdsarter och fridlysta arter</w:t>
       </w:r>
     </w:p>
     <w:p>
       <w:r>
-        <w:t>Följande fridlysta arter har sina livsmiljöer och växtplatser i den avverkningsanmälda skogen: knärot (VU, T, §8), talltita (NT, §4) och kungsfågel (§4).</w:t>
+        <w:t>Nedan följer beskrivningar av de naturvårdsarter och fridlysta arter som har sina livsmiljöer och växtplatser i den avverkningsanmälda skogen. Se även ytterligare artfakta i BILAGA 1. De påträffade naturvårdsarterna är ett tydligt kvitto på att det rör sig om en skog med höga naturvärden.</w:t>
       </w:r>
     </w:p>
     <w:p>
-      <w:r>
-        <w:t xml:space="preserve">Observera att medlemsländerna är skyldiga att agera i enlighet med EU:s fågeldirektiv där det uttryckligen står att direktivet gäller för fåglar samt för deras ägg, bon och </w:t>
-      </w:r>
       <w:r>
         <w:rPr>
           <w:b/>
         </w:rPr>
-        <w:t xml:space="preserve">livsmiljöer </w:t>
-      </w:r>
-      <w:r>
-        <w:t>(artikel 1). Vidare att de åtgärder som vidtas inte får leda till en försämring av den nuvarande situationen beträffande bevarandet av de fågelarter som avses i artikel 1 (artikel 13). Fågeldirektivet är styrande för tillsynsansvariga myndigheters ärendehantering, ställningstaganden och beslutsfattande.</w:t>
+        <w:t>Garnlav (VU)</w:t>
+      </w:r>
+      <w:r>
+        <w:t xml:space="preserve"> är en utpräglad barrskogsart som ibland kan drapera träden i norrländska grannaturskogar med hög luftfuktighet. Den förekommer även i talldominerade bestånd där den, förutom i trädens grenverk, påträffas hängande över ojämnheter i tallbarken. Arten har minskat starkt i södra och mellersta Sverige och den minskar även i sitt nordliga utbredningsområde. Minskningstakten uppgår till 30 (20–50) % inom 50 år och överstiger gränsvärdet för Sårbar (VU). Orsaken till tillbakagången beror främst på slutavverkningar av naturskogsartade skogar. Bestånd med riklig förekomst bör regelmässigt sparas, vilket även gynnar flera andra sällsynta och rödlistade arter. Garnlav är värdväxt för den mycket sällsynta och akut hotade fjärilen barrskogslavfly (CR) som hör hemma i boreala barrskogar med riklig förekomst av värdväxten. Tidigare kunde arten konstateras årligen på flera platser vid Dala-Floda i Dalarna innan lokalerna kalavverkades. Senaste fyndet i landet av barrskogslavfly är från år 2000 då den påträffades vid Högberget i Sollefteå kommun. Garnlav är typisk art för </w:t>
+      </w:r>
+      <w:r>
+        <w:rPr>
+          <w:i/>
+        </w:rPr>
+        <w:t xml:space="preserve">9010 Taiga </w:t>
+      </w:r>
+      <w:r>
+        <w:t>och</w:t>
+      </w:r>
+      <w:r>
+        <w:rPr>
+          <w:i/>
+        </w:rPr>
+        <w:t xml:space="preserve"> 9070 Trädklädd betesmark</w:t>
+      </w:r>
+      <w:r>
+        <w:t xml:space="preserve"> (SLU Artdatabanken, 2026).</w:t>
       </w:r>
     </w:p>
     <w:p>
@@ -382,30 +381,6 @@
         <w:rPr>
           <w:b/>
         </w:rPr>
-        <w:t>Talltita (NT, §4)</w:t>
-      </w:r>
-      <w:r>
-        <w:t>, rödlistad som nära hotad och prioriterad art i Skogsvårdslagen, har häckningsrevir i anmälan. Arten har minskat kraftigt de senaste 30 åren och minskningstakten innevarande 10-årsperiod beräknas till 20 (10–30) %. Talltitan är synnerligen trogen sitt cirka 15 hektar stora revir och är beroende av flerskiktade olikåldriga skogar för att kunna föda upp sina ungar. Talltitan försvinner om dess livsmiljö kalavverkas (Eggers &amp; Low, 2014; Ekman, 1979; Griesser et al, 2007; Klein, 2020; Siffczyk et al, 2003; SLU Artdatabanken, 2021).</w:t>
-      </w:r>
-    </w:p>
-    <w:p>
-      <w:r>
-        <w:t>I BILAGA 1 finns mer detaljerad information om ekologi samt krav på livsmiljö hos fridlysta arter.</w:t>
-      </w:r>
-    </w:p>
-    <w:p>
-      <w:pPr>
-        <w:pStyle w:val="Heading2"/>
-      </w:pPr>
-      <w:r>
-        <w:t>Övriga naturvårdsarter</w:t>
-      </w:r>
-    </w:p>
-    <w:p>
-      <w:r>
-        <w:rPr>
-          <w:b/>
-        </w:rPr>
         <w:t>Blågrå svartspik (NT)</w:t>
       </w:r>
       <w:r>
@@ -457,10 +432,144 @@
         <w:rPr>
           <w:b/>
         </w:rPr>
-        <w:t>Garnlav (VU)</w:t>
-      </w:r>
-      <w:r>
-        <w:t xml:space="preserve"> är en utpräglad barrskogsart som ibland kan drapera träden i norrländska grannaturskogar med hög luftfuktighet. Den förekommer även i talldominerade bestånd där den, förutom i trädens grenverk, påträffas hängande över ojämnheter i tallbarken. Arten har minskat starkt i södra och mellersta Sverige och den minskar även i sitt nordliga utbredningsområde. Minskningstakten uppgår till 30 (20–50) % inom 50 år och överstiger gränsvärdet för Sårbar (VU). Orsaken till tillbakagången beror främst på slutavverkningar av naturskogsartade skogar. Bestånd med riklig förekomst bör regelmässigt sparas, vilket även gynnar flera andra sällsynta och rödlistade arter. Garnlav är värdväxt för den mycket sällsynta och akut hotade fjärilen barrskogslavfly (CR) som hör hemma i boreala barrskogar med riklig förekomst av värdväxten. Tidigare kunde arten konstateras årligen på flera platser vid Dala-Floda i Dalarna innan lokalerna kalavverkades. Senaste fyndet i landet av barrskogslavfly är från år 2000 då den påträffades vid Högberget i Sollefteå kommun. Garnlav är typisk art för </w:t>
+        <w:t>Kolflarnlav (NT)</w:t>
+      </w:r>
+      <w:r>
+        <w:t xml:space="preserve"> är brandberoende och växer nästan uteslutande på kolad hård kärnved av tall. Etableringen verkar ske först 100–300 år efter brand och nytt substrat nybildas i mycket begränsad omfattning. Avverkning av tallskog av naturskogskaraktär med spår av återkommande bränder är ett hot och mängden lämplig ved att växa på för arten minskar dels på grund av naturlig nedbrytning men framförallt på grund av att det förstörs i samband med slutavverkningar, gallringar och markberedning. Såväl kolflarnlav som mörk kolflarnlav har glänsande bålfjäll och förekommer främst i tall- och blandbarrskogar av naturskogskaraktär med spår av återkommande bränder. Skogar som dessa hyser höga biologiska värden och bör skyddas. Kolflarnlav är typisk art för </w:t>
+      </w:r>
+      <w:r>
+        <w:rPr>
+          <w:i/>
+        </w:rPr>
+        <w:t>9010 Taiga</w:t>
+      </w:r>
+      <w:r>
+        <w:t xml:space="preserve"> (SLU Artdatabanken, 2024).</w:t>
+      </w:r>
+    </w:p>
+    <w:p>
+      <w:r>
+        <w:rPr>
+          <w:b/>
+        </w:rPr>
+        <w:t>Lunglav (NT)</w:t>
+      </w:r>
+      <w:r>
+        <w:t xml:space="preserve"> är en av vårt lands främsta signalarter som överallt indikerar gamla lövträd, skogsbestånd med höga naturvärden och ekosystem med långskoglig kontinuitet. Lokalt kan förekomsten vara mycket riklig men den hittas nästan enbart i gamla och ej slutavverkade skogar. Artens samtliga förekomster bör uppmärksammas från naturvårdssynpunkt, då många lokaler även hyser andra ovanliga och rödlistade arter. Rikliga förekomster bör skyddas med biotopskydd, frivilliga avsättningar eller reservat. På lunglav kan de sällsynta lavparasiterna lunglavshårprick (CR), </w:t>
+      </w:r>
+      <w:r>
+        <w:rPr>
+          <w:i/>
+        </w:rPr>
+        <w:t>Abrothallus diederichii</w:t>
+      </w:r>
+      <w:r>
+        <w:t xml:space="preserve"> (VU), </w:t>
+      </w:r>
+      <w:r>
+        <w:rPr>
+          <w:i/>
+        </w:rPr>
+        <w:t>Abrothallus lobariae</w:t>
+      </w:r>
+      <w:r>
+        <w:t xml:space="preserve"> (VU), </w:t>
+      </w:r>
+      <w:r>
+        <w:rPr>
+          <w:i/>
+        </w:rPr>
+        <w:t>Calycina lobariae</w:t>
+      </w:r>
+      <w:r>
+        <w:t xml:space="preserve"> (VU), lunglavsknapp (VU) och skrovelmössing (VU) påträffas. Lunglav är typisk art för </w:t>
+      </w:r>
+      <w:r>
+        <w:rPr>
+          <w:i/>
+        </w:rPr>
+        <w:t>9010 Taiga, 9020 Nordlig ädellövskog, 9110 Näringsfattig bokskog, 9130 Näringsrik bokskog, 9160 Näringsrik ekskog, 9180 Ädellövskog i branter, 9190 Näringsfattig ekskog, 9070 Trädklädd betesmark, 9040 Fjällbjörkskog</w:t>
+      </w:r>
+      <w:r>
+        <w:t xml:space="preserve"> och</w:t>
+      </w:r>
+      <w:r>
+        <w:rPr>
+          <w:i/>
+        </w:rPr>
+        <w:t xml:space="preserve"> 6530 Lövängar</w:t>
+      </w:r>
+      <w:r>
+        <w:t xml:space="preserve"> (SLU Artdatabanken, 2026; Nitare &amp; Skogsstyrelsen, 2019).</w:t>
+      </w:r>
+    </w:p>
+    <w:p>
+      <w:r>
+        <w:rPr>
+          <w:b/>
+        </w:rPr>
+        <w:t>Mörk kolflarnlav (NT)</w:t>
+      </w:r>
+      <w:r>
+        <w:t xml:space="preserve"> är brandberoende och växer nästan uteslutande på kolad hård kärnved av tall. Arten förekommer främst i glesa, öppna tall- och blandbarrskogar av naturskogskaraktär och etableringen verkar ske sent efter brand, kanske först efter 100–300 år. Mörk kolflarnlav indikerar skog med höga naturvärden och vanligast är att den påträffas på rester av nedbrunna torrakor och högstubbar och lågstubbar som är så grova att hela innandömet är urbränt. Tall- och blandbarrskogar av naturskogskaraktär med spår av återkommande bränder hyser höga biologiska värden och bör skyddas (SLU Artdatabanken, 2024).</w:t>
+      </w:r>
+    </w:p>
+    <w:p>
+      <w:r>
+        <w:rPr>
+          <w:b/>
+        </w:rPr>
+        <w:t>Skrovellav (NT)</w:t>
+      </w:r>
+      <w:r>
+        <w:t xml:space="preserve"> växer på gamla lövträd och på klippor i gamla skogar med hög och jämn luftfuktighet. Slutavverkning av kontinuitetsskog utgör det största hotet och lavens fortsatta förekomst bör säkerställas genom att lokaler med äldre skog skyddas. I områden med mycket hög luftfuktighet kan man på bålen av skrovellav finna de sällsynta parasitsvamparna skrovellavsknapp (EN), </w:t>
+      </w:r>
+      <w:r>
+        <w:rPr>
+          <w:i/>
+        </w:rPr>
+        <w:t>Catillaria lobariicola</w:t>
+      </w:r>
+      <w:r>
+        <w:t xml:space="preserve"> (VU) och </w:t>
+      </w:r>
+      <w:r>
+        <w:rPr>
+          <w:i/>
+        </w:rPr>
+        <w:t>Merismatium lobariae</w:t>
+      </w:r>
+      <w:r>
+        <w:t xml:space="preserve"> (DD). Skrovellav är typisk art för </w:t>
+      </w:r>
+      <w:r>
+        <w:rPr>
+          <w:i/>
+        </w:rPr>
+        <w:t xml:space="preserve">9010 Taiga, 9020 Nordlig ädellövskog, 9040 Fjällbjörkskog, 9070 Trädklädd betesmark, 9160 Näringsrik ekskog, 9180 Ädellövskog i branter, 9190 Näringsfattig ekskog, 8210 Kalkbranter </w:t>
+      </w:r>
+      <w:r>
+        <w:t xml:space="preserve">och </w:t>
+      </w:r>
+      <w:r>
+        <w:rPr>
+          <w:i/>
+        </w:rPr>
+        <w:t>6530 Lövängar</w:t>
+      </w:r>
+      <w:r>
+        <w:t xml:space="preserve"> (SLU Artdatabanken, 2026; Nitare &amp; Skogsstyrelsen, 2019).</w:t>
+      </w:r>
+    </w:p>
+    <w:p>
+      <w:r>
+        <w:rPr>
+          <w:b/>
+        </w:rPr>
+        <w:t xml:space="preserve">Tallticka (NT) </w:t>
+      </w:r>
+      <w:r>
+        <w:t xml:space="preserve">uppträder först på tallar som är 100–150 år gamla men är vanligast på träd som är runt 150–200 år eller äldre. I skogslandskapet är den främst knuten till tallnaturskogar och restbiotoper med biologiskt gamla träd och signalerar vanligtvis skyddsvärda tallbestånd med höga naturvärden. Tallticka är typisk art för </w:t>
       </w:r>
       <w:r>
         <w:rPr>
@@ -469,16 +578,16 @@
         <w:t xml:space="preserve">9010 Taiga </w:t>
       </w:r>
       <w:r>
-        <w:t>och</w:t>
+        <w:t xml:space="preserve">och </w:t>
       </w:r>
       <w:r>
         <w:rPr>
           <w:i/>
         </w:rPr>
-        <w:t xml:space="preserve"> 9070 Trädklädd betesmark</w:t>
-      </w:r>
-      <w:r>
-        <w:t xml:space="preserve"> (SLU Artdatabanken, 2026).</w:t>
+        <w:t>9060 Åsbarrskog</w:t>
+      </w:r>
+      <w:r>
+        <w:t xml:space="preserve"> (SLU Artdatabanken, 2023; Nitare &amp; Skogsstyrelsen, 2019).</w:t>
       </w:r>
     </w:p>
     <w:p>
@@ -486,10 +595,108 @@
         <w:rPr>
           <w:b/>
         </w:rPr>
-        <w:t>Kolflarnlav (NT)</w:t>
-      </w:r>
-      <w:r>
-        <w:t xml:space="preserve"> är brandberoende och växer nästan uteslutande på kolad hård kärnved av tall. Etableringen verkar ske först 100–300 år efter brand och nytt substrat nybildas i mycket begränsad omfattning. Avverkning av tallskog av naturskogskaraktär med spår av återkommande bränder är ett hot och mängden lämplig ved att växa på för arten minskar dels på grund av naturlig nedbrytning men framförallt på grund av att det förstörs i samband med slutavverkningar, gallringar och markberedning. Såväl kolflarnlav som mörk kolflarnlav har glänsande bålfjäll och förekommer främst i tall- och blandbarrskogar av naturskogskaraktär med spår av återkommande bränder. Skogar som dessa hyser höga biologiska värden och bör skyddas. Kolflarnlav är typisk art för </w:t>
+        <w:t>Talltita (NT, §4)</w:t>
+      </w:r>
+      <w:r>
+        <w:t>, rödlistad som nära hotad och prioriterad art i Skogsvårdslagen, har häckningsrevir i anmälan. Arten har minskat kraftigt de senaste 30 åren och minskningstakten innevarande 10-årsperiod beräknas till 20 (10–30) %. Talltitan är synnerligen trogen sitt cirka 15 hektar stora revir och är beroende av flerskiktade olikåldriga skogar för att kunna föda upp sina ungar. Talltitan försvinner om dess livsmiljö kalavverkas (Eggers &amp; Low, 2014; Ekman, 1979; Griesser et al, 2007; Klein, 2020; Siffczyk et al, 2003; SLU Artdatabanken, 2021).</w:t>
+      </w:r>
+    </w:p>
+    <w:p>
+      <w:r>
+        <w:rPr>
+          <w:b/>
+        </w:rPr>
+        <w:t>Ullticka (NT)</w:t>
+      </w:r>
+      <w:r>
+        <w:t xml:space="preserve"> är knuten till restbestånd av barrnaturskog och förekommer med ett tydligt optimum i orörda eller måttligt påverkade gamla granskogar där det föreligger viss kontinuitet av grov död ved. Ullticka är en bra signalart inom hela sitt utbredningsområde och i södra Sverige är den sällsynt och en god signalart för skyddsvärda granskogsmiljöer. Den hotas av avverkning och fragmentering av naturskog och äldre granskog med lång trädkontinuitet. På ullticka kan ibland ulltickeporing (VU) påträffas - det är en sällsynt ticka som nyligen delats upp i de tre olika arterna ulltickeporing </w:t>
+      </w:r>
+      <w:r>
+        <w:rPr>
+          <w:i/>
+        </w:rPr>
+        <w:t xml:space="preserve">Skeletocutis brevispora </w:t>
+      </w:r>
+      <w:r>
+        <w:t>(VU)</w:t>
+      </w:r>
+      <w:r>
+        <w:rPr>
+          <w:i/>
+        </w:rPr>
+        <w:t>, Skeletocutis delicata</w:t>
+      </w:r>
+      <w:r>
+        <w:t xml:space="preserve"> (VU)</w:t>
+      </w:r>
+      <w:r>
+        <w:rPr>
+          <w:i/>
+        </w:rPr>
+        <w:t xml:space="preserve"> och Skeletocutis exilis</w:t>
+      </w:r>
+      <w:r>
+        <w:t xml:space="preserve"> (NT). Ullticka är typisk art för </w:t>
+      </w:r>
+      <w:r>
+        <w:rPr>
+          <w:i/>
+        </w:rPr>
+        <w:t xml:space="preserve">9010 Taiga, 9050 Näringsrik granskog </w:t>
+      </w:r>
+      <w:r>
+        <w:t xml:space="preserve">och </w:t>
+      </w:r>
+      <w:r>
+        <w:rPr>
+          <w:i/>
+        </w:rPr>
+        <w:t>9030 Landhöjningsskog</w:t>
+      </w:r>
+      <w:r>
+        <w:t xml:space="preserve"> (SLU Artdatabanken, 2026; Nitare &amp; Skogsstyrelsen, 2019; Miettinen &amp; Niemelä, 2018).</w:t>
+      </w:r>
+    </w:p>
+    <w:p>
+      <w:r>
+        <w:rPr>
+          <w:b/>
+        </w:rPr>
+        <w:t xml:space="preserve">Vaddporing (NT) </w:t>
+      </w:r>
+      <w:r>
+        <w:t>är en brunrötande vednedbrytare som hittas på undersidan av liggande murken tallved i olika former. Substratet utgörs framför allt av den typ av hård, kådimpregnerad och ofta kolad tallved som skapas i brandpräglad skog. Vedtypen nybildas i mycket liten omfattning och det är sannolikt att arten upplever en utdöendeskuld. För att garantera artens fortlevnad bör man både säkra att artens växtplatser hålls intakta samt att långsiktigt säkerställa att ny ved tillkommer, allra helst i omedelbar anslutning till artens växtplatser. Skoglig gallring och annat uttag av virke innebär ett hot mot arten (SLU Artdatabanken, 2024).</w:t>
+      </w:r>
+    </w:p>
+    <w:p>
+      <w:r>
+        <w:rPr>
+          <w:b/>
+        </w:rPr>
+        <w:t>Vedflamlav (NT)</w:t>
+      </w:r>
+      <w:r>
+        <w:t xml:space="preserve"> växer på gammal hård och torr, exponerad kärnved av tall, främst på högstubbar i ljusöppna lägen, t.ex. vid och på myrar, sjökanter, i glesa hällmarkskogar och i brandpräglade tallnaturskogar. Substratet nyskapas i begränsad omfattning och arten är en utmärkt indikator på höga naturvärden i denna skogstyp. Tall- och barrblandskogar med naturskogskaraktär och spår av bränder har ofta höga biologiska värden och bör skyddas. På vedflamlavens bål kan den sällsynta spiklaven/parasiten </w:t>
+      </w:r>
+      <w:r>
+        <w:rPr>
+          <w:i/>
+        </w:rPr>
+        <w:t>Calicium ramboldiicola</w:t>
+      </w:r>
+      <w:r>
+        <w:t xml:space="preserve"> (VU) påträffas (SLU Artdatabanken, 2026).</w:t>
+      </w:r>
+    </w:p>
+    <w:p>
+      <w:r>
+        <w:rPr>
+          <w:b/>
+        </w:rPr>
+        <w:t>Violettgrå tagellav (NT)</w:t>
+      </w:r>
+      <w:r>
+        <w:t xml:space="preserve"> växer nästan uteslutande i gamla olikåldriga barrnaturskogar med lång skoglig kontinuitet och är en utmärkt signal på skog med höga naturvärden. Slutavverkning av tidigare aldrig slutavverkad skog (kontinuitetsskog) är det största hotet. Biotopen nyskapas i begränsad omfattning och barrskog äldre än 160 år, där den violettgrå tagellaven huvudsakligen påträffas har minskat med 50% de senaste 50 åren. Lågproduktiv skogsmark där laven förekommer bör undantas från skogsbruk och rika förekomster i äldre granskog bör skyddas. Arten är känslig för uttorkning och det är väsentligt att tillräckligt stora bestånd avsätts. Violettgrå tagellav är typisk art för </w:t>
       </w:r>
       <w:r>
         <w:rPr>
@@ -498,7 +705,18 @@
         <w:t>9010 Taiga</w:t>
       </w:r>
       <w:r>
-        <w:t xml:space="preserve"> (SLU Artdatabanken, 2024).</w:t>
+        <w:t xml:space="preserve"> (SLU Artdatabanken, 2024; Nitare &amp; Skogsstyrelsen, 2019).</w:t>
+      </w:r>
+    </w:p>
+    <w:p>
+      <w:r>
+        <w:rPr>
+          <w:b/>
+        </w:rPr>
+        <w:t>Vitgrynig nållav (NT)</w:t>
+      </w:r>
+      <w:r>
+        <w:t xml:space="preserve"> växer nästan uteslutande på bark av gamla, senvuxna granar i skuggiga lägen med hög och jämn luftfuktighet. Den vanligaste naturtypen för arten är kontinuitetsskogar på frisk mark men den finns också i sumpgranskogar. På lång sikt utgör avverkningar av olikåldriga granskogar av naturskogskaraktär ett allvarligt hot mot arten och skogsbruksåtgärder på eller i närheten av växtplatserna bör undvikas. Naturskogsartade, fuktiga granskogar med förekomster av arten signalerar höga biologiska värden och bör bevaras (SLU Artdatabanken, 2024; Nitare &amp; Skogsstyrelsen, 2019).</w:t>
       </w:r>
     </w:p>
     <w:p>
@@ -544,120 +762,6 @@
         <w:rPr>
           <w:b/>
         </w:rPr>
-        <w:t>Lunglav (NT)</w:t>
-      </w:r>
-      <w:r>
-        <w:t xml:space="preserve"> är en av vårt lands främsta signalarter som överallt indikerar gamla lövträd, skogsbestånd med höga naturvärden och ekosystem med långskoglig kontinuitet. Lokalt kan förekomsten vara mycket riklig men den hittas nästan enbart i gamla och ej slutavverkade skogar. Artens samtliga förekomster bör uppmärksammas från naturvårdssynpunkt, då många lokaler även hyser andra ovanliga och rödlistade arter. Rikliga förekomster bör skyddas med biotopskydd, frivilliga avsättningar eller reservat. På lunglav kan de sällsynta lavparasiterna lunglavshårprick (CR), </w:t>
-      </w:r>
-      <w:r>
-        <w:rPr>
-          <w:i/>
-        </w:rPr>
-        <w:t>Abrothallus diederichii</w:t>
-      </w:r>
-      <w:r>
-        <w:t xml:space="preserve"> (VU), </w:t>
-      </w:r>
-      <w:r>
-        <w:rPr>
-          <w:i/>
-        </w:rPr>
-        <w:t>Abrothallus lobariae</w:t>
-      </w:r>
-      <w:r>
-        <w:t xml:space="preserve"> (VU), </w:t>
-      </w:r>
-      <w:r>
-        <w:rPr>
-          <w:i/>
-        </w:rPr>
-        <w:t>Calycina lobariae</w:t>
-      </w:r>
-      <w:r>
-        <w:t xml:space="preserve"> (VU), lunglavsknapp (VU) och skrovelmössing (VU) påträffas. Lunglav är typisk art för </w:t>
-      </w:r>
-      <w:r>
-        <w:rPr>
-          <w:i/>
-        </w:rPr>
-        <w:t>9010 Taiga, 9020 Nordlig ädellövskog, 9110 Näringsfattig bokskog, 9130 Näringsrik bokskog, 9160 Näringsrik ekskog, 9180 Ädellövskog i branter, 9190 Näringsfattig ekskog, 9070 Trädklädd betesmark, 9040 Fjällbjörkskog</w:t>
-      </w:r>
-      <w:r>
-        <w:t xml:space="preserve"> och</w:t>
-      </w:r>
-      <w:r>
-        <w:rPr>
-          <w:i/>
-        </w:rPr>
-        <w:t xml:space="preserve"> 6530 Lövängar</w:t>
-      </w:r>
-      <w:r>
-        <w:t xml:space="preserve"> (SLU Artdatabanken, 2026; Nitare &amp; Skogsstyrelsen, 2019).</w:t>
-      </w:r>
-    </w:p>
-    <w:p>
-      <w:r>
-        <w:rPr>
-          <w:b/>
-        </w:rPr>
-        <w:t>Mörk kolflarnlav (NT)</w:t>
-      </w:r>
-      <w:r>
-        <w:t xml:space="preserve"> är brandberoende och växer nästan uteslutande på kolad hård kärnved av tall. Arten förekommer främst i glesa, öppna tall- och blandbarrskogar av naturskogskaraktär och etableringen verkar ske sent efter brand, kanske först efter 100–300 år. Mörk kolflarnlav indikerar skog med höga naturvärden och vanligast är att den påträffas på rester av nedbrunna torrakor och högstubbar och lågstubbar som är så grova att hela innandömet är urbränt. Tall- och blandbarrskogar av naturskogskaraktär med spår av återkommande bränder hyser höga biologiska värden och bör skyddas (SLU Artdatabanken, 2024).</w:t>
-      </w:r>
-    </w:p>
-    <w:p>
-      <w:r>
-        <w:rPr>
-          <w:b/>
-        </w:rPr>
-        <w:t>Skrovellav (NT)</w:t>
-      </w:r>
-      <w:r>
-        <w:t xml:space="preserve"> växer på gamla lövträd och på klippor i gamla skogar med hög och jämn luftfuktighet. Slutavverkning av kontinuitetsskog utgör det största hotet och lavens fortsatta förekomst bör säkerställas genom att lokaler med äldre skog skyddas. I områden med mycket hög luftfuktighet kan man på bålen av skrovellav finna de sällsynta parasitsvamparna skrovellavsknapp (EN), </w:t>
-      </w:r>
-      <w:r>
-        <w:rPr>
-          <w:i/>
-        </w:rPr>
-        <w:t>Catillaria lobariicola</w:t>
-      </w:r>
-      <w:r>
-        <w:t xml:space="preserve"> (VU) och </w:t>
-      </w:r>
-      <w:r>
-        <w:rPr>
-          <w:i/>
-        </w:rPr>
-        <w:t>Merismatium lobariae</w:t>
-      </w:r>
-      <w:r>
-        <w:t xml:space="preserve"> (DD). Skrovellav är typisk art för </w:t>
-      </w:r>
-      <w:r>
-        <w:rPr>
-          <w:i/>
-        </w:rPr>
-        <w:t xml:space="preserve">9010 Taiga, 9020 Nordlig ädellövskog, 9040 Fjällbjörkskog, 9070 Trädklädd betesmark, 9160 Näringsrik ekskog, 9180 Ädellövskog i branter, 9190 Näringsfattig ekskog, 8210 Kalkbranter </w:t>
-      </w:r>
-      <w:r>
-        <w:t xml:space="preserve">och </w:t>
-      </w:r>
-      <w:r>
-        <w:rPr>
-          <w:i/>
-        </w:rPr>
-        <w:t>6530 Lövängar</w:t>
-      </w:r>
-      <w:r>
-        <w:t xml:space="preserve"> (SLU Artdatabanken, 2026; Nitare &amp; Skogsstyrelsen, 2019).</w:t>
-      </w:r>
-    </w:p>
-    <w:p>
-      <w:r>
-        <w:rPr>
-          <w:b/>
-        </w:rPr>
         <w:t>Stuplav</w:t>
       </w:r>
       <w:r>
@@ -714,10 +818,10 @@
         <w:rPr>
           <w:b/>
         </w:rPr>
-        <w:t xml:space="preserve">Tallticka (NT) </w:t>
-      </w:r>
-      <w:r>
-        <w:t xml:space="preserve">uppträder först på tallar som är 100–150 år gamla men är vanligast på träd som är runt 150–200 år eller äldre. I skogslandskapet är den främst knuten till tallnaturskogar och restbiotoper med biologiskt gamla träd och signalerar vanligtvis skyddsvärda tallbestånd med höga naturvärden. Tallticka är typisk art för </w:t>
+        <w:t xml:space="preserve">Vedticka </w:t>
+      </w:r>
+      <w:r>
+        <w:t xml:space="preserve">är en bra signalart söder om den naturliga norrlandsgränsen. Den är huvudsakligen knuten till äldre barrskogar där det föreligger långvarig kontinuitet av död barrved. Vedticka är typisk art för </w:t>
       </w:r>
       <w:r>
         <w:rPr>
@@ -726,154 +830,7 @@
         <w:t xml:space="preserve">9010 Taiga </w:t>
       </w:r>
       <w:r>
-        <w:t xml:space="preserve">och </w:t>
-      </w:r>
-      <w:r>
-        <w:rPr>
-          <w:i/>
-        </w:rPr>
-        <w:t>9060 Åsbarrskog</w:t>
-      </w:r>
-      <w:r>
-        <w:t xml:space="preserve"> (SLU Artdatabanken, 2023; Nitare &amp; Skogsstyrelsen, 2019).</w:t>
-      </w:r>
-    </w:p>
-    <w:p>
-      <w:r>
-        <w:rPr>
-          <w:b/>
-        </w:rPr>
-        <w:t>Ullticka (NT)</w:t>
-      </w:r>
-      <w:r>
-        <w:t xml:space="preserve"> är knuten till restbestånd av barrnaturskog och förekommer med ett tydligt optimum i orörda eller måttligt påverkade gamla granskogar där det föreligger viss kontinuitet av grov död ved. Ullticka är en bra signalart inom hela sitt utbredningsområde och i södra Sverige är den sällsynt och en god signalart för skyddsvärda granskogsmiljöer. Den hotas av avverkning och fragmentering av naturskog och äldre granskog med lång trädkontinuitet. På ullticka kan ibland ulltickeporing (VU) påträffas - det är en sällsynt ticka som nyligen delats upp i de tre olika arterna ulltickeporing </w:t>
-      </w:r>
-      <w:r>
-        <w:rPr>
-          <w:i/>
-        </w:rPr>
-        <w:t xml:space="preserve">Skeletocutis brevispora </w:t>
-      </w:r>
-      <w:r>
-        <w:t>(VU)</w:t>
-      </w:r>
-      <w:r>
-        <w:rPr>
-          <w:i/>
-        </w:rPr>
-        <w:t>, Skeletocutis delicata</w:t>
-      </w:r>
-      <w:r>
-        <w:t xml:space="preserve"> (VU)</w:t>
-      </w:r>
-      <w:r>
-        <w:rPr>
-          <w:i/>
-        </w:rPr>
-        <w:t xml:space="preserve"> och Skeletocutis exilis</w:t>
-      </w:r>
-      <w:r>
-        <w:t xml:space="preserve"> (NT). Ullticka är typisk art för </w:t>
-      </w:r>
-      <w:r>
-        <w:rPr>
-          <w:i/>
-        </w:rPr>
-        <w:t xml:space="preserve">9010 Taiga, 9050 Näringsrik granskog </w:t>
-      </w:r>
-      <w:r>
-        <w:t xml:space="preserve">och </w:t>
-      </w:r>
-      <w:r>
-        <w:rPr>
-          <w:i/>
-        </w:rPr>
-        <w:t>9030 Landhöjningsskog</w:t>
-      </w:r>
-      <w:r>
-        <w:t xml:space="preserve"> (SLU Artdatabanken, 2026; Nitare &amp; Skogsstyrelsen, 2019; Miettinen &amp; Niemelä, 2018).</w:t>
-      </w:r>
-    </w:p>
-    <w:p>
-      <w:r>
-        <w:rPr>
-          <w:b/>
-        </w:rPr>
-        <w:t xml:space="preserve">Vaddporing (NT) </w:t>
-      </w:r>
-      <w:r>
-        <w:t>är en brunrötande vednedbrytare som hittas på undersidan av liggande murken tallved i olika former. Substratet utgörs framför allt av den typ av hård, kådimpregnerad och ofta kolad tallved som skapas i brandpräglad skog. Vedtypen nybildas i mycket liten omfattning och det är sannolikt att arten upplever en utdöendeskuld. För att garantera artens fortlevnad bör man både säkra att artens växtplatser hålls intakta samt att långsiktigt säkerställa att ny ved tillkommer, allra helst i omedelbar anslutning till artens växtplatser. Skoglig gallring och annat uttag av virke innebär ett hot mot arten (SLU Artdatabanken, 2024).</w:t>
-      </w:r>
-    </w:p>
-    <w:p>
-      <w:r>
-        <w:rPr>
-          <w:b/>
-        </w:rPr>
-        <w:t>Vedflamlav (NT)</w:t>
-      </w:r>
-      <w:r>
-        <w:t xml:space="preserve"> växer på gammal hård och torr, exponerad kärnved av tall, främst på högstubbar i ljusöppna lägen, t.ex. vid och på myrar, sjökanter, i glesa hällmarkskogar och i brandpräglade tallnaturskogar. Substratet nyskapas i begränsad omfattning och arten är en utmärkt indikator på höga naturvärden i denna skogstyp. Tall- och barrblandskogar med naturskogskaraktär och spår av bränder har ofta höga biologiska värden och bör skyddas. På vedflamlavens bål kan den sällsynta spiklaven/parasiten </w:t>
-      </w:r>
-      <w:r>
-        <w:rPr>
-          <w:i/>
-        </w:rPr>
-        <w:t>Calicium ramboldiicola</w:t>
-      </w:r>
-      <w:r>
-        <w:t xml:space="preserve"> (VU) påträffas (SLU Artdatabanken, 2026).</w:t>
-      </w:r>
-    </w:p>
-    <w:p>
-      <w:r>
-        <w:rPr>
-          <w:b/>
-        </w:rPr>
-        <w:t xml:space="preserve">Vedticka </w:t>
-      </w:r>
-      <w:r>
-        <w:t xml:space="preserve">är en bra signalart söder om den naturliga norrlandsgränsen. Den är huvudsakligen knuten till äldre barrskogar där det föreligger långvarig kontinuitet av död barrved. Vedticka är typisk art för </w:t>
-      </w:r>
-      <w:r>
-        <w:rPr>
-          <w:i/>
-        </w:rPr>
-        <w:t xml:space="preserve">9010 Taiga </w:t>
-      </w:r>
-      <w:r>
         <w:t>(Nitare &amp; Skogsstyrelsen, 2019; SLU Artdatabanken, 2025).</w:t>
-      </w:r>
-    </w:p>
-    <w:p>
-      <w:r>
-        <w:rPr>
-          <w:b/>
-        </w:rPr>
-        <w:t>Violettgrå tagellav (NT)</w:t>
-      </w:r>
-      <w:r>
-        <w:t xml:space="preserve"> växer nästan uteslutande i gamla olikåldriga barrnaturskogar med lång skoglig kontinuitet och är en utmärkt signal på skog med höga naturvärden. Slutavverkning av tidigare aldrig slutavverkad skog (kontinuitetsskog) är det största hotet. Biotopen nyskapas i begränsad omfattning och barrskog äldre än 160 år, där den violettgrå tagellaven huvudsakligen påträffas har minskat med 50% de senaste 50 åren. Lågproduktiv skogsmark där laven förekommer bör undantas från skogsbruk och rika förekomster i äldre granskog bör skyddas. Arten är känslig för uttorkning och det är väsentligt att tillräckligt stora bestånd avsätts. Violettgrå tagellav är typisk art för </w:t>
-      </w:r>
-      <w:r>
-        <w:rPr>
-          <w:i/>
-        </w:rPr>
-        <w:t>9010 Taiga</w:t>
-      </w:r>
-      <w:r>
-        <w:t xml:space="preserve"> (SLU Artdatabanken, 2024; Nitare &amp; Skogsstyrelsen, 2019).</w:t>
-      </w:r>
-    </w:p>
-    <w:p>
-      <w:r>
-        <w:rPr>
-          <w:b/>
-        </w:rPr>
-        <w:t>Vitgrynig nållav (NT)</w:t>
-      </w:r>
-      <w:r>
-        <w:t xml:space="preserve"> växer nästan uteslutande på bark av gamla, senvuxna granar i skuggiga lägen med hög och jämn luftfuktighet. Den vanligaste naturtypen för arten är kontinuitetsskogar på frisk mark men den finns också i sumpgranskogar. På lång sikt utgör avverkningar av olikåldriga granskogar av naturskogskaraktär ett allvarligt hot mot arten och skogsbruksåtgärder på eller i närheten av växtplatserna bör undvikas. Naturskogsartade, fuktiga granskogar med förekomster av arten signalerar höga biologiska värden och bör bevaras (SLU Artdatabanken, 2024; Nitare &amp; Skogsstyrelsen, 2019).</w:t>
       </w:r>
     </w:p>
     <w:p>
@@ -1765,7 +1722,7 @@
     <w:r>
       <w:tab/>
       <w:tab/>
-      <w:t>2026-06-20</w:t>
+      <w:t>2026-06-21</w:t>
       <w:br/>
       <w:br/>
     </w:r>

--- a/klagomål/A 52457-2025 FSC-klagomål.docx
+++ b/klagomål/A 52457-2025 FSC-klagomål.docx
@@ -1722,7 +1722,7 @@
     <w:r>
       <w:tab/>
       <w:tab/>
-      <w:t>2026-06-21</w:t>
+      <w:t>2026-06-22</w:t>
       <w:br/>
       <w:br/>
     </w:r>

--- a/klagomål/A 52457-2025 FSC-klagomål.docx
+++ b/klagomål/A 52457-2025 FSC-klagomål.docx
@@ -1722,7 +1722,7 @@
     <w:r>
       <w:tab/>
       <w:tab/>
-      <w:t>2026-06-22</w:t>
+      <w:t>2026-06-23</w:t>
       <w:br/>
       <w:br/>
     </w:r>

--- a/klagomål/A 52457-2025 FSC-klagomål.docx
+++ b/klagomål/A 52457-2025 FSC-klagomål.docx
@@ -1722,7 +1722,7 @@
     <w:r>
       <w:tab/>
       <w:tab/>
-      <w:t>2026-06-23</w:t>
+      <w:t>2026-06-24</w:t>
       <w:br/>
       <w:br/>
     </w:r>

--- a/klagomål/A 52457-2025 FSC-klagomål.docx
+++ b/klagomål/A 52457-2025 FSC-klagomål.docx
@@ -1722,7 +1722,7 @@
     <w:r>
       <w:tab/>
       <w:tab/>
-      <w:t>2026-06-24</w:t>
+      <w:t>2026-06-25</w:t>
       <w:br/>
       <w:br/>
     </w:r>

--- a/klagomål/A 52457-2025 FSC-klagomål.docx
+++ b/klagomål/A 52457-2025 FSC-klagomål.docx
@@ -1722,7 +1722,7 @@
     <w:r>
       <w:tab/>
       <w:tab/>
-      <w:t>2026-06-25</w:t>
+      <w:t>2026-06-26</w:t>
       <w:br/>
       <w:br/>
     </w:r>

--- a/klagomål/A 52457-2025 FSC-klagomål.docx
+++ b/klagomål/A 52457-2025 FSC-klagomål.docx
@@ -1722,7 +1722,7 @@
     <w:r>
       <w:tab/>
       <w:tab/>
-      <w:t>2026-06-26</w:t>
+      <w:t>2026-06-27</w:t>
       <w:br/>
       <w:br/>
     </w:r>

--- a/klagomål/A 52457-2025 FSC-klagomål.docx
+++ b/klagomål/A 52457-2025 FSC-klagomål.docx
@@ -1722,7 +1722,7 @@
     <w:r>
       <w:tab/>
       <w:tab/>
-      <w:t>2026-06-27</w:t>
+      <w:t>2026-06-28</w:t>
       <w:br/>
       <w:br/>
     </w:r>

--- a/klagomål/A 52457-2025 FSC-klagomål.docx
+++ b/klagomål/A 52457-2025 FSC-klagomål.docx
@@ -1722,7 +1722,7 @@
     <w:r>
       <w:tab/>
       <w:tab/>
-      <w:t>2026-06-28</w:t>
+      <w:t>2026-06-29</w:t>
       <w:br/>
       <w:br/>
     </w:r>

--- a/klagomål/A 52457-2025 FSC-klagomål.docx
+++ b/klagomål/A 52457-2025 FSC-klagomål.docx
@@ -1722,7 +1722,7 @@
     <w:r>
       <w:tab/>
       <w:tab/>
-      <w:t>2026-06-29</w:t>
+      <w:t>2026-06-30</w:t>
       <w:br/>
       <w:br/>
     </w:r>

--- a/klagomål/A 52457-2025 FSC-klagomål.docx
+++ b/klagomål/A 52457-2025 FSC-klagomål.docx
@@ -1722,7 +1722,7 @@
     <w:r>
       <w:tab/>
       <w:tab/>
-      <w:t>2026-06-30</w:t>
+      <w:t>2026-07-01</w:t>
       <w:br/>
       <w:br/>
     </w:r>

--- a/klagomål/A 52457-2025 FSC-klagomål.docx
+++ b/klagomål/A 52457-2025 FSC-klagomål.docx
@@ -1722,7 +1722,7 @@
     <w:r>
       <w:tab/>
       <w:tab/>
-      <w:t>2026-07-01</w:t>
+      <w:t>2026-07-02</w:t>
       <w:br/>
       <w:br/>
     </w:r>

--- a/klagomål/A 52457-2025 FSC-klagomål.docx
+++ b/klagomål/A 52457-2025 FSC-klagomål.docx
@@ -1722,7 +1722,7 @@
     <w:r>
       <w:tab/>
       <w:tab/>
-      <w:t>2026-07-13</w:t>
+      <w:t>2026-07-14</w:t>
       <w:br/>
       <w:br/>
     </w:r>

--- a/klagomål/A 52457-2025 FSC-klagomål.docx
+++ b/klagomål/A 52457-2025 FSC-klagomål.docx
@@ -1722,7 +1722,7 @@
     <w:r>
       <w:tab/>
       <w:tab/>
-      <w:t>2026-07-14</w:t>
+      <w:t>2026-07-15</w:t>
       <w:br/>
       <w:br/>
     </w:r>

--- a/klagomål/A 52457-2025 FSC-klagomål.docx
+++ b/klagomål/A 52457-2025 FSC-klagomål.docx
@@ -1722,7 +1722,7 @@
     <w:r>
       <w:tab/>
       <w:tab/>
-      <w:t>2026-07-15</w:t>
+      <w:t>2026-07-16</w:t>
       <w:br/>
       <w:br/>
     </w:r>

--- a/klagomål/A 52457-2025 FSC-klagomål.docx
+++ b/klagomål/A 52457-2025 FSC-klagomål.docx
@@ -1722,7 +1722,7 @@
     <w:r>
       <w:tab/>
       <w:tab/>
-      <w:t>2026-07-16</w:t>
+      <w:t>2026-07-17</w:t>
       <w:br/>
       <w:br/>
     </w:r>

--- a/klagomål/A 52457-2025 FSC-klagomål.docx
+++ b/klagomål/A 52457-2025 FSC-klagomål.docx
@@ -1722,7 +1722,7 @@
     <w:r>
       <w:tab/>
       <w:tab/>
-      <w:t>2026-07-17</w:t>
+      <w:t>2026-07-18</w:t>
       <w:br/>
       <w:br/>
     </w:r>

--- a/klagomål/A 52457-2025 FSC-klagomål.docx
+++ b/klagomål/A 52457-2025 FSC-klagomål.docx
@@ -1722,7 +1722,7 @@
     <w:r>
       <w:tab/>
       <w:tab/>
-      <w:t>2026-07-18</w:t>
+      <w:t>2026-07-19</w:t>
       <w:br/>
       <w:br/>
     </w:r>

--- a/klagomål/A 52457-2025 FSC-klagomål.docx
+++ b/klagomål/A 52457-2025 FSC-klagomål.docx
@@ -1722,7 +1722,7 @@
     <w:r>
       <w:tab/>
       <w:tab/>
-      <w:t>2026-07-19</w:t>
+      <w:t>2026-07-20</w:t>
       <w:br/>
       <w:br/>
     </w:r>

--- a/klagomål/A 52457-2025 FSC-klagomål.docx
+++ b/klagomål/A 52457-2025 FSC-klagomål.docx
@@ -1722,7 +1722,7 @@
     <w:r>
       <w:tab/>
       <w:tab/>
-      <w:t>2026-07-20</w:t>
+      <w:t>2026-07-21</w:t>
       <w:br/>
       <w:br/>
     </w:r>

--- a/klagomål/A 52457-2025 FSC-klagomål.docx
+++ b/klagomål/A 52457-2025 FSC-klagomål.docx
@@ -1722,7 +1722,7 @@
     <w:r>
       <w:tab/>
       <w:tab/>
-      <w:t>2026-07-21</w:t>
+      <w:t>2026-07-22</w:t>
       <w:br/>
       <w:br/>
     </w:r>

--- a/klagomål/A 52457-2025 FSC-klagomål.docx
+++ b/klagomål/A 52457-2025 FSC-klagomål.docx
@@ -1722,7 +1722,7 @@
     <w:r>
       <w:tab/>
       <w:tab/>
-      <w:t>2026-07-22</w:t>
+      <w:t>2026-07-23</w:t>
       <w:br/>
       <w:br/>
     </w:r>

--- a/klagomål/A 52457-2025 FSC-klagomål.docx
+++ b/klagomål/A 52457-2025 FSC-klagomål.docx
@@ -1722,7 +1722,7 @@
     <w:r>
       <w:tab/>
       <w:tab/>
-      <w:t>2026-07-23</w:t>
+      <w:t>2026-07-24</w:t>
       <w:br/>
       <w:br/>
     </w:r>

--- a/klagomål/A 52457-2025 FSC-klagomål.docx
+++ b/klagomål/A 52457-2025 FSC-klagomål.docx
@@ -1722,7 +1722,7 @@
     <w:r>
       <w:tab/>
       <w:tab/>
-      <w:t>2026-07-24</w:t>
+      <w:t>2026-07-25</w:t>
       <w:br/>
       <w:br/>
     </w:r>

--- a/klagomål/A 52457-2025 FSC-klagomål.docx
+++ b/klagomål/A 52457-2025 FSC-klagomål.docx
@@ -1722,7 +1722,7 @@
     <w:r>
       <w:tab/>
       <w:tab/>
-      <w:t>2026-07-25</w:t>
+      <w:t>2026-07-26</w:t>
       <w:br/>
       <w:br/>
     </w:r>

--- a/klagomål/A 52457-2025 FSC-klagomål.docx
+++ b/klagomål/A 52457-2025 FSC-klagomål.docx
@@ -1722,7 +1722,7 @@
     <w:r>
       <w:tab/>
       <w:tab/>
-      <w:t>2026-07-26</w:t>
+      <w:t>2026-07-27</w:t>
       <w:br/>
       <w:br/>
     </w:r>

--- a/klagomål/A 52457-2025 FSC-klagomål.docx
+++ b/klagomål/A 52457-2025 FSC-klagomål.docx
@@ -1722,7 +1722,7 @@
     <w:r>
       <w:tab/>
       <w:tab/>
-      <w:t>2026-07-27</w:t>
+      <w:t>2026-07-28</w:t>
       <w:br/>
       <w:br/>
     </w:r>

--- a/klagomål/A 52457-2025 FSC-klagomål.docx
+++ b/klagomål/A 52457-2025 FSC-klagomål.docx
@@ -1722,7 +1722,7 @@
     <w:r>
       <w:tab/>
       <w:tab/>
-      <w:t>2026-07-28</w:t>
+      <w:t>2026-07-29</w:t>
       <w:br/>
       <w:br/>
     </w:r>

--- a/klagomål/A 52457-2025 FSC-klagomål.docx
+++ b/klagomål/A 52457-2025 FSC-klagomål.docx
@@ -1722,7 +1722,7 @@
     <w:r>
       <w:tab/>
       <w:tab/>
-      <w:t>2026-07-29</w:t>
+      <w:t>2026-07-30</w:t>
       <w:br/>
       <w:br/>
     </w:r>

--- a/klagomål/A 52457-2025 FSC-klagomål.docx
+++ b/klagomål/A 52457-2025 FSC-klagomål.docx
@@ -1722,7 +1722,7 @@
     <w:r>
       <w:tab/>
       <w:tab/>
-      <w:t>2026-07-30</w:t>
+      <w:t>2026-07-31</w:t>
       <w:br/>
       <w:br/>
     </w:r>

--- a/klagomål/A 52457-2025 FSC-klagomål.docx
+++ b/klagomål/A 52457-2025 FSC-klagomål.docx
@@ -1722,7 +1722,7 @@
     <w:r>
       <w:tab/>
       <w:tab/>
-      <w:t>2026-07-31</w:t>
+      <w:t>2026-08-01</w:t>
       <w:br/>
       <w:br/>
     </w:r>

--- a/klagomål/A 52457-2025 FSC-klagomål.docx
+++ b/klagomål/A 52457-2025 FSC-klagomål.docx
@@ -1722,7 +1722,7 @@
     <w:r>
       <w:tab/>
       <w:tab/>
-      <w:t>2026-08-01</w:t>
+      <w:t>2026-08-02</w:t>
       <w:br/>
       <w:br/>
     </w:r>

--- a/klagomål/A 52457-2025 FSC-klagomål.docx
+++ b/klagomål/A 52457-2025 FSC-klagomål.docx
@@ -1722,7 +1722,7 @@
     <w:r>
       <w:tab/>
       <w:tab/>
-      <w:t>2026-08-02</w:t>
+      <w:t>2026-08-03</w:t>
       <w:br/>
       <w:br/>
     </w:r>

--- a/klagomål/A 52457-2025 FSC-klagomål.docx
+++ b/klagomål/A 52457-2025 FSC-klagomål.docx
@@ -1722,7 +1722,7 @@
     <w:r>
       <w:tab/>
       <w:tab/>
-      <w:t>2026-08-03</w:t>
+      <w:t>2026-08-05</w:t>
       <w:br/>
       <w:br/>
     </w:r>

--- a/klagomål/A 52457-2025 FSC-klagomål.docx
+++ b/klagomål/A 52457-2025 FSC-klagomål.docx
@@ -1722,7 +1722,7 @@
     <w:r>
       <w:tab/>
       <w:tab/>
-      <w:t>2026-08-05</w:t>
+      <w:t>2026-08-07</w:t>
       <w:br/>
       <w:br/>
     </w:r>

--- a/klagomål/A 52457-2025 FSC-klagomål.docx
+++ b/klagomål/A 52457-2025 FSC-klagomål.docx
@@ -1722,7 +1722,7 @@
     <w:r>
       <w:tab/>
       <w:tab/>
-      <w:t>2026-08-07</w:t>
+      <w:t>2026-08-08</w:t>
       <w:br/>
       <w:br/>
     </w:r>

--- a/klagomål/A 52457-2025 FSC-klagomål.docx
+++ b/klagomål/A 52457-2025 FSC-klagomål.docx
@@ -216,7 +216,7 @@
         <w:spacing w:after="240"/>
       </w:pPr>
       <w:r>
-        <w:t>Figur 1. Fyndplatser för naturvårdsarter i och inom 25 meter från avverkningsanmälan. Markörer utan svart kant är placerade på fyndplatsen. Markörer med svart kant är placerade vid sidan av fyndplatsen har ett svart streck som visar fyndplatsens exakta position. Kartans mittpunktskoordinat är N 6834154, E 494317 i SWEREF 99 TM.</w:t>
+        <w:t>Figur 1. Fyndplatser för naturvårdsarter i och inom 25 meter från avverkningsanmälan. Markörer utan svart kant är placerade på fyndplatsen. Markörer med svart kant är placerade vid sidan av fyndplatsen och har ett svart streck som visar fyndplatsens exakta position. Kartans mittpunktskoordinat är N 6834154, E 494317 i SWEREF 99 TM.</w:t>
       </w:r>
     </w:p>
     <w:p>
@@ -1722,7 +1722,7 @@
     <w:r>
       <w:tab/>
       <w:tab/>
-      <w:t>2026-08-14</w:t>
+      <w:t>2026-08-15</w:t>
       <w:br/>
       <w:br/>
     </w:r>

--- a/klagomål/A 52457-2025 FSC-klagomål.docx
+++ b/klagomål/A 52457-2025 FSC-klagomål.docx
@@ -1722,7 +1722,7 @@
     <w:r>
       <w:tab/>
       <w:tab/>
-      <w:t>2026-08-15</w:t>
+      <w:t>2026-08-16</w:t>
       <w:br/>
       <w:br/>
     </w:r>

--- a/klagomål/A 52457-2025 FSC-klagomål.docx
+++ b/klagomål/A 52457-2025 FSC-klagomål.docx
@@ -1722,7 +1722,7 @@
     <w:r>
       <w:tab/>
       <w:tab/>
-      <w:t>2026-08-16</w:t>
+      <w:t>2026-08-17</w:t>
       <w:br/>
       <w:br/>
     </w:r>

--- a/klagomål/A 52457-2025 FSC-klagomål.docx
+++ b/klagomål/A 52457-2025 FSC-klagomål.docx
@@ -1722,7 +1722,7 @@
     <w:r>
       <w:tab/>
       <w:tab/>
-      <w:t>2026-08-17</w:t>
+      <w:t>2026-08-18</w:t>
       <w:br/>
       <w:br/>
     </w:r>

--- a/klagomål/A 52457-2025 FSC-klagomål.docx
+++ b/klagomål/A 52457-2025 FSC-klagomål.docx
@@ -1722,7 +1722,7 @@
     <w:r>
       <w:tab/>
       <w:tab/>
-      <w:t>2026-08-18</w:t>
+      <w:t>2026-08-19</w:t>
       <w:br/>
       <w:br/>
     </w:r>

--- a/klagomål/A 52457-2025 FSC-klagomål.docx
+++ b/klagomål/A 52457-2025 FSC-klagomål.docx
@@ -1722,7 +1722,7 @@
     <w:r>
       <w:tab/>
       <w:tab/>
-      <w:t>2026-08-19</w:t>
+      <w:t>2026-08-20</w:t>
       <w:br/>
       <w:br/>
     </w:r>

--- a/klagomål/A 52457-2025 FSC-klagomål.docx
+++ b/klagomål/A 52457-2025 FSC-klagomål.docx
@@ -1722,7 +1722,7 @@
     <w:r>
       <w:tab/>
       <w:tab/>
-      <w:t>2026-08-20</w:t>
+      <w:t>2026-08-21</w:t>
       <w:br/>
       <w:br/>
     </w:r>

--- a/klagomål/A 52457-2025 FSC-klagomål.docx
+++ b/klagomål/A 52457-2025 FSC-klagomål.docx
@@ -1722,7 +1722,7 @@
     <w:r>
       <w:tab/>
       <w:tab/>
-      <w:t>2026-08-21</w:t>
+      <w:t>2026-08-22</w:t>
       <w:br/>
       <w:br/>
     </w:r>
